--- a/aggregates-groupby-notes.docx
+++ b/aggregates-groupby-notes.docx
@@ -45,25 +45,7 @@
           <w:iCs/>
           <w:color w:val="5A5A60"/>
         </w:rPr>
-        <w:t xml:space="preserve">  </w:t>
-      </w:r>
-      <w:proofErr w:type="gramStart"/>
-      <w:r>
-        <w:rPr>
-          <w:i/>
-          <w:iCs/>
-          <w:color w:val="5A5A60"/>
-        </w:rPr>
-        <w:t>·  #</w:t>
-      </w:r>
-      <w:proofErr w:type="gramEnd"/>
-      <w:r>
-        <w:rPr>
-          <w:i/>
-          <w:iCs/>
-          <w:color w:val="5A5A60"/>
-        </w:rPr>
-        <w:t>Day8 #GROUPBY #Aggregates #PostgreSQL</w:t>
+        <w:t xml:space="preserve">   #GROUPBY #Aggregates #PostgreSQL</w:t>
       </w:r>
     </w:p>
     <w:p>
@@ -85,7 +67,10 @@
         <w:spacing w:after="100"/>
       </w:pPr>
       <w:r>
-        <w:t>2. Today's Agenda</w:t>
+        <w:t>1</w:t>
+      </w:r>
+      <w:r>
+        <w:t>. Your SQL Journey</w:t>
       </w:r>
     </w:p>
     <w:p>
@@ -93,7 +78,10 @@
         <w:spacing w:after="100"/>
       </w:pPr>
       <w:r>
-        <w:t>3. Your SQL Journey</w:t>
+        <w:t>2</w:t>
+      </w:r>
+      <w:r>
+        <w:t>. Recap — Memory Check</w:t>
       </w:r>
     </w:p>
     <w:p>
@@ -101,7 +89,10 @@
         <w:spacing w:after="100"/>
       </w:pPr>
       <w:r>
-        <w:t>4. Recap — Memory Check</w:t>
+        <w:t>3</w:t>
+      </w:r>
+      <w:r>
+        <w:t>. Story: The Principal's Impossible Request</w:t>
       </w:r>
     </w:p>
     <w:p>
@@ -109,7 +100,10 @@
         <w:spacing w:after="100"/>
       </w:pPr>
       <w:r>
-        <w:t>5. Story: The Principal's Impossible Request</w:t>
+        <w:t>4</w:t>
+      </w:r>
+      <w:r>
+        <w:t>. Reveal: From Story to SQL</w:t>
       </w:r>
     </w:p>
     <w:p>
@@ -117,7 +111,10 @@
         <w:spacing w:after="100"/>
       </w:pPr>
       <w:r>
-        <w:t>6. Reveal: From Story to SQL</w:t>
+        <w:t>5</w:t>
+      </w:r>
+      <w:r>
+        <w:t>. Part 1 — Aggregate Functions</w:t>
       </w:r>
     </w:p>
     <w:p>
@@ -125,7 +122,10 @@
         <w:spacing w:after="100"/>
       </w:pPr>
       <w:r>
-        <w:t>7. Part 1 — Aggregate Functions</w:t>
+        <w:t>6</w:t>
+      </w:r>
+      <w:r>
+        <w:t>. Part 2 — GROUP BY &amp; HAVING</w:t>
       </w:r>
     </w:p>
     <w:p>
@@ -133,7 +133,10 @@
         <w:spacing w:after="100"/>
       </w:pPr>
       <w:r>
-        <w:t>8. Part 2 — GROUP BY &amp; HAVING</w:t>
+        <w:t>7</w:t>
+      </w:r>
+      <w:r>
+        <w:t>. Part 3 — STRING_AGG</w:t>
       </w:r>
     </w:p>
     <w:p>
@@ -141,7 +144,10 @@
         <w:spacing w:after="100"/>
       </w:pPr>
       <w:r>
-        <w:t>9. Part 3 — STRING_AGG</w:t>
+        <w:t>8</w:t>
+      </w:r>
+      <w:r>
+        <w:t>. Try It Live — Challenges</w:t>
       </w:r>
     </w:p>
     <w:p>
@@ -149,7 +155,10 @@
         <w:spacing w:after="100"/>
       </w:pPr>
       <w:r>
-        <w:t>10. Try It Live — Challenges</w:t>
+        <w:t>9</w:t>
+      </w:r>
+      <w:r>
+        <w:t>. Common Mistakes Gallery</w:t>
       </w:r>
     </w:p>
     <w:p>
@@ -157,7 +166,10 @@
         <w:spacing w:after="100"/>
       </w:pPr>
       <w:r>
-        <w:t>11. Common Mistakes Gallery</w:t>
+        <w:t>10</w:t>
+      </w:r>
+      <w:r>
+        <w:t>. Key Takeaways</w:t>
       </w:r>
     </w:p>
     <w:p>
@@ -165,7 +177,13 @@
         <w:spacing w:after="100"/>
       </w:pPr>
       <w:r>
-        <w:t>12. Key Takeaways</w:t>
+        <w:t>1</w:t>
+      </w:r>
+      <w:r>
+        <w:t>1</w:t>
+      </w:r>
+      <w:r>
+        <w:t>. Full Interview Question Bank</w:t>
       </w:r>
     </w:p>
     <w:p>
@@ -173,7 +191,13 @@
         <w:spacing w:after="100"/>
       </w:pPr>
       <w:r>
-        <w:t>13. Full Interview Question Bank</w:t>
+        <w:t>1</w:t>
+      </w:r>
+      <w:r>
+        <w:t>2</w:t>
+      </w:r>
+      <w:r>
+        <w:t>. Syntax Reference Card</w:t>
       </w:r>
     </w:p>
     <w:p>
@@ -181,7 +205,13 @@
         <w:spacing w:after="100"/>
       </w:pPr>
       <w:r>
-        <w:t>14. Syntax Reference Card</w:t>
+        <w:t>1</w:t>
+      </w:r>
+      <w:r>
+        <w:t>3</w:t>
+      </w:r>
+      <w:r>
+        <w:t>. Challenge / Homework</w:t>
       </w:r>
     </w:p>
     <w:p>
@@ -189,15 +219,13 @@
         <w:spacing w:after="100"/>
       </w:pPr>
       <w:r>
-        <w:t>15. Challenge / Homework</w:t>
+        <w:t>1</w:t>
       </w:r>
-    </w:p>
-    <w:p>
-      <w:pPr>
-        <w:spacing w:after="100"/>
-      </w:pPr>
       <w:r>
-        <w:t>16. Summary &amp; Wrap-up</w:t>
+        <w:t>4</w:t>
+      </w:r>
+      <w:r>
+        <w:t>. Summary &amp; Wrap-up</w:t>
       </w:r>
     </w:p>
     <w:p/>
@@ -346,7 +374,6 @@
         <w:spacing w:before="400" w:after="200"/>
       </w:pPr>
       <w:r>
-        <w:lastRenderedPageBreak/>
         <w:t>Recap</w:t>
       </w:r>
     </w:p>
@@ -371,12 +398,6 @@
         <w:gridCol w:w="10045"/>
       </w:tblGrid>
       <w:tr>
-        <w:tblPrEx>
-          <w:tblCellMar>
-            <w:top w:w="0" w:type="dxa"/>
-            <w:bottom w:w="0" w:type="dxa"/>
-          </w:tblCellMar>
-        </w:tblPrEx>
         <w:tc>
           <w:tcPr>
             <w:tcW w:w="0" w:type="auto"/>
@@ -401,6 +422,7 @@
                 <w:sz w:val="16"/>
                 <w:szCs w:val="16"/>
               </w:rPr>
+              <w:lastRenderedPageBreak/>
               <w:t>RECAP · MEMORY CHECK</w:t>
             </w:r>
           </w:p>
@@ -494,12 +516,6 @@
         <w:gridCol w:w="10045"/>
       </w:tblGrid>
       <w:tr>
-        <w:tblPrEx>
-          <w:tblCellMar>
-            <w:top w:w="0" w:type="dxa"/>
-            <w:bottom w:w="0" w:type="dxa"/>
-          </w:tblCellMar>
-        </w:tblPrEx>
         <w:tc>
           <w:tcPr>
             <w:tcW w:w="0" w:type="auto"/>
@@ -652,11 +668,108 @@
         <w:gridCol w:w="10045"/>
       </w:tblGrid>
       <w:tr>
+        <w:tc>
+          <w:tcPr>
+            <w:tcW w:w="0" w:type="auto"/>
+            <w:shd w:val="clear" w:color="auto" w:fill="F7F7F8"/>
+            <w:tcMar>
+              <w:top w:w="150" w:type="dxa"/>
+              <w:left w:w="200" w:type="dxa"/>
+              <w:bottom w:w="150" w:type="dxa"/>
+              <w:right w:w="200" w:type="dxa"/>
+            </w:tcMar>
+          </w:tcPr>
+          <w:p>
+            <w:pPr>
+              <w:spacing w:after="80"/>
+            </w:pPr>
+            <w:r>
+              <w:rPr>
+                <w:b/>
+                <w:bCs/>
+                <w:color w:val="2F9E9E"/>
+                <w:spacing w:val="20"/>
+                <w:sz w:val="16"/>
+                <w:szCs w:val="16"/>
+              </w:rPr>
+              <w:t>REVEAL</w:t>
+            </w:r>
+          </w:p>
+          <w:p>
+            <w:pPr>
+              <w:pStyle w:val="ListParagraph"/>
+              <w:numPr>
+                <w:ilvl w:val="0"/>
+                <w:numId w:val="1"/>
+              </w:numPr>
+              <w:spacing w:after="60"/>
+            </w:pPr>
+            <w:r>
+              <w:t>Students per class → SELECT class, COUNT(*) GROUP BY class</w:t>
+            </w:r>
+          </w:p>
+          <w:p>
+            <w:pPr>
+              <w:pStyle w:val="ListParagraph"/>
+              <w:numPr>
+                <w:ilvl w:val="0"/>
+                <w:numId w:val="1"/>
+              </w:numPr>
+              <w:spacing w:after="60"/>
+            </w:pPr>
+            <w:r>
+              <w:t>Average per subject → SELECT subject, AVG(marks) GROUP BY subject</w:t>
+            </w:r>
+          </w:p>
+          <w:p>
+            <w:pPr>
+              <w:pStyle w:val="ListParagraph"/>
+              <w:numPr>
+                <w:ilvl w:val="0"/>
+                <w:numId w:val="1"/>
+              </w:numPr>
+              <w:spacing w:after="60"/>
+            </w:pPr>
+            <w:r>
+              <w:t>Highest score → SELECT class, MAX(marks) GROUP BY class</w:t>
+            </w:r>
+          </w:p>
+          <w:p>
+            <w:pPr>
+              <w:pStyle w:val="ListParagraph"/>
+              <w:numPr>
+                <w:ilvl w:val="0"/>
+                <w:numId w:val="1"/>
+              </w:numPr>
+              <w:spacing w:after="60"/>
+            </w:pPr>
+            <w:r>
+              <w:t xml:space="preserve">Classes with </w:t>
+            </w:r>
+            <w:proofErr w:type="spellStart"/>
+            <w:r>
+              <w:t>avg</w:t>
+            </w:r>
+            <w:proofErr w:type="spellEnd"/>
+            <w:r>
+              <w:t xml:space="preserve"> &lt; 50 → HAVING AVG(marks) &lt; 50</w:t>
+            </w:r>
+          </w:p>
+          <w:p>
+            <w:pPr>
+              <w:spacing w:after="100"/>
+            </w:pPr>
+            <w:r>
+              <w:t>One SQL query replaces hours of manual calculation. This is the POWER of aggregation.</w:t>
+            </w:r>
+          </w:p>
+        </w:tc>
+      </w:tr>
+      <w:tr>
         <w:tblPrEx>
-          <w:tblCellMar>
-            <w:top w:w="0" w:type="dxa"/>
-            <w:bottom w:w="0" w:type="dxa"/>
-          </w:tblCellMar>
+          <w:tblBorders>
+            <w:left w:val="single" w:sz="24" w:space="0" w:color="4A90D9"/>
+          </w:tblBorders>
         </w:tblPrEx>
         <w:tc>
           <w:tcPr>
@@ -677,145 +790,6 @@
               <w:rPr>
                 <w:b/>
                 <w:bCs/>
-                <w:color w:val="2F9E9E"/>
-                <w:spacing w:val="20"/>
-                <w:sz w:val="16"/>
-                <w:szCs w:val="16"/>
-              </w:rPr>
-              <w:t>REVEAL</w:t>
-            </w:r>
-          </w:p>
-          <w:p>
-            <w:pPr>
-              <w:pStyle w:val="ListParagraph"/>
-              <w:numPr>
-                <w:ilvl w:val="0"/>
-                <w:numId w:val="1"/>
-              </w:numPr>
-              <w:spacing w:after="60"/>
-            </w:pPr>
-            <w:r>
-              <w:t xml:space="preserve">Students per class → SELECT class, </w:t>
-            </w:r>
-            <w:proofErr w:type="gramStart"/>
-            <w:r>
-              <w:t>COUNT(</w:t>
-            </w:r>
-            <w:proofErr w:type="gramEnd"/>
-            <w:r>
-              <w:t>*) GROUP BY class</w:t>
-            </w:r>
-          </w:p>
-          <w:p>
-            <w:pPr>
-              <w:pStyle w:val="ListParagraph"/>
-              <w:numPr>
-                <w:ilvl w:val="0"/>
-                <w:numId w:val="1"/>
-              </w:numPr>
-              <w:spacing w:after="60"/>
-            </w:pPr>
-            <w:r>
-              <w:t xml:space="preserve">Average per subject → SELECT subject, </w:t>
-            </w:r>
-            <w:proofErr w:type="gramStart"/>
-            <w:r>
-              <w:t>AVG(</w:t>
-            </w:r>
-            <w:proofErr w:type="gramEnd"/>
-            <w:r>
-              <w:t>marks) GROUP BY subject</w:t>
-            </w:r>
-          </w:p>
-          <w:p>
-            <w:pPr>
-              <w:pStyle w:val="ListParagraph"/>
-              <w:numPr>
-                <w:ilvl w:val="0"/>
-                <w:numId w:val="1"/>
-              </w:numPr>
-              <w:spacing w:after="60"/>
-            </w:pPr>
-            <w:r>
-              <w:t xml:space="preserve">Highest score → SELECT class, </w:t>
-            </w:r>
-            <w:proofErr w:type="gramStart"/>
-            <w:r>
-              <w:t>MAX(</w:t>
-            </w:r>
-            <w:proofErr w:type="gramEnd"/>
-            <w:r>
-              <w:t>marks) GROUP BY class</w:t>
-            </w:r>
-          </w:p>
-          <w:p>
-            <w:pPr>
-              <w:pStyle w:val="ListParagraph"/>
-              <w:numPr>
-                <w:ilvl w:val="0"/>
-                <w:numId w:val="1"/>
-              </w:numPr>
-              <w:spacing w:after="60"/>
-            </w:pPr>
-            <w:r>
-              <w:t xml:space="preserve">Classes with </w:t>
-            </w:r>
-            <w:proofErr w:type="spellStart"/>
-            <w:r>
-              <w:t>avg</w:t>
-            </w:r>
-            <w:proofErr w:type="spellEnd"/>
-            <w:r>
-              <w:t xml:space="preserve"> &lt; 50 → HAVING </w:t>
-            </w:r>
-            <w:proofErr w:type="gramStart"/>
-            <w:r>
-              <w:t>AVG(</w:t>
-            </w:r>
-            <w:proofErr w:type="gramEnd"/>
-            <w:r>
-              <w:t>marks) &lt; 50</w:t>
-            </w:r>
-          </w:p>
-          <w:p>
-            <w:pPr>
-              <w:spacing w:after="100"/>
-            </w:pPr>
-            <w:r>
-              <w:t>One SQL query replaces hours of manual calculation. This is the POWER of aggregation.</w:t>
-            </w:r>
-          </w:p>
-        </w:tc>
-      </w:tr>
-      <w:tr>
-        <w:tblPrEx>
-          <w:tblBorders>
-            <w:left w:val="single" w:sz="24" w:space="0" w:color="4A90D9"/>
-          </w:tblBorders>
-          <w:tblCellMar>
-            <w:top w:w="0" w:type="dxa"/>
-            <w:bottom w:w="0" w:type="dxa"/>
-          </w:tblCellMar>
-        </w:tblPrEx>
-        <w:tc>
-          <w:tcPr>
-            <w:tcW w:w="0" w:type="auto"/>
-            <w:shd w:val="clear" w:color="auto" w:fill="F7F7F8"/>
-            <w:tcMar>
-              <w:top w:w="150" w:type="dxa"/>
-              <w:left w:w="200" w:type="dxa"/>
-              <w:bottom w:w="150" w:type="dxa"/>
-              <w:right w:w="200" w:type="dxa"/>
-            </w:tcMar>
-          </w:tcPr>
-          <w:p>
-            <w:pPr>
-              <w:spacing w:after="80"/>
-            </w:pPr>
-            <w:r>
-              <w:rPr>
-                <w:b/>
-                <w:bCs/>
                 <w:color w:val="4A90D9"/>
                 <w:spacing w:val="20"/>
                 <w:sz w:val="16"/>
@@ -837,15 +811,7 @@
               <w:spacing w:after="100"/>
             </w:pPr>
             <w:r>
-              <w:t xml:space="preserve">Today's functions work on MANY rows and return ONE value — these are AGGREGATE functions. </w:t>
-            </w:r>
-            <w:proofErr w:type="gramStart"/>
-            <w:r>
-              <w:t>COUNT(</w:t>
-            </w:r>
-            <w:proofErr w:type="gramEnd"/>
-            <w:r>
-              <w:t>*) takes 50,000 customer rows and returns a single number: 50000.</w:t>
+              <w:t>Today's functions work on MANY rows and return ONE value — these are AGGREGATE functions. COUNT(*) takes 50,000 customer rows and returns a single number: 50000.</w:t>
             </w:r>
           </w:p>
         </w:tc>
@@ -890,12 +856,6 @@
         <w:gridCol w:w="10045"/>
       </w:tblGrid>
       <w:tr>
-        <w:tblPrEx>
-          <w:tblCellMar>
-            <w:top w:w="0" w:type="dxa"/>
-            <w:bottom w:w="0" w:type="dxa"/>
-          </w:tblCellMar>
-        </w:tblPrEx>
         <w:tc>
           <w:tcPr>
             <w:tcW w:w="0" w:type="auto"/>
@@ -934,61 +894,8 @@
               </w:rPr>
               <w:t xml:space="preserve">Technical: </w:t>
             </w:r>
-            <w:proofErr w:type="gramStart"/>
-            <w:r>
-              <w:t>COUNT(</w:t>
-            </w:r>
-            <w:proofErr w:type="gramEnd"/>
-            <w:r>
-              <w:t xml:space="preserve">*) = total rows. </w:t>
-            </w:r>
-            <w:proofErr w:type="gramStart"/>
-            <w:r>
-              <w:t>COUNT(</w:t>
-            </w:r>
-            <w:proofErr w:type="gramEnd"/>
-            <w:r>
-              <w:t xml:space="preserve">col) = non-NULL rows. </w:t>
-            </w:r>
-            <w:proofErr w:type="gramStart"/>
-            <w:r>
-              <w:t>COUNT(</w:t>
-            </w:r>
-            <w:proofErr w:type="gramEnd"/>
-            <w:r>
-              <w:t xml:space="preserve">DISTINCT col) = unique values. </w:t>
-            </w:r>
-            <w:proofErr w:type="gramStart"/>
-            <w:r>
-              <w:t>SUM(</w:t>
-            </w:r>
-            <w:proofErr w:type="gramEnd"/>
-            <w:r>
-              <w:t xml:space="preserve">col) = total of all values. </w:t>
-            </w:r>
-            <w:proofErr w:type="gramStart"/>
-            <w:r>
-              <w:t>AVG(</w:t>
-            </w:r>
-            <w:proofErr w:type="gramEnd"/>
-            <w:r>
-              <w:t xml:space="preserve">col) = arithmetic mean (skips NULLs). </w:t>
-            </w:r>
-            <w:proofErr w:type="gramStart"/>
-            <w:r>
-              <w:t>MIN(</w:t>
-            </w:r>
-            <w:proofErr w:type="gramEnd"/>
-            <w:r>
-              <w:t xml:space="preserve">col) = smallest value. </w:t>
-            </w:r>
-            <w:proofErr w:type="gramStart"/>
-            <w:r>
-              <w:t>MAX(</w:t>
-            </w:r>
-            <w:proofErr w:type="gramEnd"/>
-            <w:r>
-              <w:t>col) = largest value.</w:t>
+            <w:r>
+              <w:t>COUNT(*) = total rows. COUNT(col) = non-NULL rows. COUNT(DISTINCT col) = unique values. SUM(col) = total of all values. AVG(col) = arithmetic mean (skips NULLs). MIN(col) = smallest value. MAX(col) = largest value.</w:t>
             </w:r>
           </w:p>
           <w:p>
@@ -1039,12 +946,6 @@
         <w:gridCol w:w="10070"/>
       </w:tblGrid>
       <w:tr>
-        <w:tblPrEx>
-          <w:tblCellMar>
-            <w:top w:w="0" w:type="dxa"/>
-            <w:bottom w:w="0" w:type="dxa"/>
-          </w:tblCellMar>
-        </w:tblPrEx>
         <w:tc>
           <w:tcPr>
             <w:tcW w:w="0" w:type="auto"/>
@@ -1063,56 +964,19 @@
                 <w:sz w:val="18"/>
                 <w:szCs w:val="18"/>
               </w:rPr>
-              <w:t xml:space="preserve">-- </w:t>
-            </w:r>
-            <w:proofErr w:type="gramStart"/>
-            <w:r>
-              <w:rPr>
-                <w:rFonts w:ascii="Consolas" w:eastAsia="Consolas" w:hAnsi="Consolas" w:cs="Consolas"/>
-                <w:sz w:val="18"/>
-                <w:szCs w:val="18"/>
-              </w:rPr>
-              <w:t>COUNT(</w:t>
-            </w:r>
-            <w:proofErr w:type="gramEnd"/>
-            <w:r>
-              <w:rPr>
-                <w:rFonts w:ascii="Consolas" w:eastAsia="Consolas" w:hAnsi="Consolas" w:cs="Consolas"/>
-                <w:sz w:val="18"/>
-                <w:szCs w:val="18"/>
-              </w:rPr>
-              <w:t>*) — count ALL rows (including NULLs)</w:t>
-            </w:r>
-          </w:p>
-          <w:p>
-            <w:r>
-              <w:rPr>
-                <w:rFonts w:ascii="Consolas" w:eastAsia="Consolas" w:hAnsi="Consolas" w:cs="Consolas"/>
-                <w:sz w:val="18"/>
-                <w:szCs w:val="18"/>
-              </w:rPr>
-              <w:t xml:space="preserve">SELECT </w:t>
-            </w:r>
-            <w:proofErr w:type="gramStart"/>
-            <w:r>
-              <w:rPr>
-                <w:rFonts w:ascii="Consolas" w:eastAsia="Consolas" w:hAnsi="Consolas" w:cs="Consolas"/>
-                <w:sz w:val="18"/>
-                <w:szCs w:val="18"/>
-              </w:rPr>
-              <w:t>COUNT(</w:t>
-            </w:r>
-            <w:proofErr w:type="gramEnd"/>
-            <w:r>
-              <w:rPr>
-                <w:rFonts w:ascii="Consolas" w:eastAsia="Consolas" w:hAnsi="Consolas" w:cs="Consolas"/>
-                <w:sz w:val="18"/>
-                <w:szCs w:val="18"/>
-              </w:rPr>
-              <w:t xml:space="preserve">*) FROM </w:t>
+              <w:t>-- COUNT(*) — count ALL rows (including NULLs)</w:t>
+            </w:r>
+          </w:p>
+          <w:p>
+            <w:r>
+              <w:rPr>
+                <w:rFonts w:ascii="Consolas" w:eastAsia="Consolas" w:hAnsi="Consolas" w:cs="Consolas"/>
+                <w:sz w:val="18"/>
+                <w:szCs w:val="18"/>
+              </w:rPr>
+              <w:t xml:space="preserve">SELECT COUNT(*) FROM </w:t>
             </w:r>
             <w:proofErr w:type="spellStart"/>
-            <w:proofErr w:type="gramStart"/>
             <w:r>
               <w:rPr>
                 <w:rFonts w:ascii="Consolas" w:eastAsia="Consolas" w:hAnsi="Consolas" w:cs="Consolas"/>
@@ -1122,7 +986,6 @@
               <w:t>customers.customers</w:t>
             </w:r>
             <w:proofErr w:type="spellEnd"/>
-            <w:proofErr w:type="gramEnd"/>
             <w:r>
               <w:rPr>
                 <w:rFonts w:ascii="Consolas" w:eastAsia="Consolas" w:hAnsi="Consolas" w:cs="Consolas"/>
@@ -1139,25 +1002,7 @@
                 <w:sz w:val="18"/>
                 <w:szCs w:val="18"/>
               </w:rPr>
-              <w:t xml:space="preserve"> -- 50000 (every row </w:t>
-            </w:r>
-            <w:proofErr w:type="gramStart"/>
-            <w:r>
-              <w:rPr>
-                <w:rFonts w:ascii="Consolas" w:eastAsia="Consolas" w:hAnsi="Consolas" w:cs="Consolas"/>
-                <w:sz w:val="18"/>
-                <w:szCs w:val="18"/>
-              </w:rPr>
-              <w:t>counts</w:t>
-            </w:r>
-            <w:proofErr w:type="gramEnd"/>
-            <w:r>
-              <w:rPr>
-                <w:rFonts w:ascii="Consolas" w:eastAsia="Consolas" w:hAnsi="Consolas" w:cs="Consolas"/>
-                <w:sz w:val="18"/>
-                <w:szCs w:val="18"/>
-              </w:rPr>
-              <w:t>)</w:t>
+              <w:t xml:space="preserve"> -- 50000 (every row counts)</w:t>
             </w:r>
           </w:p>
           <w:p>
@@ -1177,56 +1022,19 @@
                 <w:sz w:val="18"/>
                 <w:szCs w:val="18"/>
               </w:rPr>
-              <w:t xml:space="preserve">-- </w:t>
-            </w:r>
-            <w:proofErr w:type="gramStart"/>
-            <w:r>
-              <w:rPr>
-                <w:rFonts w:ascii="Consolas" w:eastAsia="Consolas" w:hAnsi="Consolas" w:cs="Consolas"/>
-                <w:sz w:val="18"/>
-                <w:szCs w:val="18"/>
-              </w:rPr>
-              <w:t>COUNT(</w:t>
-            </w:r>
-            <w:proofErr w:type="gramEnd"/>
-            <w:r>
-              <w:rPr>
-                <w:rFonts w:ascii="Consolas" w:eastAsia="Consolas" w:hAnsi="Consolas" w:cs="Consolas"/>
-                <w:sz w:val="18"/>
-                <w:szCs w:val="18"/>
-              </w:rPr>
-              <w:t>column) — count NON-NULL values only</w:t>
-            </w:r>
-          </w:p>
-          <w:p>
-            <w:r>
-              <w:rPr>
-                <w:rFonts w:ascii="Consolas" w:eastAsia="Consolas" w:hAnsi="Consolas" w:cs="Consolas"/>
-                <w:sz w:val="18"/>
-                <w:szCs w:val="18"/>
-              </w:rPr>
-              <w:t xml:space="preserve">SELECT </w:t>
-            </w:r>
-            <w:proofErr w:type="gramStart"/>
-            <w:r>
-              <w:rPr>
-                <w:rFonts w:ascii="Consolas" w:eastAsia="Consolas" w:hAnsi="Consolas" w:cs="Consolas"/>
-                <w:sz w:val="18"/>
-                <w:szCs w:val="18"/>
-              </w:rPr>
-              <w:t>COUNT(</w:t>
-            </w:r>
-            <w:proofErr w:type="gramEnd"/>
-            <w:r>
-              <w:rPr>
-                <w:rFonts w:ascii="Consolas" w:eastAsia="Consolas" w:hAnsi="Consolas" w:cs="Consolas"/>
-                <w:sz w:val="18"/>
-                <w:szCs w:val="18"/>
-              </w:rPr>
-              <w:t xml:space="preserve">phone) FROM </w:t>
+              <w:t>-- COUNT(column) — count NON-NULL values only</w:t>
+            </w:r>
+          </w:p>
+          <w:p>
+            <w:r>
+              <w:rPr>
+                <w:rFonts w:ascii="Consolas" w:eastAsia="Consolas" w:hAnsi="Consolas" w:cs="Consolas"/>
+                <w:sz w:val="18"/>
+                <w:szCs w:val="18"/>
+              </w:rPr>
+              <w:t xml:space="preserve">SELECT COUNT(phone) FROM </w:t>
             </w:r>
             <w:proofErr w:type="spellStart"/>
-            <w:proofErr w:type="gramStart"/>
             <w:r>
               <w:rPr>
                 <w:rFonts w:ascii="Consolas" w:eastAsia="Consolas" w:hAnsi="Consolas" w:cs="Consolas"/>
@@ -1236,7 +1044,6 @@
               <w:t>customers.customers</w:t>
             </w:r>
             <w:proofErr w:type="spellEnd"/>
-            <w:proofErr w:type="gramEnd"/>
             <w:r>
               <w:rPr>
                 <w:rFonts w:ascii="Consolas" w:eastAsia="Consolas" w:hAnsi="Consolas" w:cs="Consolas"/>
@@ -1273,53 +1080,17 @@
                 <w:sz w:val="18"/>
                 <w:szCs w:val="18"/>
               </w:rPr>
-              <w:t xml:space="preserve">-- </w:t>
-            </w:r>
-            <w:proofErr w:type="gramStart"/>
-            <w:r>
-              <w:rPr>
-                <w:rFonts w:ascii="Consolas" w:eastAsia="Consolas" w:hAnsi="Consolas" w:cs="Consolas"/>
-                <w:sz w:val="18"/>
-                <w:szCs w:val="18"/>
-              </w:rPr>
-              <w:t>COUNT(</w:t>
-            </w:r>
-            <w:proofErr w:type="gramEnd"/>
-            <w:r>
-              <w:rPr>
-                <w:rFonts w:ascii="Consolas" w:eastAsia="Consolas" w:hAnsi="Consolas" w:cs="Consolas"/>
-                <w:sz w:val="18"/>
-                <w:szCs w:val="18"/>
-              </w:rPr>
-              <w:t>DISTINCT col) — unique non-NULL values</w:t>
-            </w:r>
-          </w:p>
-          <w:p>
-            <w:r>
-              <w:rPr>
-                <w:rFonts w:ascii="Consolas" w:eastAsia="Consolas" w:hAnsi="Consolas" w:cs="Consolas"/>
-                <w:sz w:val="18"/>
-                <w:szCs w:val="18"/>
-              </w:rPr>
-              <w:t xml:space="preserve">SELECT </w:t>
-            </w:r>
-            <w:proofErr w:type="gramStart"/>
-            <w:r>
-              <w:rPr>
-                <w:rFonts w:ascii="Consolas" w:eastAsia="Consolas" w:hAnsi="Consolas" w:cs="Consolas"/>
-                <w:sz w:val="18"/>
-                <w:szCs w:val="18"/>
-              </w:rPr>
-              <w:t>COUNT(</w:t>
-            </w:r>
-            <w:proofErr w:type="gramEnd"/>
-            <w:r>
-              <w:rPr>
-                <w:rFonts w:ascii="Consolas" w:eastAsia="Consolas" w:hAnsi="Consolas" w:cs="Consolas"/>
-                <w:sz w:val="18"/>
-                <w:szCs w:val="18"/>
-              </w:rPr>
-              <w:t>DISTINCT tier)</w:t>
+              <w:t>-- COUNT(DISTINCT col) — unique non-NULL values</w:t>
+            </w:r>
+          </w:p>
+          <w:p>
+            <w:r>
+              <w:rPr>
+                <w:rFonts w:ascii="Consolas" w:eastAsia="Consolas" w:hAnsi="Consolas" w:cs="Consolas"/>
+                <w:sz w:val="18"/>
+                <w:szCs w:val="18"/>
+              </w:rPr>
+              <w:t>SELECT COUNT(DISTINCT tier)</w:t>
             </w:r>
           </w:p>
           <w:p>
@@ -1332,7 +1103,6 @@
               <w:t xml:space="preserve">FROM </w:t>
             </w:r>
             <w:proofErr w:type="spellStart"/>
-            <w:proofErr w:type="gramStart"/>
             <w:r>
               <w:rPr>
                 <w:rFonts w:ascii="Consolas" w:eastAsia="Consolas" w:hAnsi="Consolas" w:cs="Consolas"/>
@@ -1342,7 +1112,6 @@
               <w:t>customers.customers</w:t>
             </w:r>
             <w:proofErr w:type="spellEnd"/>
-            <w:proofErr w:type="gramEnd"/>
             <w:r>
               <w:rPr>
                 <w:rFonts w:ascii="Consolas" w:eastAsia="Consolas" w:hAnsi="Consolas" w:cs="Consolas"/>
@@ -1372,10 +1141,6 @@
             <w:bottom w:val="single" w:sz="4" w:space="0" w:color="E2E2E6"/>
             <w:right w:val="single" w:sz="4" w:space="0" w:color="E2E2E6"/>
           </w:tblBorders>
-          <w:tblCellMar>
-            <w:top w:w="0" w:type="dxa"/>
-            <w:bottom w:w="0" w:type="dxa"/>
-          </w:tblCellMar>
         </w:tblPrEx>
         <w:tc>
           <w:tcPr>
@@ -1408,69 +1173,8 @@
             <w:pPr>
               <w:spacing w:after="100"/>
             </w:pPr>
-            <w:proofErr w:type="gramStart"/>
-            <w:r>
-              <w:t>COUNT(</w:t>
-            </w:r>
-            <w:proofErr w:type="gramEnd"/>
-            <w:r>
-              <w:t xml:space="preserve">*) vs </w:t>
-            </w:r>
-            <w:proofErr w:type="gramStart"/>
-            <w:r>
-              <w:t>COUNT(</w:t>
-            </w:r>
-            <w:proofErr w:type="gramEnd"/>
-            <w:r>
-              <w:t xml:space="preserve">col): </w:t>
-            </w:r>
-            <w:proofErr w:type="gramStart"/>
-            <w:r>
-              <w:t>COUNT(</w:t>
-            </w:r>
-            <w:proofErr w:type="gramEnd"/>
-            <w:r>
-              <w:t xml:space="preserve">*) counts ALL rows — even if every column is NULL. </w:t>
-            </w:r>
-            <w:proofErr w:type="gramStart"/>
-            <w:r>
-              <w:t>COUNT(</w:t>
-            </w:r>
-            <w:proofErr w:type="gramEnd"/>
-            <w:r>
-              <w:t xml:space="preserve">phone) skips rows where phone IS NULL. The difference between </w:t>
-            </w:r>
-            <w:proofErr w:type="gramStart"/>
-            <w:r>
-              <w:t>COUNT(</w:t>
-            </w:r>
-            <w:proofErr w:type="gramEnd"/>
-            <w:r>
-              <w:t xml:space="preserve">*) and </w:t>
-            </w:r>
-            <w:proofErr w:type="gramStart"/>
-            <w:r>
-              <w:t>COUNT(</w:t>
-            </w:r>
-            <w:proofErr w:type="gramEnd"/>
-            <w:r>
-              <w:t xml:space="preserve">phone) tells you how many NULLs exist: </w:t>
-            </w:r>
-            <w:proofErr w:type="gramStart"/>
-            <w:r>
-              <w:t>COUNT(</w:t>
-            </w:r>
-            <w:proofErr w:type="gramEnd"/>
-            <w:r>
-              <w:t xml:space="preserve">*) - </w:t>
-            </w:r>
-            <w:proofErr w:type="gramStart"/>
-            <w:r>
-              <w:t>COUNT(</w:t>
-            </w:r>
-            <w:proofErr w:type="gramEnd"/>
-            <w:r>
-              <w:t>phone) = NULL count.</w:t>
+            <w:r>
+              <w:t>COUNT(*) vs COUNT(col): COUNT(*) counts ALL rows — even if every column is NULL. COUNT(phone) skips rows where phone IS NULL. The difference between COUNT(*) and COUNT(phone) tells you how many NULLs exist: COUNT(*) - COUNT(phone) = NULL count.</w:t>
             </w:r>
           </w:p>
         </w:tc>
@@ -1483,10 +1187,6 @@
             <w:bottom w:val="single" w:sz="4" w:space="0" w:color="D8D8DC"/>
             <w:right w:val="single" w:sz="4" w:space="0" w:color="D8D8DC"/>
           </w:tblBorders>
-          <w:tblCellMar>
-            <w:top w:w="0" w:type="dxa"/>
-            <w:bottom w:w="0" w:type="dxa"/>
-          </w:tblCellMar>
         </w:tblPrEx>
         <w:tc>
           <w:tcPr>
@@ -1564,15 +1264,7 @@
               <w:t xml:space="preserve">TASK: </w:t>
             </w:r>
             <w:r>
-              <w:t xml:space="preserve">Write one SELECT using subqueries to show all 3 counts. Each subquery uses </w:t>
-            </w:r>
-            <w:proofErr w:type="gramStart"/>
-            <w:r>
-              <w:t>COUNT(</w:t>
-            </w:r>
-            <w:proofErr w:type="gramEnd"/>
-            <w:r>
-              <w:t>*) on one table.</w:t>
+              <w:t>Write one SELECT using subqueries to show all 3 counts. Each subquery uses COUNT(*) on one table.</w:t>
             </w:r>
           </w:p>
           <w:p>
@@ -1626,12 +1318,6 @@
               <w:gridCol w:w="9660"/>
             </w:tblGrid>
             <w:tr>
-              <w:tblPrEx>
-                <w:tblCellMar>
-                  <w:top w:w="0" w:type="dxa"/>
-                  <w:bottom w:w="0" w:type="dxa"/>
-                </w:tblCellMar>
-              </w:tblPrEx>
               <w:tc>
                 <w:tcPr>
                   <w:tcW w:w="0" w:type="auto"/>
@@ -1660,25 +1346,7 @@
                       <w:sz w:val="18"/>
                       <w:szCs w:val="18"/>
                     </w:rPr>
-                    <w:t xml:space="preserve">  (SELECT </w:t>
-                  </w:r>
-                  <w:proofErr w:type="gramStart"/>
-                  <w:r>
-                    <w:rPr>
-                      <w:rFonts w:ascii="Consolas" w:eastAsia="Consolas" w:hAnsi="Consolas" w:cs="Consolas"/>
-                      <w:sz w:val="18"/>
-                      <w:szCs w:val="18"/>
-                    </w:rPr>
-                    <w:t>COUNT(</w:t>
-                  </w:r>
-                  <w:proofErr w:type="gramEnd"/>
-                  <w:r>
-                    <w:rPr>
-                      <w:rFonts w:ascii="Consolas" w:eastAsia="Consolas" w:hAnsi="Consolas" w:cs="Consolas"/>
-                      <w:sz w:val="18"/>
-                      <w:szCs w:val="18"/>
-                    </w:rPr>
-                    <w:t>*)</w:t>
+                    <w:t xml:space="preserve">  (SELECT COUNT(*)</w:t>
                   </w:r>
                 </w:p>
                 <w:p>
@@ -1691,7 +1359,6 @@
                     <w:t xml:space="preserve">    FROM </w:t>
                   </w:r>
                   <w:proofErr w:type="spellStart"/>
-                  <w:proofErr w:type="gramStart"/>
                   <w:r>
                     <w:rPr>
                       <w:rFonts w:ascii="Consolas" w:eastAsia="Consolas" w:hAnsi="Consolas" w:cs="Consolas"/>
@@ -1701,7 +1368,6 @@
                     <w:t>customers.customers</w:t>
                   </w:r>
                   <w:proofErr w:type="spellEnd"/>
-                  <w:proofErr w:type="gramEnd"/>
                   <w:r>
                     <w:rPr>
                       <w:rFonts w:ascii="Consolas" w:eastAsia="Consolas" w:hAnsi="Consolas" w:cs="Consolas"/>
@@ -1746,25 +1412,7 @@
                       <w:sz w:val="18"/>
                       <w:szCs w:val="18"/>
                     </w:rPr>
-                    <w:t xml:space="preserve">  (SELECT </w:t>
-                  </w:r>
-                  <w:proofErr w:type="gramStart"/>
-                  <w:r>
-                    <w:rPr>
-                      <w:rFonts w:ascii="Consolas" w:eastAsia="Consolas" w:hAnsi="Consolas" w:cs="Consolas"/>
-                      <w:sz w:val="18"/>
-                      <w:szCs w:val="18"/>
-                    </w:rPr>
-                    <w:t>COUNT(</w:t>
-                  </w:r>
-                  <w:proofErr w:type="gramEnd"/>
-                  <w:r>
-                    <w:rPr>
-                      <w:rFonts w:ascii="Consolas" w:eastAsia="Consolas" w:hAnsi="Consolas" w:cs="Consolas"/>
-                      <w:sz w:val="18"/>
-                      <w:szCs w:val="18"/>
-                    </w:rPr>
-                    <w:t>*)</w:t>
+                    <w:t xml:space="preserve">  (SELECT COUNT(*)</w:t>
                   </w:r>
                 </w:p>
                 <w:p>
@@ -1777,7 +1425,6 @@
                     <w:t xml:space="preserve">    FROM </w:t>
                   </w:r>
                   <w:proofErr w:type="spellStart"/>
-                  <w:proofErr w:type="gramStart"/>
                   <w:r>
                     <w:rPr>
                       <w:rFonts w:ascii="Consolas" w:eastAsia="Consolas" w:hAnsi="Consolas" w:cs="Consolas"/>
@@ -1787,7 +1434,6 @@
                     <w:t>sales.orders</w:t>
                   </w:r>
                   <w:proofErr w:type="spellEnd"/>
-                  <w:proofErr w:type="gramEnd"/>
                   <w:r>
                     <w:rPr>
                       <w:rFonts w:ascii="Consolas" w:eastAsia="Consolas" w:hAnsi="Consolas" w:cs="Consolas"/>
@@ -1832,25 +1478,7 @@
                       <w:sz w:val="18"/>
                       <w:szCs w:val="18"/>
                     </w:rPr>
-                    <w:t xml:space="preserve">  (SELECT </w:t>
-                  </w:r>
-                  <w:proofErr w:type="gramStart"/>
-                  <w:r>
-                    <w:rPr>
-                      <w:rFonts w:ascii="Consolas" w:eastAsia="Consolas" w:hAnsi="Consolas" w:cs="Consolas"/>
-                      <w:sz w:val="18"/>
-                      <w:szCs w:val="18"/>
-                    </w:rPr>
-                    <w:t>COUNT(</w:t>
-                  </w:r>
-                  <w:proofErr w:type="gramEnd"/>
-                  <w:r>
-                    <w:rPr>
-                      <w:rFonts w:ascii="Consolas" w:eastAsia="Consolas" w:hAnsi="Consolas" w:cs="Consolas"/>
-                      <w:sz w:val="18"/>
-                      <w:szCs w:val="18"/>
-                    </w:rPr>
-                    <w:t>*)</w:t>
+                    <w:t xml:space="preserve">  (SELECT COUNT(*)</w:t>
                   </w:r>
                 </w:p>
                 <w:p>
@@ -1863,7 +1491,6 @@
                     <w:t xml:space="preserve">    FROM </w:t>
                   </w:r>
                   <w:proofErr w:type="spellStart"/>
-                  <w:proofErr w:type="gramStart"/>
                   <w:r>
                     <w:rPr>
                       <w:rFonts w:ascii="Consolas" w:eastAsia="Consolas" w:hAnsi="Consolas" w:cs="Consolas"/>
@@ -1873,7 +1500,6 @@
                     <w:t>products.products</w:t>
                   </w:r>
                   <w:proofErr w:type="spellEnd"/>
-                  <w:proofErr w:type="gramEnd"/>
                   <w:r>
                     <w:rPr>
                       <w:rFonts w:ascii="Consolas" w:eastAsia="Consolas" w:hAnsi="Consolas" w:cs="Consolas"/>
@@ -1944,12 +1570,6 @@
         <w:gridCol w:w="10070"/>
       </w:tblGrid>
       <w:tr>
-        <w:tblPrEx>
-          <w:tblCellMar>
-            <w:top w:w="0" w:type="dxa"/>
-            <w:bottom w:w="0" w:type="dxa"/>
-          </w:tblCellMar>
-        </w:tblPrEx>
         <w:tc>
           <w:tcPr>
             <w:tcW w:w="0" w:type="auto"/>
@@ -2016,39 +1636,7 @@
               <w:t xml:space="preserve">TASK: </w:t>
             </w:r>
             <w:r>
-              <w:t xml:space="preserve">Use </w:t>
-            </w:r>
-            <w:proofErr w:type="gramStart"/>
-            <w:r>
-              <w:t>COUNT(</w:t>
-            </w:r>
-            <w:proofErr w:type="gramEnd"/>
-            <w:r>
-              <w:t xml:space="preserve">*), </w:t>
-            </w:r>
-            <w:proofErr w:type="gramStart"/>
-            <w:r>
-              <w:t>COUNT(</w:t>
-            </w:r>
-            <w:proofErr w:type="gramEnd"/>
-            <w:r>
-              <w:t xml:space="preserve">phone), subtraction for NULL count, ROUND for percentage, and </w:t>
-            </w:r>
-            <w:proofErr w:type="gramStart"/>
-            <w:r>
-              <w:t>COUNT(</w:t>
-            </w:r>
-            <w:proofErr w:type="gramEnd"/>
-            <w:r>
-              <w:t>DISTINCT SPLIT_</w:t>
-            </w:r>
-            <w:proofErr w:type="gramStart"/>
-            <w:r>
-              <w:t>PART(</w:t>
-            </w:r>
-            <w:proofErr w:type="gramEnd"/>
-            <w:r>
-              <w:t>email, '@', 2)) for unique domains. All in one query.</w:t>
+              <w:t>Use COUNT(*), COUNT(phone), subtraction for NULL count, ROUND for percentage, and COUNT(DISTINCT SPLIT_PART(email, '@', 2)) for unique domains. All in one query.</w:t>
             </w:r>
           </w:p>
           <w:p>
@@ -2063,28 +1651,15 @@
               <w:t xml:space="preserve">HINT: </w:t>
             </w:r>
             <w:r>
-              <w:t xml:space="preserve">Two COUNT variants behave differently with NULLs — one counts every row, the other counts only non-NULL values. Trap: </w:t>
-            </w:r>
-            <w:proofErr w:type="gramStart"/>
-            <w:r>
-              <w:t>COUNT(</w:t>
+              <w:t>Two COUNT variants behave differently with NULLs — one counts every row, the other counts only non-NULL values. Trap: COUNT(</w:t>
             </w:r>
             <w:proofErr w:type="spellStart"/>
-            <w:proofErr w:type="gramEnd"/>
             <w:r>
               <w:t>column_name</w:t>
             </w:r>
             <w:proofErr w:type="spellEnd"/>
             <w:r>
-              <w:t xml:space="preserve">) is NOT the same as </w:t>
-            </w:r>
-            <w:proofErr w:type="gramStart"/>
-            <w:r>
-              <w:t>COUNT(</w:t>
-            </w:r>
-            <w:proofErr w:type="gramEnd"/>
-            <w:r>
-              <w:t>*) — picking the wrong one silently changes the result without raising any error.</w:t>
+              <w:t>) is NOT the same as COUNT(*) — picking the wrong one silently changes the result without raising any error.</w:t>
             </w:r>
           </w:p>
           <w:p>
@@ -2123,12 +1698,6 @@
               <w:gridCol w:w="9660"/>
             </w:tblGrid>
             <w:tr>
-              <w:tblPrEx>
-                <w:tblCellMar>
-                  <w:top w:w="0" w:type="dxa"/>
-                  <w:bottom w:w="0" w:type="dxa"/>
-                </w:tblCellMar>
-              </w:tblPrEx>
               <w:tc>
                 <w:tcPr>
                   <w:tcW w:w="0" w:type="auto"/>
@@ -2157,25 +1726,7 @@
                       <w:sz w:val="18"/>
                       <w:szCs w:val="18"/>
                     </w:rPr>
-                    <w:t xml:space="preserve">  </w:t>
-                  </w:r>
-                  <w:proofErr w:type="gramStart"/>
-                  <w:r>
-                    <w:rPr>
-                      <w:rFonts w:ascii="Consolas" w:eastAsia="Consolas" w:hAnsi="Consolas" w:cs="Consolas"/>
-                      <w:sz w:val="18"/>
-                      <w:szCs w:val="18"/>
-                    </w:rPr>
-                    <w:t>COUNT(</w:t>
-                  </w:r>
-                  <w:proofErr w:type="gramEnd"/>
-                  <w:r>
-                    <w:rPr>
-                      <w:rFonts w:ascii="Consolas" w:eastAsia="Consolas" w:hAnsi="Consolas" w:cs="Consolas"/>
-                      <w:sz w:val="18"/>
-                      <w:szCs w:val="18"/>
-                    </w:rPr>
-                    <w:t xml:space="preserve">*) AS </w:t>
+                    <w:t xml:space="preserve">  COUNT(*) AS </w:t>
                   </w:r>
                   <w:proofErr w:type="spellStart"/>
                   <w:r>
@@ -2203,25 +1754,7 @@
                       <w:sz w:val="18"/>
                       <w:szCs w:val="18"/>
                     </w:rPr>
-                    <w:t xml:space="preserve">  </w:t>
-                  </w:r>
-                  <w:proofErr w:type="gramStart"/>
-                  <w:r>
-                    <w:rPr>
-                      <w:rFonts w:ascii="Consolas" w:eastAsia="Consolas" w:hAnsi="Consolas" w:cs="Consolas"/>
-                      <w:sz w:val="18"/>
-                      <w:szCs w:val="18"/>
-                    </w:rPr>
-                    <w:t>COUNT(</w:t>
-                  </w:r>
-                  <w:proofErr w:type="gramEnd"/>
-                  <w:r>
-                    <w:rPr>
-                      <w:rFonts w:ascii="Consolas" w:eastAsia="Consolas" w:hAnsi="Consolas" w:cs="Consolas"/>
-                      <w:sz w:val="18"/>
-                      <w:szCs w:val="18"/>
-                    </w:rPr>
-                    <w:t xml:space="preserve">phone) AS </w:t>
+                    <w:t xml:space="preserve">  COUNT(phone) AS </w:t>
                   </w:r>
                   <w:proofErr w:type="spellStart"/>
                   <w:r>
@@ -2249,43 +1782,7 @@
                       <w:sz w:val="18"/>
                       <w:szCs w:val="18"/>
                     </w:rPr>
-                    <w:t xml:space="preserve">  </w:t>
-                  </w:r>
-                  <w:proofErr w:type="gramStart"/>
-                  <w:r>
-                    <w:rPr>
-                      <w:rFonts w:ascii="Consolas" w:eastAsia="Consolas" w:hAnsi="Consolas" w:cs="Consolas"/>
-                      <w:sz w:val="18"/>
-                      <w:szCs w:val="18"/>
-                    </w:rPr>
-                    <w:t>COUNT(</w:t>
-                  </w:r>
-                  <w:proofErr w:type="gramEnd"/>
-                  <w:r>
-                    <w:rPr>
-                      <w:rFonts w:ascii="Consolas" w:eastAsia="Consolas" w:hAnsi="Consolas" w:cs="Consolas"/>
-                      <w:sz w:val="18"/>
-                      <w:szCs w:val="18"/>
-                    </w:rPr>
-                    <w:t xml:space="preserve">*) - </w:t>
-                  </w:r>
-                  <w:proofErr w:type="gramStart"/>
-                  <w:r>
-                    <w:rPr>
-                      <w:rFonts w:ascii="Consolas" w:eastAsia="Consolas" w:hAnsi="Consolas" w:cs="Consolas"/>
-                      <w:sz w:val="18"/>
-                      <w:szCs w:val="18"/>
-                    </w:rPr>
-                    <w:t>COUNT(</w:t>
-                  </w:r>
-                  <w:proofErr w:type="gramEnd"/>
-                  <w:r>
-                    <w:rPr>
-                      <w:rFonts w:ascii="Consolas" w:eastAsia="Consolas" w:hAnsi="Consolas" w:cs="Consolas"/>
-                      <w:sz w:val="18"/>
-                      <w:szCs w:val="18"/>
-                    </w:rPr>
-                    <w:t>phone)</w:t>
+                    <w:t xml:space="preserve">  COUNT(*) - COUNT(phone)</w:t>
                   </w:r>
                 </w:p>
                 <w:p>
@@ -2323,99 +1820,27 @@
                       <w:sz w:val="18"/>
                       <w:szCs w:val="18"/>
                     </w:rPr>
-                    <w:t xml:space="preserve">  </w:t>
-                  </w:r>
-                  <w:proofErr w:type="gramStart"/>
-                  <w:r>
-                    <w:rPr>
-                      <w:rFonts w:ascii="Consolas" w:eastAsia="Consolas" w:hAnsi="Consolas" w:cs="Consolas"/>
-                      <w:sz w:val="18"/>
-                      <w:szCs w:val="18"/>
-                    </w:rPr>
-                    <w:t>ROUND(</w:t>
-                  </w:r>
-                  <w:proofErr w:type="gramEnd"/>
-                  <w:r>
-                    <w:rPr>
-                      <w:rFonts w:ascii="Consolas" w:eastAsia="Consolas" w:hAnsi="Consolas" w:cs="Consolas"/>
-                      <w:sz w:val="18"/>
-                      <w:szCs w:val="18"/>
-                    </w:rPr>
-                    <w:t>100.0 *</w:t>
-                  </w:r>
-                </w:p>
-                <w:p>
-                  <w:r>
-                    <w:rPr>
-                      <w:rFonts w:ascii="Consolas" w:eastAsia="Consolas" w:hAnsi="Consolas" w:cs="Consolas"/>
-                      <w:sz w:val="18"/>
-                      <w:szCs w:val="18"/>
-                    </w:rPr>
-                    <w:t xml:space="preserve">    (</w:t>
-                  </w:r>
-                  <w:proofErr w:type="gramStart"/>
-                  <w:r>
-                    <w:rPr>
-                      <w:rFonts w:ascii="Consolas" w:eastAsia="Consolas" w:hAnsi="Consolas" w:cs="Consolas"/>
-                      <w:sz w:val="18"/>
-                      <w:szCs w:val="18"/>
-                    </w:rPr>
-                    <w:t>COUNT(</w:t>
-                  </w:r>
-                  <w:proofErr w:type="gramEnd"/>
-                  <w:r>
-                    <w:rPr>
-                      <w:rFonts w:ascii="Consolas" w:eastAsia="Consolas" w:hAnsi="Consolas" w:cs="Consolas"/>
-                      <w:sz w:val="18"/>
-                      <w:szCs w:val="18"/>
-                    </w:rPr>
-                    <w:t xml:space="preserve">*) - </w:t>
-                  </w:r>
-                  <w:proofErr w:type="gramStart"/>
-                  <w:r>
-                    <w:rPr>
-                      <w:rFonts w:ascii="Consolas" w:eastAsia="Consolas" w:hAnsi="Consolas" w:cs="Consolas"/>
-                      <w:sz w:val="18"/>
-                      <w:szCs w:val="18"/>
-                    </w:rPr>
-                    <w:t>COUNT(</w:t>
-                  </w:r>
-                  <w:proofErr w:type="gramEnd"/>
-                  <w:r>
-                    <w:rPr>
-                      <w:rFonts w:ascii="Consolas" w:eastAsia="Consolas" w:hAnsi="Consolas" w:cs="Consolas"/>
-                      <w:sz w:val="18"/>
-                      <w:szCs w:val="18"/>
-                    </w:rPr>
-                    <w:t>phone))</w:t>
-                  </w:r>
-                </w:p>
-                <w:p>
-                  <w:r>
-                    <w:rPr>
-                      <w:rFonts w:ascii="Consolas" w:eastAsia="Consolas" w:hAnsi="Consolas" w:cs="Consolas"/>
-                      <w:sz w:val="18"/>
-                      <w:szCs w:val="18"/>
-                    </w:rPr>
-                    <w:t xml:space="preserve">    / </w:t>
-                  </w:r>
-                  <w:proofErr w:type="gramStart"/>
-                  <w:r>
-                    <w:rPr>
-                      <w:rFonts w:ascii="Consolas" w:eastAsia="Consolas" w:hAnsi="Consolas" w:cs="Consolas"/>
-                      <w:sz w:val="18"/>
-                      <w:szCs w:val="18"/>
-                    </w:rPr>
-                    <w:t>COUNT(</w:t>
-                  </w:r>
-                  <w:proofErr w:type="gramEnd"/>
-                  <w:r>
-                    <w:rPr>
-                      <w:rFonts w:ascii="Consolas" w:eastAsia="Consolas" w:hAnsi="Consolas" w:cs="Consolas"/>
-                      <w:sz w:val="18"/>
-                      <w:szCs w:val="18"/>
-                    </w:rPr>
-                    <w:t xml:space="preserve">*), 2) AS </w:t>
+                    <w:t xml:space="preserve">  ROUND(100.0 *</w:t>
+                  </w:r>
+                </w:p>
+                <w:p>
+                  <w:r>
+                    <w:rPr>
+                      <w:rFonts w:ascii="Consolas" w:eastAsia="Consolas" w:hAnsi="Consolas" w:cs="Consolas"/>
+                      <w:sz w:val="18"/>
+                      <w:szCs w:val="18"/>
+                    </w:rPr>
+                    <w:t xml:space="preserve">    (COUNT(*) - COUNT(phone))</w:t>
+                  </w:r>
+                </w:p>
+                <w:p>
+                  <w:r>
+                    <w:rPr>
+                      <w:rFonts w:ascii="Consolas" w:eastAsia="Consolas" w:hAnsi="Consolas" w:cs="Consolas"/>
+                      <w:sz w:val="18"/>
+                      <w:szCs w:val="18"/>
+                    </w:rPr>
+                    <w:t xml:space="preserve">    / COUNT(*), 2) AS </w:t>
                   </w:r>
                   <w:proofErr w:type="spellStart"/>
                   <w:r>
@@ -2443,53 +1868,17 @@
                       <w:sz w:val="18"/>
                       <w:szCs w:val="18"/>
                     </w:rPr>
-                    <w:t xml:space="preserve">  </w:t>
-                  </w:r>
-                  <w:proofErr w:type="gramStart"/>
-                  <w:r>
-                    <w:rPr>
-                      <w:rFonts w:ascii="Consolas" w:eastAsia="Consolas" w:hAnsi="Consolas" w:cs="Consolas"/>
-                      <w:sz w:val="18"/>
-                      <w:szCs w:val="18"/>
-                    </w:rPr>
-                    <w:t>COUNT(</w:t>
-                  </w:r>
-                  <w:proofErr w:type="gramEnd"/>
-                  <w:r>
-                    <w:rPr>
-                      <w:rFonts w:ascii="Consolas" w:eastAsia="Consolas" w:hAnsi="Consolas" w:cs="Consolas"/>
-                      <w:sz w:val="18"/>
-                      <w:szCs w:val="18"/>
-                    </w:rPr>
-                    <w:t>DISTINCT</w:t>
-                  </w:r>
-                </w:p>
-                <w:p>
-                  <w:r>
-                    <w:rPr>
-                      <w:rFonts w:ascii="Consolas" w:eastAsia="Consolas" w:hAnsi="Consolas" w:cs="Consolas"/>
-                      <w:sz w:val="18"/>
-                      <w:szCs w:val="18"/>
-                    </w:rPr>
-                    <w:t xml:space="preserve">    SPLIT_</w:t>
-                  </w:r>
-                  <w:proofErr w:type="gramStart"/>
-                  <w:r>
-                    <w:rPr>
-                      <w:rFonts w:ascii="Consolas" w:eastAsia="Consolas" w:hAnsi="Consolas" w:cs="Consolas"/>
-                      <w:sz w:val="18"/>
-                      <w:szCs w:val="18"/>
-                    </w:rPr>
-                    <w:t>PART(</w:t>
-                  </w:r>
-                  <w:proofErr w:type="gramEnd"/>
-                  <w:r>
-                    <w:rPr>
-                      <w:rFonts w:ascii="Consolas" w:eastAsia="Consolas" w:hAnsi="Consolas" w:cs="Consolas"/>
-                      <w:sz w:val="18"/>
-                      <w:szCs w:val="18"/>
-                    </w:rPr>
-                    <w:t>email, '@', 2))</w:t>
+                    <w:t xml:space="preserve">  COUNT(DISTINCT</w:t>
+                  </w:r>
+                </w:p>
+                <w:p>
+                  <w:r>
+                    <w:rPr>
+                      <w:rFonts w:ascii="Consolas" w:eastAsia="Consolas" w:hAnsi="Consolas" w:cs="Consolas"/>
+                      <w:sz w:val="18"/>
+                      <w:szCs w:val="18"/>
+                    </w:rPr>
+                    <w:t xml:space="preserve">    SPLIT_PART(email, '@', 2))</w:t>
                   </w:r>
                 </w:p>
                 <w:p>
@@ -2527,25 +1916,7 @@
                       <w:sz w:val="18"/>
                       <w:szCs w:val="18"/>
                     </w:rPr>
-                    <w:t xml:space="preserve">  </w:t>
-                  </w:r>
-                  <w:proofErr w:type="gramStart"/>
-                  <w:r>
-                    <w:rPr>
-                      <w:rFonts w:ascii="Consolas" w:eastAsia="Consolas" w:hAnsi="Consolas" w:cs="Consolas"/>
-                      <w:sz w:val="18"/>
-                      <w:szCs w:val="18"/>
-                    </w:rPr>
-                    <w:t>COUNT(</w:t>
-                  </w:r>
-                  <w:proofErr w:type="gramEnd"/>
-                  <w:r>
-                    <w:rPr>
-                      <w:rFonts w:ascii="Consolas" w:eastAsia="Consolas" w:hAnsi="Consolas" w:cs="Consolas"/>
-                      <w:sz w:val="18"/>
-                      <w:szCs w:val="18"/>
-                    </w:rPr>
-                    <w:t xml:space="preserve">DISTINCT tier) AS </w:t>
+                    <w:t xml:space="preserve">  COUNT(DISTINCT tier) AS </w:t>
                   </w:r>
                   <w:proofErr w:type="spellStart"/>
                   <w:r>
@@ -2568,7 +1939,6 @@
                     <w:t xml:space="preserve">FROM </w:t>
                   </w:r>
                   <w:proofErr w:type="spellStart"/>
-                  <w:proofErr w:type="gramStart"/>
                   <w:r>
                     <w:rPr>
                       <w:rFonts w:ascii="Consolas" w:eastAsia="Consolas" w:hAnsi="Consolas" w:cs="Consolas"/>
@@ -2578,7 +1948,6 @@
                     <w:t>customers.customers</w:t>
                   </w:r>
                   <w:proofErr w:type="spellEnd"/>
-                  <w:proofErr w:type="gramEnd"/>
                   <w:r>
                     <w:rPr>
                       <w:rFonts w:ascii="Consolas" w:eastAsia="Consolas" w:hAnsi="Consolas" w:cs="Consolas"/>
@@ -2625,12 +1994,6 @@
         <w:gridCol w:w="10070"/>
       </w:tblGrid>
       <w:tr>
-        <w:tblPrEx>
-          <w:tblCellMar>
-            <w:top w:w="0" w:type="dxa"/>
-            <w:bottom w:w="0" w:type="dxa"/>
-          </w:tblCellMar>
-        </w:tblPrEx>
         <w:tc>
           <w:tcPr>
             <w:tcW w:w="0" w:type="auto"/>
@@ -2659,19 +2022,9 @@
                 <w:sz w:val="18"/>
                 <w:szCs w:val="18"/>
               </w:rPr>
-              <w:t xml:space="preserve">SELECT </w:t>
-            </w:r>
-            <w:proofErr w:type="gramStart"/>
-            <w:r>
-              <w:rPr>
-                <w:rFonts w:ascii="Consolas" w:eastAsia="Consolas" w:hAnsi="Consolas" w:cs="Consolas"/>
-                <w:sz w:val="18"/>
-                <w:szCs w:val="18"/>
-              </w:rPr>
-              <w:t>SUM(</w:t>
+              <w:t>SELECT SUM(</w:t>
             </w:r>
             <w:proofErr w:type="spellStart"/>
-            <w:proofErr w:type="gramEnd"/>
             <w:r>
               <w:rPr>
                 <w:rFonts w:ascii="Consolas" w:eastAsia="Consolas" w:hAnsi="Consolas" w:cs="Consolas"/>
@@ -2710,7 +2063,6 @@
               <w:t xml:space="preserve">FROM </w:t>
             </w:r>
             <w:proofErr w:type="spellStart"/>
-            <w:proofErr w:type="gramStart"/>
             <w:r>
               <w:rPr>
                 <w:rFonts w:ascii="Consolas" w:eastAsia="Consolas" w:hAnsi="Consolas" w:cs="Consolas"/>
@@ -2720,7 +2072,6 @@
               <w:t>sales.orders</w:t>
             </w:r>
             <w:proofErr w:type="spellEnd"/>
-            <w:proofErr w:type="gramEnd"/>
             <w:r>
               <w:rPr>
                 <w:rFonts w:ascii="Consolas" w:eastAsia="Consolas" w:hAnsi="Consolas" w:cs="Consolas"/>
@@ -2757,19 +2108,9 @@
                 <w:sz w:val="18"/>
                 <w:szCs w:val="18"/>
               </w:rPr>
-              <w:t>SELECT ROUND(</w:t>
-            </w:r>
-            <w:proofErr w:type="gramStart"/>
-            <w:r>
-              <w:rPr>
-                <w:rFonts w:ascii="Consolas" w:eastAsia="Consolas" w:hAnsi="Consolas" w:cs="Consolas"/>
-                <w:sz w:val="18"/>
-                <w:szCs w:val="18"/>
-              </w:rPr>
-              <w:t>AVG(</w:t>
+              <w:t>SELECT ROUND(AVG(</w:t>
             </w:r>
             <w:proofErr w:type="spellStart"/>
-            <w:proofErr w:type="gramEnd"/>
             <w:r>
               <w:rPr>
                 <w:rFonts w:ascii="Consolas" w:eastAsia="Consolas" w:hAnsi="Consolas" w:cs="Consolas"/>
@@ -2818,7 +2159,6 @@
               <w:t xml:space="preserve">FROM </w:t>
             </w:r>
             <w:proofErr w:type="spellStart"/>
-            <w:proofErr w:type="gramStart"/>
             <w:r>
               <w:rPr>
                 <w:rFonts w:ascii="Consolas" w:eastAsia="Consolas" w:hAnsi="Consolas" w:cs="Consolas"/>
@@ -2828,7 +2168,6 @@
               <w:t>sales.orders</w:t>
             </w:r>
             <w:proofErr w:type="spellEnd"/>
-            <w:proofErr w:type="gramEnd"/>
             <w:r>
               <w:rPr>
                 <w:rFonts w:ascii="Consolas" w:eastAsia="Consolas" w:hAnsi="Consolas" w:cs="Consolas"/>
@@ -2875,25 +2214,7 @@
                 <w:sz w:val="18"/>
                 <w:szCs w:val="18"/>
               </w:rPr>
-              <w:t xml:space="preserve">  </w:t>
-            </w:r>
-            <w:proofErr w:type="gramStart"/>
-            <w:r>
-              <w:rPr>
-                <w:rFonts w:ascii="Consolas" w:eastAsia="Consolas" w:hAnsi="Consolas" w:cs="Consolas"/>
-                <w:sz w:val="18"/>
-                <w:szCs w:val="18"/>
-              </w:rPr>
-              <w:t>SUM(</w:t>
-            </w:r>
-            <w:proofErr w:type="gramEnd"/>
-            <w:r>
-              <w:rPr>
-                <w:rFonts w:ascii="Consolas" w:eastAsia="Consolas" w:hAnsi="Consolas" w:cs="Consolas"/>
-                <w:sz w:val="18"/>
-                <w:szCs w:val="18"/>
-              </w:rPr>
-              <w:t xml:space="preserve">salary) AS </w:t>
+              <w:t xml:space="preserve">  SUM(salary) AS </w:t>
             </w:r>
             <w:proofErr w:type="spellStart"/>
             <w:r>
@@ -2921,25 +2242,7 @@
                 <w:sz w:val="18"/>
                 <w:szCs w:val="18"/>
               </w:rPr>
-              <w:t xml:space="preserve">  ROUND(</w:t>
-            </w:r>
-            <w:proofErr w:type="gramStart"/>
-            <w:r>
-              <w:rPr>
-                <w:rFonts w:ascii="Consolas" w:eastAsia="Consolas" w:hAnsi="Consolas" w:cs="Consolas"/>
-                <w:sz w:val="18"/>
-                <w:szCs w:val="18"/>
-              </w:rPr>
-              <w:t>AVG(</w:t>
-            </w:r>
-            <w:proofErr w:type="gramEnd"/>
-            <w:r>
-              <w:rPr>
-                <w:rFonts w:ascii="Consolas" w:eastAsia="Consolas" w:hAnsi="Consolas" w:cs="Consolas"/>
-                <w:sz w:val="18"/>
-                <w:szCs w:val="18"/>
-              </w:rPr>
-              <w:t xml:space="preserve">salary), 0) AS </w:t>
+              <w:t xml:space="preserve">  ROUND(AVG(salary), 0) AS </w:t>
             </w:r>
             <w:proofErr w:type="spellStart"/>
             <w:r>
@@ -2962,7 +2265,6 @@
               <w:t xml:space="preserve">FROM </w:t>
             </w:r>
             <w:proofErr w:type="spellStart"/>
-            <w:proofErr w:type="gramStart"/>
             <w:r>
               <w:rPr>
                 <w:rFonts w:ascii="Consolas" w:eastAsia="Consolas" w:hAnsi="Consolas" w:cs="Consolas"/>
@@ -2972,7 +2274,6 @@
               <w:t>stores.employees</w:t>
             </w:r>
             <w:proofErr w:type="spellEnd"/>
-            <w:proofErr w:type="gramEnd"/>
             <w:r>
               <w:rPr>
                 <w:rFonts w:ascii="Consolas" w:eastAsia="Consolas" w:hAnsi="Consolas" w:cs="Consolas"/>
@@ -2992,10 +2293,6 @@
             <w:bottom w:val="single" w:sz="4" w:space="0" w:color="E2E2E6"/>
             <w:right w:val="single" w:sz="4" w:space="0" w:color="E2E2E6"/>
           </w:tblBorders>
-          <w:tblCellMar>
-            <w:top w:w="0" w:type="dxa"/>
-            <w:bottom w:w="0" w:type="dxa"/>
-          </w:tblCellMar>
         </w:tblPrEx>
         <w:tc>
           <w:tcPr>
@@ -3035,13 +2332,8 @@
               </w:rPr>
               <w:t xml:space="preserve">The Mistake: </w:t>
             </w:r>
-            <w:proofErr w:type="gramStart"/>
-            <w:r>
-              <w:t>AVG(</w:t>
-            </w:r>
-            <w:proofErr w:type="gramEnd"/>
-            <w:r>
-              <w:t>salary) with 100 rows where 20 are NULL. AVG divides by 80 (non-NULL rows), NOT by 100. This gives a higher average than expected.</w:t>
+            <w:r>
+              <w:t>AVG(salary) with 100 rows where 20 are NULL. AVG divides by 80 (non-NULL rows), NOT by 100. This gives a higher average than expected.</w:t>
             </w:r>
           </w:p>
           <w:p>
@@ -3056,15 +2348,7 @@
               <w:t xml:space="preserve">The Fix: </w:t>
             </w:r>
             <w:r>
-              <w:t xml:space="preserve">Use COALESCE if NULLs should count as 0: </w:t>
-            </w:r>
-            <w:proofErr w:type="gramStart"/>
-            <w:r>
-              <w:t>AVG(COALESCE(</w:t>
-            </w:r>
-            <w:proofErr w:type="gramEnd"/>
-            <w:r>
-              <w:t xml:space="preserve">salary, 0)) divides by all 100 rows. Know which </w:t>
+              <w:t xml:space="preserve">Use COALESCE if NULLs should count as 0: AVG(COALESCE(salary, 0)) divides by all 100 rows. Know which </w:t>
             </w:r>
             <w:proofErr w:type="spellStart"/>
             <w:r>
@@ -3085,10 +2369,6 @@
             <w:bottom w:val="single" w:sz="4" w:space="0" w:color="D8D8DC"/>
             <w:right w:val="single" w:sz="4" w:space="0" w:color="D8D8DC"/>
           </w:tblBorders>
-          <w:tblCellMar>
-            <w:top w:w="0" w:type="dxa"/>
-            <w:bottom w:w="0" w:type="dxa"/>
-          </w:tblCellMar>
         </w:tblPrEx>
         <w:tc>
           <w:tcPr>
@@ -3155,28 +2435,15 @@
               <w:t xml:space="preserve">TASK: </w:t>
             </w:r>
             <w:r>
-              <w:t xml:space="preserve">Write two separate queries — one with </w:t>
-            </w:r>
-            <w:proofErr w:type="gramStart"/>
-            <w:r>
-              <w:t>SUM(</w:t>
+              <w:t>Write two separate queries — one with SUM(</w:t>
             </w:r>
             <w:proofErr w:type="spellStart"/>
-            <w:proofErr w:type="gramEnd"/>
             <w:r>
               <w:t>net_total</w:t>
             </w:r>
             <w:proofErr w:type="spellEnd"/>
             <w:r>
-              <w:t xml:space="preserve">) on all orders, one with a WHERE filter for delivered orders. Include </w:t>
-            </w:r>
-            <w:proofErr w:type="gramStart"/>
-            <w:r>
-              <w:t>COUNT(</w:t>
-            </w:r>
-            <w:proofErr w:type="gramEnd"/>
-            <w:r>
-              <w:t>*) in both.</w:t>
+              <w:t>) on all orders, one with a WHERE filter for delivered orders. Include COUNT(*) in both.</w:t>
             </w:r>
           </w:p>
           <w:p>
@@ -3231,12 +2498,6 @@
               <w:gridCol w:w="9660"/>
             </w:tblGrid>
             <w:tr>
-              <w:tblPrEx>
-                <w:tblCellMar>
-                  <w:top w:w="0" w:type="dxa"/>
-                  <w:bottom w:w="0" w:type="dxa"/>
-                </w:tblCellMar>
-              </w:tblPrEx>
               <w:tc>
                 <w:tcPr>
                   <w:tcW w:w="0" w:type="auto"/>
@@ -3275,25 +2536,7 @@
                       <w:sz w:val="18"/>
                       <w:szCs w:val="18"/>
                     </w:rPr>
-                    <w:t xml:space="preserve">  </w:t>
-                  </w:r>
-                  <w:proofErr w:type="gramStart"/>
-                  <w:r>
-                    <w:rPr>
-                      <w:rFonts w:ascii="Consolas" w:eastAsia="Consolas" w:hAnsi="Consolas" w:cs="Consolas"/>
-                      <w:sz w:val="18"/>
-                      <w:szCs w:val="18"/>
-                    </w:rPr>
-                    <w:t>COUNT(</w:t>
-                  </w:r>
-                  <w:proofErr w:type="gramEnd"/>
-                  <w:r>
-                    <w:rPr>
-                      <w:rFonts w:ascii="Consolas" w:eastAsia="Consolas" w:hAnsi="Consolas" w:cs="Consolas"/>
-                      <w:sz w:val="18"/>
-                      <w:szCs w:val="18"/>
-                    </w:rPr>
-                    <w:t xml:space="preserve">*) AS </w:t>
+                    <w:t xml:space="preserve">  COUNT(*) AS </w:t>
                   </w:r>
                   <w:proofErr w:type="spellStart"/>
                   <w:r>
@@ -3321,19 +2564,9 @@
                       <w:sz w:val="18"/>
                       <w:szCs w:val="18"/>
                     </w:rPr>
-                    <w:t xml:space="preserve">  </w:t>
-                  </w:r>
-                  <w:proofErr w:type="gramStart"/>
-                  <w:r>
-                    <w:rPr>
-                      <w:rFonts w:ascii="Consolas" w:eastAsia="Consolas" w:hAnsi="Consolas" w:cs="Consolas"/>
-                      <w:sz w:val="18"/>
-                      <w:szCs w:val="18"/>
-                    </w:rPr>
-                    <w:t>SUM(</w:t>
+                    <w:t xml:space="preserve">  SUM(</w:t>
                   </w:r>
                   <w:proofErr w:type="spellStart"/>
-                  <w:proofErr w:type="gramEnd"/>
                   <w:r>
                     <w:rPr>
                       <w:rFonts w:ascii="Consolas" w:eastAsia="Consolas" w:hAnsi="Consolas" w:cs="Consolas"/>
@@ -3377,19 +2610,9 @@
                       <w:sz w:val="18"/>
                       <w:szCs w:val="18"/>
                     </w:rPr>
-                    <w:t xml:space="preserve">  ROUND(</w:t>
-                  </w:r>
-                  <w:proofErr w:type="gramStart"/>
-                  <w:r>
-                    <w:rPr>
-                      <w:rFonts w:ascii="Consolas" w:eastAsia="Consolas" w:hAnsi="Consolas" w:cs="Consolas"/>
-                      <w:sz w:val="18"/>
-                      <w:szCs w:val="18"/>
-                    </w:rPr>
-                    <w:t>AVG(</w:t>
+                    <w:t xml:space="preserve">  ROUND(AVG(</w:t>
                   </w:r>
                   <w:proofErr w:type="spellStart"/>
-                  <w:proofErr w:type="gramEnd"/>
                   <w:r>
                     <w:rPr>
                       <w:rFonts w:ascii="Consolas" w:eastAsia="Consolas" w:hAnsi="Consolas" w:cs="Consolas"/>
@@ -3428,7 +2651,6 @@
                     <w:t xml:space="preserve">FROM </w:t>
                   </w:r>
                   <w:proofErr w:type="spellStart"/>
-                  <w:proofErr w:type="gramStart"/>
                   <w:r>
                     <w:rPr>
                       <w:rFonts w:ascii="Consolas" w:eastAsia="Consolas" w:hAnsi="Consolas" w:cs="Consolas"/>
@@ -3438,7 +2660,6 @@
                     <w:t>sales.orders</w:t>
                   </w:r>
                   <w:proofErr w:type="spellEnd"/>
-                  <w:proofErr w:type="gramEnd"/>
                   <w:r>
                     <w:rPr>
                       <w:rFonts w:ascii="Consolas" w:eastAsia="Consolas" w:hAnsi="Consolas" w:cs="Consolas"/>
@@ -3485,25 +2706,7 @@
                       <w:sz w:val="18"/>
                       <w:szCs w:val="18"/>
                     </w:rPr>
-                    <w:t xml:space="preserve">  </w:t>
-                  </w:r>
-                  <w:proofErr w:type="gramStart"/>
-                  <w:r>
-                    <w:rPr>
-                      <w:rFonts w:ascii="Consolas" w:eastAsia="Consolas" w:hAnsi="Consolas" w:cs="Consolas"/>
-                      <w:sz w:val="18"/>
-                      <w:szCs w:val="18"/>
-                    </w:rPr>
-                    <w:t>COUNT(</w:t>
-                  </w:r>
-                  <w:proofErr w:type="gramEnd"/>
-                  <w:r>
-                    <w:rPr>
-                      <w:rFonts w:ascii="Consolas" w:eastAsia="Consolas" w:hAnsi="Consolas" w:cs="Consolas"/>
-                      <w:sz w:val="18"/>
-                      <w:szCs w:val="18"/>
-                    </w:rPr>
-                    <w:t xml:space="preserve">*) AS </w:t>
+                    <w:t xml:space="preserve">  COUNT(*) AS </w:t>
                   </w:r>
                   <w:proofErr w:type="spellStart"/>
                   <w:r>
@@ -3531,19 +2734,9 @@
                       <w:sz w:val="18"/>
                       <w:szCs w:val="18"/>
                     </w:rPr>
-                    <w:t xml:space="preserve">  </w:t>
-                  </w:r>
-                  <w:proofErr w:type="gramStart"/>
-                  <w:r>
-                    <w:rPr>
-                      <w:rFonts w:ascii="Consolas" w:eastAsia="Consolas" w:hAnsi="Consolas" w:cs="Consolas"/>
-                      <w:sz w:val="18"/>
-                      <w:szCs w:val="18"/>
-                    </w:rPr>
-                    <w:t>SUM(</w:t>
+                    <w:t xml:space="preserve">  SUM(</w:t>
                   </w:r>
                   <w:proofErr w:type="spellStart"/>
-                  <w:proofErr w:type="gramEnd"/>
                   <w:r>
                     <w:rPr>
                       <w:rFonts w:ascii="Consolas" w:eastAsia="Consolas" w:hAnsi="Consolas" w:cs="Consolas"/>
@@ -3587,19 +2780,9 @@
                       <w:sz w:val="18"/>
                       <w:szCs w:val="18"/>
                     </w:rPr>
-                    <w:t xml:space="preserve">  ROUND(</w:t>
-                  </w:r>
-                  <w:proofErr w:type="gramStart"/>
-                  <w:r>
-                    <w:rPr>
-                      <w:rFonts w:ascii="Consolas" w:eastAsia="Consolas" w:hAnsi="Consolas" w:cs="Consolas"/>
-                      <w:sz w:val="18"/>
-                      <w:szCs w:val="18"/>
-                    </w:rPr>
-                    <w:t>AVG(</w:t>
+                    <w:t xml:space="preserve">  ROUND(AVG(</w:t>
                   </w:r>
                   <w:proofErr w:type="spellStart"/>
-                  <w:proofErr w:type="gramEnd"/>
                   <w:r>
                     <w:rPr>
                       <w:rFonts w:ascii="Consolas" w:eastAsia="Consolas" w:hAnsi="Consolas" w:cs="Consolas"/>
@@ -3648,7 +2831,6 @@
                     <w:t xml:space="preserve">FROM </w:t>
                   </w:r>
                   <w:proofErr w:type="spellStart"/>
-                  <w:proofErr w:type="gramStart"/>
                   <w:r>
                     <w:rPr>
                       <w:rFonts w:ascii="Consolas" w:eastAsia="Consolas" w:hAnsi="Consolas" w:cs="Consolas"/>
@@ -3658,7 +2840,6 @@
                     <w:t>sales.orders</w:t>
                   </w:r>
                   <w:proofErr w:type="spellEnd"/>
-                  <w:proofErr w:type="gramEnd"/>
                 </w:p>
                 <w:p>
                   <w:r>
@@ -3721,12 +2902,6 @@
         <w:gridCol w:w="10070"/>
       </w:tblGrid>
       <w:tr>
-        <w:tblPrEx>
-          <w:tblCellMar>
-            <w:top w:w="0" w:type="dxa"/>
-            <w:bottom w:w="0" w:type="dxa"/>
-          </w:tblCellMar>
-        </w:tblPrEx>
         <w:tc>
           <w:tcPr>
             <w:tcW w:w="0" w:type="auto"/>
@@ -3827,12 +3002,10 @@
               <w:t xml:space="preserve"> (COUNT). All from </w:t>
             </w:r>
             <w:proofErr w:type="spellStart"/>
-            <w:proofErr w:type="gramStart"/>
             <w:r>
               <w:t>stores.employees</w:t>
             </w:r>
             <w:proofErr w:type="spellEnd"/>
-            <w:proofErr w:type="gramEnd"/>
             <w:r>
               <w:t>.</w:t>
             </w:r>
@@ -3849,23 +3022,7 @@
               <w:t xml:space="preserve">HINT: </w:t>
             </w:r>
             <w:r>
-              <w:t xml:space="preserve">AVG silently skips NULLs — which changes both the numerator AND the denominator. Trap: </w:t>
-            </w:r>
-            <w:proofErr w:type="gramStart"/>
-            <w:r>
-              <w:t>AVG(COALESCE(</w:t>
-            </w:r>
-            <w:proofErr w:type="gramEnd"/>
-            <w:r>
-              <w:t xml:space="preserve">col, 0)) gives a DIFFERENT answer than </w:t>
-            </w:r>
-            <w:proofErr w:type="gramStart"/>
-            <w:r>
-              <w:t>AVG(</w:t>
-            </w:r>
-            <w:proofErr w:type="gramEnd"/>
-            <w:r>
-              <w:t>col) when NULLs exist, because the zeros now count as real rows in the divisor.</w:t>
+              <w:t>AVG silently skips NULLs — which changes both the numerator AND the denominator. Trap: AVG(COALESCE(col, 0)) gives a DIFFERENT answer than AVG(col) when NULLs exist, because the zeros now count as real rows in the divisor.</w:t>
             </w:r>
           </w:p>
           <w:p>
@@ -3904,12 +3061,6 @@
               <w:gridCol w:w="9660"/>
             </w:tblGrid>
             <w:tr>
-              <w:tblPrEx>
-                <w:tblCellMar>
-                  <w:top w:w="0" w:type="dxa"/>
-                  <w:bottom w:w="0" w:type="dxa"/>
-                </w:tblCellMar>
-              </w:tblPrEx>
               <w:tc>
                 <w:tcPr>
                   <w:tcW w:w="0" w:type="auto"/>
@@ -3938,25 +3089,7 @@
                       <w:sz w:val="18"/>
                       <w:szCs w:val="18"/>
                     </w:rPr>
-                    <w:t xml:space="preserve">  </w:t>
-                  </w:r>
-                  <w:proofErr w:type="gramStart"/>
-                  <w:r>
-                    <w:rPr>
-                      <w:rFonts w:ascii="Consolas" w:eastAsia="Consolas" w:hAnsi="Consolas" w:cs="Consolas"/>
-                      <w:sz w:val="18"/>
-                      <w:szCs w:val="18"/>
-                    </w:rPr>
-                    <w:t>COUNT(</w:t>
-                  </w:r>
-                  <w:proofErr w:type="gramEnd"/>
-                  <w:r>
-                    <w:rPr>
-                      <w:rFonts w:ascii="Consolas" w:eastAsia="Consolas" w:hAnsi="Consolas" w:cs="Consolas"/>
-                      <w:sz w:val="18"/>
-                      <w:szCs w:val="18"/>
-                    </w:rPr>
-                    <w:t xml:space="preserve">*) AS </w:t>
+                    <w:t xml:space="preserve">  COUNT(*) AS </w:t>
                   </w:r>
                   <w:proofErr w:type="spellStart"/>
                   <w:r>
@@ -3984,25 +3117,7 @@
                       <w:sz w:val="18"/>
                       <w:szCs w:val="18"/>
                     </w:rPr>
-                    <w:t xml:space="preserve">  </w:t>
-                  </w:r>
-                  <w:proofErr w:type="gramStart"/>
-                  <w:r>
-                    <w:rPr>
-                      <w:rFonts w:ascii="Consolas" w:eastAsia="Consolas" w:hAnsi="Consolas" w:cs="Consolas"/>
-                      <w:sz w:val="18"/>
-                      <w:szCs w:val="18"/>
-                    </w:rPr>
-                    <w:t>SUM(</w:t>
-                  </w:r>
-                  <w:proofErr w:type="gramEnd"/>
-                  <w:r>
-                    <w:rPr>
-                      <w:rFonts w:ascii="Consolas" w:eastAsia="Consolas" w:hAnsi="Consolas" w:cs="Consolas"/>
-                      <w:sz w:val="18"/>
-                      <w:szCs w:val="18"/>
-                    </w:rPr>
-                    <w:t xml:space="preserve">salary) AS </w:t>
+                    <w:t xml:space="preserve">  SUM(salary) AS </w:t>
                   </w:r>
                   <w:proofErr w:type="spellStart"/>
                   <w:r>
@@ -4030,25 +3145,7 @@
                       <w:sz w:val="18"/>
                       <w:szCs w:val="18"/>
                     </w:rPr>
-                    <w:t xml:space="preserve">  ROUND(</w:t>
-                  </w:r>
-                  <w:proofErr w:type="gramStart"/>
-                  <w:r>
-                    <w:rPr>
-                      <w:rFonts w:ascii="Consolas" w:eastAsia="Consolas" w:hAnsi="Consolas" w:cs="Consolas"/>
-                      <w:sz w:val="18"/>
-                      <w:szCs w:val="18"/>
-                    </w:rPr>
-                    <w:t>AVG(</w:t>
-                  </w:r>
-                  <w:proofErr w:type="gramEnd"/>
-                  <w:r>
-                    <w:rPr>
-                      <w:rFonts w:ascii="Consolas" w:eastAsia="Consolas" w:hAnsi="Consolas" w:cs="Consolas"/>
-                      <w:sz w:val="18"/>
-                      <w:szCs w:val="18"/>
-                    </w:rPr>
-                    <w:t>salary), 0)</w:t>
+                    <w:t xml:space="preserve">  ROUND(AVG(salary), 0)</w:t>
                   </w:r>
                 </w:p>
                 <w:p>
@@ -4086,25 +3183,7 @@
                       <w:sz w:val="18"/>
                       <w:szCs w:val="18"/>
                     </w:rPr>
-                    <w:t xml:space="preserve">  </w:t>
-                  </w:r>
-                  <w:proofErr w:type="gramStart"/>
-                  <w:r>
-                    <w:rPr>
-                      <w:rFonts w:ascii="Consolas" w:eastAsia="Consolas" w:hAnsi="Consolas" w:cs="Consolas"/>
-                      <w:sz w:val="18"/>
-                      <w:szCs w:val="18"/>
-                    </w:rPr>
-                    <w:t>ROUND(AVG(COALESCE(</w:t>
-                  </w:r>
-                  <w:proofErr w:type="gramEnd"/>
-                  <w:r>
-                    <w:rPr>
-                      <w:rFonts w:ascii="Consolas" w:eastAsia="Consolas" w:hAnsi="Consolas" w:cs="Consolas"/>
-                      <w:sz w:val="18"/>
-                      <w:szCs w:val="18"/>
-                    </w:rPr>
-                    <w:t>salary, 0)), 0)</w:t>
+                    <w:t xml:space="preserve">  ROUND(AVG(COALESCE(salary, 0)), 0)</w:t>
                   </w:r>
                 </w:p>
                 <w:p>
@@ -4142,25 +3221,7 @@
                       <w:sz w:val="18"/>
                       <w:szCs w:val="18"/>
                     </w:rPr>
-                    <w:t xml:space="preserve">  </w:t>
-                  </w:r>
-                  <w:proofErr w:type="gramStart"/>
-                  <w:r>
-                    <w:rPr>
-                      <w:rFonts w:ascii="Consolas" w:eastAsia="Consolas" w:hAnsi="Consolas" w:cs="Consolas"/>
-                      <w:sz w:val="18"/>
-                      <w:szCs w:val="18"/>
-                    </w:rPr>
-                    <w:t>COUNT(</w:t>
-                  </w:r>
-                  <w:proofErr w:type="gramEnd"/>
-                  <w:r>
-                    <w:rPr>
-                      <w:rFonts w:ascii="Consolas" w:eastAsia="Consolas" w:hAnsi="Consolas" w:cs="Consolas"/>
-                      <w:sz w:val="18"/>
-                      <w:szCs w:val="18"/>
-                    </w:rPr>
-                    <w:t xml:space="preserve">salary) AS </w:t>
+                    <w:t xml:space="preserve">  COUNT(salary) AS </w:t>
                   </w:r>
                   <w:proofErr w:type="spellStart"/>
                   <w:r>
@@ -4188,43 +3249,7 @@
                       <w:sz w:val="18"/>
                       <w:szCs w:val="18"/>
                     </w:rPr>
-                    <w:t xml:space="preserve">  </w:t>
-                  </w:r>
-                  <w:proofErr w:type="gramStart"/>
-                  <w:r>
-                    <w:rPr>
-                      <w:rFonts w:ascii="Consolas" w:eastAsia="Consolas" w:hAnsi="Consolas" w:cs="Consolas"/>
-                      <w:sz w:val="18"/>
-                      <w:szCs w:val="18"/>
-                    </w:rPr>
-                    <w:t>COUNT(</w:t>
-                  </w:r>
-                  <w:proofErr w:type="gramEnd"/>
-                  <w:r>
-                    <w:rPr>
-                      <w:rFonts w:ascii="Consolas" w:eastAsia="Consolas" w:hAnsi="Consolas" w:cs="Consolas"/>
-                      <w:sz w:val="18"/>
-                      <w:szCs w:val="18"/>
-                    </w:rPr>
-                    <w:t xml:space="preserve">*) - </w:t>
-                  </w:r>
-                  <w:proofErr w:type="gramStart"/>
-                  <w:r>
-                    <w:rPr>
-                      <w:rFonts w:ascii="Consolas" w:eastAsia="Consolas" w:hAnsi="Consolas" w:cs="Consolas"/>
-                      <w:sz w:val="18"/>
-                      <w:szCs w:val="18"/>
-                    </w:rPr>
-                    <w:t>COUNT(</w:t>
-                  </w:r>
-                  <w:proofErr w:type="gramEnd"/>
-                  <w:r>
-                    <w:rPr>
-                      <w:rFonts w:ascii="Consolas" w:eastAsia="Consolas" w:hAnsi="Consolas" w:cs="Consolas"/>
-                      <w:sz w:val="18"/>
-                      <w:szCs w:val="18"/>
-                    </w:rPr>
-                    <w:t>salary)</w:t>
+                    <w:t xml:space="preserve">  COUNT(*) - COUNT(salary)</w:t>
                   </w:r>
                 </w:p>
                 <w:p>
@@ -4257,7 +3282,6 @@
                     <w:t xml:space="preserve">FROM </w:t>
                   </w:r>
                   <w:proofErr w:type="spellStart"/>
-                  <w:proofErr w:type="gramStart"/>
                   <w:r>
                     <w:rPr>
                       <w:rFonts w:ascii="Consolas" w:eastAsia="Consolas" w:hAnsi="Consolas" w:cs="Consolas"/>
@@ -4267,7 +3291,6 @@
                     <w:t>stores.employees</w:t>
                   </w:r>
                   <w:proofErr w:type="spellEnd"/>
-                  <w:proofErr w:type="gramEnd"/>
                   <w:r>
                     <w:rPr>
                       <w:rFonts w:ascii="Consolas" w:eastAsia="Consolas" w:hAnsi="Consolas" w:cs="Consolas"/>
@@ -4314,12 +3337,6 @@
         <w:gridCol w:w="10070"/>
       </w:tblGrid>
       <w:tr>
-        <w:tblPrEx>
-          <w:tblCellMar>
-            <w:top w:w="0" w:type="dxa"/>
-            <w:bottom w:w="0" w:type="dxa"/>
-          </w:tblCellMar>
-        </w:tblPrEx>
         <w:tc>
           <w:tcPr>
             <w:tcW w:w="0" w:type="auto"/>
@@ -4358,53 +3375,17 @@
                 <w:sz w:val="18"/>
                 <w:szCs w:val="18"/>
               </w:rPr>
-              <w:t xml:space="preserve">  </w:t>
-            </w:r>
-            <w:proofErr w:type="gramStart"/>
-            <w:r>
-              <w:rPr>
-                <w:rFonts w:ascii="Consolas" w:eastAsia="Consolas" w:hAnsi="Consolas" w:cs="Consolas"/>
-                <w:sz w:val="18"/>
-                <w:szCs w:val="18"/>
-              </w:rPr>
-              <w:t>MIN(</w:t>
-            </w:r>
-            <w:proofErr w:type="gramEnd"/>
-            <w:r>
-              <w:rPr>
-                <w:rFonts w:ascii="Consolas" w:eastAsia="Consolas" w:hAnsi="Consolas" w:cs="Consolas"/>
-                <w:sz w:val="18"/>
-                <w:szCs w:val="18"/>
-              </w:rPr>
-              <w:t>price) AS cheapest,</w:t>
-            </w:r>
-          </w:p>
-          <w:p>
-            <w:r>
-              <w:rPr>
-                <w:rFonts w:ascii="Consolas" w:eastAsia="Consolas" w:hAnsi="Consolas" w:cs="Consolas"/>
-                <w:sz w:val="18"/>
-                <w:szCs w:val="18"/>
-              </w:rPr>
-              <w:t xml:space="preserve">  </w:t>
-            </w:r>
-            <w:proofErr w:type="gramStart"/>
-            <w:r>
-              <w:rPr>
-                <w:rFonts w:ascii="Consolas" w:eastAsia="Consolas" w:hAnsi="Consolas" w:cs="Consolas"/>
-                <w:sz w:val="18"/>
-                <w:szCs w:val="18"/>
-              </w:rPr>
-              <w:t>MAX(</w:t>
-            </w:r>
-            <w:proofErr w:type="gramEnd"/>
-            <w:r>
-              <w:rPr>
-                <w:rFonts w:ascii="Consolas" w:eastAsia="Consolas" w:hAnsi="Consolas" w:cs="Consolas"/>
-                <w:sz w:val="18"/>
-                <w:szCs w:val="18"/>
-              </w:rPr>
-              <w:t xml:space="preserve">price) AS </w:t>
+              <w:t xml:space="preserve">  MIN(price) AS cheapest,</w:t>
+            </w:r>
+          </w:p>
+          <w:p>
+            <w:r>
+              <w:rPr>
+                <w:rFonts w:ascii="Consolas" w:eastAsia="Consolas" w:hAnsi="Consolas" w:cs="Consolas"/>
+                <w:sz w:val="18"/>
+                <w:szCs w:val="18"/>
+              </w:rPr>
+              <w:t xml:space="preserve">  MAX(price) AS </w:t>
             </w:r>
             <w:proofErr w:type="spellStart"/>
             <w:r>
@@ -4427,7 +3408,6 @@
               <w:t xml:space="preserve">FROM </w:t>
             </w:r>
             <w:proofErr w:type="spellStart"/>
-            <w:proofErr w:type="gramStart"/>
             <w:r>
               <w:rPr>
                 <w:rFonts w:ascii="Consolas" w:eastAsia="Consolas" w:hAnsi="Consolas" w:cs="Consolas"/>
@@ -4437,7 +3417,6 @@
               <w:t>products.products</w:t>
             </w:r>
             <w:proofErr w:type="spellEnd"/>
-            <w:proofErr w:type="gramEnd"/>
             <w:r>
               <w:rPr>
                 <w:rFonts w:ascii="Consolas" w:eastAsia="Consolas" w:hAnsi="Consolas" w:cs="Consolas"/>
@@ -4485,19 +3464,9 @@
                 <w:sz w:val="18"/>
                 <w:szCs w:val="18"/>
               </w:rPr>
-              <w:t xml:space="preserve">  </w:t>
-            </w:r>
-            <w:proofErr w:type="gramStart"/>
-            <w:r>
-              <w:rPr>
-                <w:rFonts w:ascii="Consolas" w:eastAsia="Consolas" w:hAnsi="Consolas" w:cs="Consolas"/>
-                <w:sz w:val="18"/>
-                <w:szCs w:val="18"/>
-              </w:rPr>
-              <w:t>MIN(</w:t>
+              <w:t xml:space="preserve">  MIN(</w:t>
             </w:r>
             <w:proofErr w:type="spellStart"/>
-            <w:proofErr w:type="gramEnd"/>
             <w:r>
               <w:rPr>
                 <w:rFonts w:ascii="Consolas" w:eastAsia="Consolas" w:hAnsi="Consolas" w:cs="Consolas"/>
@@ -4541,19 +3510,9 @@
                 <w:sz w:val="18"/>
                 <w:szCs w:val="18"/>
               </w:rPr>
-              <w:t xml:space="preserve">  </w:t>
-            </w:r>
-            <w:proofErr w:type="gramStart"/>
-            <w:r>
-              <w:rPr>
-                <w:rFonts w:ascii="Consolas" w:eastAsia="Consolas" w:hAnsi="Consolas" w:cs="Consolas"/>
-                <w:sz w:val="18"/>
-                <w:szCs w:val="18"/>
-              </w:rPr>
-              <w:t>MAX(</w:t>
+              <w:t xml:space="preserve">  MAX(</w:t>
             </w:r>
             <w:proofErr w:type="spellStart"/>
-            <w:proofErr w:type="gramEnd"/>
             <w:r>
               <w:rPr>
                 <w:rFonts w:ascii="Consolas" w:eastAsia="Consolas" w:hAnsi="Consolas" w:cs="Consolas"/>
@@ -4592,7 +3551,6 @@
               <w:t xml:space="preserve">FROM </w:t>
             </w:r>
             <w:proofErr w:type="spellStart"/>
-            <w:proofErr w:type="gramStart"/>
             <w:r>
               <w:rPr>
                 <w:rFonts w:ascii="Consolas" w:eastAsia="Consolas" w:hAnsi="Consolas" w:cs="Consolas"/>
@@ -4602,7 +3560,6 @@
               <w:t>sales.orders</w:t>
             </w:r>
             <w:proofErr w:type="spellEnd"/>
-            <w:proofErr w:type="gramEnd"/>
             <w:r>
               <w:rPr>
                 <w:rFonts w:ascii="Consolas" w:eastAsia="Consolas" w:hAnsi="Consolas" w:cs="Consolas"/>
@@ -4649,19 +3606,9 @@
                 <w:sz w:val="18"/>
                 <w:szCs w:val="18"/>
               </w:rPr>
-              <w:t xml:space="preserve">  </w:t>
-            </w:r>
-            <w:proofErr w:type="gramStart"/>
-            <w:r>
-              <w:rPr>
-                <w:rFonts w:ascii="Consolas" w:eastAsia="Consolas" w:hAnsi="Consolas" w:cs="Consolas"/>
-                <w:sz w:val="18"/>
-                <w:szCs w:val="18"/>
-              </w:rPr>
-              <w:t>MIN(</w:t>
+              <w:t xml:space="preserve">  MIN(</w:t>
             </w:r>
             <w:proofErr w:type="spellStart"/>
-            <w:proofErr w:type="gramEnd"/>
             <w:r>
               <w:rPr>
                 <w:rFonts w:ascii="Consolas" w:eastAsia="Consolas" w:hAnsi="Consolas" w:cs="Consolas"/>
@@ -4705,19 +3652,9 @@
                 <w:sz w:val="18"/>
                 <w:szCs w:val="18"/>
               </w:rPr>
-              <w:t xml:space="preserve">  </w:t>
-            </w:r>
-            <w:proofErr w:type="gramStart"/>
-            <w:r>
-              <w:rPr>
-                <w:rFonts w:ascii="Consolas" w:eastAsia="Consolas" w:hAnsi="Consolas" w:cs="Consolas"/>
-                <w:sz w:val="18"/>
-                <w:szCs w:val="18"/>
-              </w:rPr>
-              <w:t>MAX(</w:t>
+              <w:t xml:space="preserve">  MAX(</w:t>
             </w:r>
             <w:proofErr w:type="spellStart"/>
-            <w:proofErr w:type="gramEnd"/>
             <w:r>
               <w:rPr>
                 <w:rFonts w:ascii="Consolas" w:eastAsia="Consolas" w:hAnsi="Consolas" w:cs="Consolas"/>
@@ -4756,7 +3693,6 @@
               <w:t xml:space="preserve">FROM </w:t>
             </w:r>
             <w:proofErr w:type="spellStart"/>
-            <w:proofErr w:type="gramStart"/>
             <w:r>
               <w:rPr>
                 <w:rFonts w:ascii="Consolas" w:eastAsia="Consolas" w:hAnsi="Consolas" w:cs="Consolas"/>
@@ -4766,7 +3702,6 @@
               <w:t>customers.customers</w:t>
             </w:r>
             <w:proofErr w:type="spellEnd"/>
-            <w:proofErr w:type="gramEnd"/>
             <w:r>
               <w:rPr>
                 <w:rFonts w:ascii="Consolas" w:eastAsia="Consolas" w:hAnsi="Consolas" w:cs="Consolas"/>
@@ -4786,10 +3721,6 @@
             <w:bottom w:val="single" w:sz="4" w:space="0" w:color="E2E2E6"/>
             <w:right w:val="single" w:sz="4" w:space="0" w:color="E2E2E6"/>
           </w:tblBorders>
-          <w:tblCellMar>
-            <w:top w:w="0" w:type="dxa"/>
-            <w:bottom w:w="0" w:type="dxa"/>
-          </w:tblCellMar>
         </w:tblPrEx>
         <w:tc>
           <w:tcPr>
@@ -4815,6 +3746,7 @@
                 <w:sz w:val="16"/>
                 <w:szCs w:val="16"/>
               </w:rPr>
+              <w:lastRenderedPageBreak/>
               <w:t>PRO TIP</w:t>
             </w:r>
           </w:p>
@@ -4823,27 +3755,17 @@
               <w:spacing w:after="100"/>
             </w:pPr>
             <w:r>
-              <w:t xml:space="preserve">MIN and MAX work on dates too! </w:t>
-            </w:r>
-            <w:proofErr w:type="gramStart"/>
-            <w:r>
-              <w:t>MIN(</w:t>
+              <w:t>MIN and MAX work on dates too! MIN(</w:t>
             </w:r>
             <w:proofErr w:type="spellStart"/>
-            <w:proofErr w:type="gramEnd"/>
             <w:r>
               <w:t>order_date</w:t>
             </w:r>
             <w:proofErr w:type="spellEnd"/>
             <w:r>
-              <w:t xml:space="preserve">) = earliest order. </w:t>
-            </w:r>
-            <w:proofErr w:type="gramStart"/>
-            <w:r>
-              <w:t>MAX(</w:t>
+              <w:t>) = earliest order. MAX(</w:t>
             </w:r>
             <w:proofErr w:type="spellStart"/>
-            <w:proofErr w:type="gramEnd"/>
             <w:r>
               <w:t>order_date</w:t>
             </w:r>
@@ -4862,10 +3784,6 @@
             <w:bottom w:val="single" w:sz="4" w:space="0" w:color="D8D8DC"/>
             <w:right w:val="single" w:sz="4" w:space="0" w:color="D8D8DC"/>
           </w:tblBorders>
-          <w:tblCellMar>
-            <w:top w:w="0" w:type="dxa"/>
-            <w:bottom w:w="0" w:type="dxa"/>
-          </w:tblCellMar>
         </w:tblPrEx>
         <w:tc>
           <w:tcPr>
@@ -4935,12 +3853,10 @@
               <w:t xml:space="preserve">Query 1 — MIN/MAX price from </w:t>
             </w:r>
             <w:proofErr w:type="spellStart"/>
-            <w:proofErr w:type="gramStart"/>
             <w:r>
               <w:t>products.products</w:t>
             </w:r>
             <w:proofErr w:type="spellEnd"/>
-            <w:proofErr w:type="gramEnd"/>
             <w:r>
               <w:t xml:space="preserve">. Query 2 — MIN/MAX </w:t>
             </w:r>
@@ -4953,12 +3869,10 @@
               <w:t xml:space="preserve"> from </w:t>
             </w:r>
             <w:proofErr w:type="spellStart"/>
-            <w:proofErr w:type="gramStart"/>
             <w:r>
               <w:t>sales.orders</w:t>
             </w:r>
             <w:proofErr w:type="spellEnd"/>
-            <w:proofErr w:type="gramEnd"/>
             <w:r>
               <w:t xml:space="preserve"> (cast to DATE).</w:t>
             </w:r>
@@ -5014,12 +3928,6 @@
               <w:gridCol w:w="9660"/>
             </w:tblGrid>
             <w:tr>
-              <w:tblPrEx>
-                <w:tblCellMar>
-                  <w:top w:w="0" w:type="dxa"/>
-                  <w:bottom w:w="0" w:type="dxa"/>
-                </w:tblCellMar>
-              </w:tblPrEx>
               <w:tc>
                 <w:tcPr>
                   <w:tcW w:w="0" w:type="auto"/>
@@ -5058,53 +3966,17 @@
                       <w:sz w:val="18"/>
                       <w:szCs w:val="18"/>
                     </w:rPr>
-                    <w:t xml:space="preserve">  </w:t>
-                  </w:r>
-                  <w:proofErr w:type="gramStart"/>
-                  <w:r>
-                    <w:rPr>
-                      <w:rFonts w:ascii="Consolas" w:eastAsia="Consolas" w:hAnsi="Consolas" w:cs="Consolas"/>
-                      <w:sz w:val="18"/>
-                      <w:szCs w:val="18"/>
-                    </w:rPr>
-                    <w:t>MIN(</w:t>
-                  </w:r>
-                  <w:proofErr w:type="gramEnd"/>
-                  <w:r>
-                    <w:rPr>
-                      <w:rFonts w:ascii="Consolas" w:eastAsia="Consolas" w:hAnsi="Consolas" w:cs="Consolas"/>
-                      <w:sz w:val="18"/>
-                      <w:szCs w:val="18"/>
-                    </w:rPr>
-                    <w:t>price) AS cheapest,</w:t>
-                  </w:r>
-                </w:p>
-                <w:p>
-                  <w:r>
-                    <w:rPr>
-                      <w:rFonts w:ascii="Consolas" w:eastAsia="Consolas" w:hAnsi="Consolas" w:cs="Consolas"/>
-                      <w:sz w:val="18"/>
-                      <w:szCs w:val="18"/>
-                    </w:rPr>
-                    <w:t xml:space="preserve">  </w:t>
-                  </w:r>
-                  <w:proofErr w:type="gramStart"/>
-                  <w:r>
-                    <w:rPr>
-                      <w:rFonts w:ascii="Consolas" w:eastAsia="Consolas" w:hAnsi="Consolas" w:cs="Consolas"/>
-                      <w:sz w:val="18"/>
-                      <w:szCs w:val="18"/>
-                    </w:rPr>
-                    <w:t>MAX(</w:t>
-                  </w:r>
-                  <w:proofErr w:type="gramEnd"/>
-                  <w:r>
-                    <w:rPr>
-                      <w:rFonts w:ascii="Consolas" w:eastAsia="Consolas" w:hAnsi="Consolas" w:cs="Consolas"/>
-                      <w:sz w:val="18"/>
-                      <w:szCs w:val="18"/>
-                    </w:rPr>
-                    <w:t xml:space="preserve">price) AS </w:t>
+                    <w:t xml:space="preserve">  MIN(price) AS cheapest,</w:t>
+                  </w:r>
+                </w:p>
+                <w:p>
+                  <w:r>
+                    <w:rPr>
+                      <w:rFonts w:ascii="Consolas" w:eastAsia="Consolas" w:hAnsi="Consolas" w:cs="Consolas"/>
+                      <w:sz w:val="18"/>
+                      <w:szCs w:val="18"/>
+                    </w:rPr>
+                    <w:t xml:space="preserve">  MAX(price) AS </w:t>
                   </w:r>
                   <w:proofErr w:type="spellStart"/>
                   <w:r>
@@ -5132,43 +4004,7 @@
                       <w:sz w:val="18"/>
                       <w:szCs w:val="18"/>
                     </w:rPr>
-                    <w:t xml:space="preserve">  </w:t>
-                  </w:r>
-                  <w:proofErr w:type="gramStart"/>
-                  <w:r>
-                    <w:rPr>
-                      <w:rFonts w:ascii="Consolas" w:eastAsia="Consolas" w:hAnsi="Consolas" w:cs="Consolas"/>
-                      <w:sz w:val="18"/>
-                      <w:szCs w:val="18"/>
-                    </w:rPr>
-                    <w:t>MAX(</w:t>
-                  </w:r>
-                  <w:proofErr w:type="gramEnd"/>
-                  <w:r>
-                    <w:rPr>
-                      <w:rFonts w:ascii="Consolas" w:eastAsia="Consolas" w:hAnsi="Consolas" w:cs="Consolas"/>
-                      <w:sz w:val="18"/>
-                      <w:szCs w:val="18"/>
-                    </w:rPr>
-                    <w:t xml:space="preserve">price) - </w:t>
-                  </w:r>
-                  <w:proofErr w:type="gramStart"/>
-                  <w:r>
-                    <w:rPr>
-                      <w:rFonts w:ascii="Consolas" w:eastAsia="Consolas" w:hAnsi="Consolas" w:cs="Consolas"/>
-                      <w:sz w:val="18"/>
-                      <w:szCs w:val="18"/>
-                    </w:rPr>
-                    <w:t>MIN(</w:t>
-                  </w:r>
-                  <w:proofErr w:type="gramEnd"/>
-                  <w:r>
-                    <w:rPr>
-                      <w:rFonts w:ascii="Consolas" w:eastAsia="Consolas" w:hAnsi="Consolas" w:cs="Consolas"/>
-                      <w:sz w:val="18"/>
-                      <w:szCs w:val="18"/>
-                    </w:rPr>
-                    <w:t xml:space="preserve">price) AS </w:t>
+                    <w:t xml:space="preserve">  MAX(price) - MIN(price) AS </w:t>
                   </w:r>
                   <w:proofErr w:type="spellStart"/>
                   <w:r>
@@ -5191,7 +4027,6 @@
                     <w:t xml:space="preserve">FROM </w:t>
                   </w:r>
                   <w:proofErr w:type="spellStart"/>
-                  <w:proofErr w:type="gramStart"/>
                   <w:r>
                     <w:rPr>
                       <w:rFonts w:ascii="Consolas" w:eastAsia="Consolas" w:hAnsi="Consolas" w:cs="Consolas"/>
@@ -5201,7 +4036,6 @@
                     <w:t>products.products</w:t>
                   </w:r>
                   <w:proofErr w:type="spellEnd"/>
-                  <w:proofErr w:type="gramEnd"/>
                   <w:r>
                     <w:rPr>
                       <w:rFonts w:ascii="Consolas" w:eastAsia="Consolas" w:hAnsi="Consolas" w:cs="Consolas"/>
@@ -5248,19 +4082,9 @@
                       <w:sz w:val="18"/>
                       <w:szCs w:val="18"/>
                     </w:rPr>
-                    <w:t xml:space="preserve">  </w:t>
-                  </w:r>
-                  <w:proofErr w:type="gramStart"/>
-                  <w:r>
-                    <w:rPr>
-                      <w:rFonts w:ascii="Consolas" w:eastAsia="Consolas" w:hAnsi="Consolas" w:cs="Consolas"/>
-                      <w:sz w:val="18"/>
-                      <w:szCs w:val="18"/>
-                    </w:rPr>
-                    <w:t>MIN(</w:t>
+                    <w:t xml:space="preserve">  MIN(</w:t>
                   </w:r>
                   <w:proofErr w:type="spellStart"/>
-                  <w:proofErr w:type="gramEnd"/>
                   <w:r>
                     <w:rPr>
                       <w:rFonts w:ascii="Consolas" w:eastAsia="Consolas" w:hAnsi="Consolas" w:cs="Consolas"/>
@@ -5270,23 +4094,13 @@
                     <w:t>order_date</w:t>
                   </w:r>
                   <w:proofErr w:type="spellEnd"/>
-                  <w:proofErr w:type="gramStart"/>
-                  <w:r>
-                    <w:rPr>
-                      <w:rFonts w:ascii="Consolas" w:eastAsia="Consolas" w:hAnsi="Consolas" w:cs="Consolas"/>
-                      <w:sz w:val="18"/>
-                      <w:szCs w:val="18"/>
-                    </w:rPr>
-                    <w:t>)::</w:t>
-                  </w:r>
-                  <w:proofErr w:type="gramEnd"/>
-                  <w:r>
-                    <w:rPr>
-                      <w:rFonts w:ascii="Consolas" w:eastAsia="Consolas" w:hAnsi="Consolas" w:cs="Consolas"/>
-                      <w:sz w:val="18"/>
-                      <w:szCs w:val="18"/>
-                    </w:rPr>
-                    <w:t xml:space="preserve">DATE AS </w:t>
+                  <w:r>
+                    <w:rPr>
+                      <w:rFonts w:ascii="Consolas" w:eastAsia="Consolas" w:hAnsi="Consolas" w:cs="Consolas"/>
+                      <w:sz w:val="18"/>
+                      <w:szCs w:val="18"/>
+                    </w:rPr>
+                    <w:t xml:space="preserve">)::DATE AS </w:t>
                   </w:r>
                   <w:proofErr w:type="spellStart"/>
                   <w:r>
@@ -5314,19 +4128,9 @@
                       <w:sz w:val="18"/>
                       <w:szCs w:val="18"/>
                     </w:rPr>
-                    <w:t xml:space="preserve">  </w:t>
-                  </w:r>
-                  <w:proofErr w:type="gramStart"/>
-                  <w:r>
-                    <w:rPr>
-                      <w:rFonts w:ascii="Consolas" w:eastAsia="Consolas" w:hAnsi="Consolas" w:cs="Consolas"/>
-                      <w:sz w:val="18"/>
-                      <w:szCs w:val="18"/>
-                    </w:rPr>
-                    <w:t>MAX(</w:t>
+                    <w:t xml:space="preserve">  MAX(</w:t>
                   </w:r>
                   <w:proofErr w:type="spellStart"/>
-                  <w:proofErr w:type="gramEnd"/>
                   <w:r>
                     <w:rPr>
                       <w:rFonts w:ascii="Consolas" w:eastAsia="Consolas" w:hAnsi="Consolas" w:cs="Consolas"/>
@@ -5336,23 +4140,13 @@
                     <w:t>order_date</w:t>
                   </w:r>
                   <w:proofErr w:type="spellEnd"/>
-                  <w:proofErr w:type="gramStart"/>
-                  <w:r>
-                    <w:rPr>
-                      <w:rFonts w:ascii="Consolas" w:eastAsia="Consolas" w:hAnsi="Consolas" w:cs="Consolas"/>
-                      <w:sz w:val="18"/>
-                      <w:szCs w:val="18"/>
-                    </w:rPr>
-                    <w:t>)::</w:t>
-                  </w:r>
-                  <w:proofErr w:type="gramEnd"/>
-                  <w:r>
-                    <w:rPr>
-                      <w:rFonts w:ascii="Consolas" w:eastAsia="Consolas" w:hAnsi="Consolas" w:cs="Consolas"/>
-                      <w:sz w:val="18"/>
-                      <w:szCs w:val="18"/>
-                    </w:rPr>
-                    <w:t xml:space="preserve">DATE AS </w:t>
+                  <w:r>
+                    <w:rPr>
+                      <w:rFonts w:ascii="Consolas" w:eastAsia="Consolas" w:hAnsi="Consolas" w:cs="Consolas"/>
+                      <w:sz w:val="18"/>
+                      <w:szCs w:val="18"/>
+                    </w:rPr>
+                    <w:t xml:space="preserve">)::DATE AS </w:t>
                   </w:r>
                   <w:proofErr w:type="spellStart"/>
                   <w:r>
@@ -5380,19 +4174,9 @@
                       <w:sz w:val="18"/>
                       <w:szCs w:val="18"/>
                     </w:rPr>
-                    <w:t xml:space="preserve">  </w:t>
-                  </w:r>
-                  <w:proofErr w:type="gramStart"/>
-                  <w:r>
-                    <w:rPr>
-                      <w:rFonts w:ascii="Consolas" w:eastAsia="Consolas" w:hAnsi="Consolas" w:cs="Consolas"/>
-                      <w:sz w:val="18"/>
-                      <w:szCs w:val="18"/>
-                    </w:rPr>
-                    <w:t>MAX(</w:t>
+                    <w:t xml:space="preserve">  MAX(</w:t>
                   </w:r>
                   <w:proofErr w:type="spellStart"/>
-                  <w:proofErr w:type="gramEnd"/>
                   <w:r>
                     <w:rPr>
                       <w:rFonts w:ascii="Consolas" w:eastAsia="Consolas" w:hAnsi="Consolas" w:cs="Consolas"/>
@@ -5402,45 +4186,25 @@
                     <w:t>order_date</w:t>
                   </w:r>
                   <w:proofErr w:type="spellEnd"/>
-                  <w:proofErr w:type="gramStart"/>
-                  <w:r>
-                    <w:rPr>
-                      <w:rFonts w:ascii="Consolas" w:eastAsia="Consolas" w:hAnsi="Consolas" w:cs="Consolas"/>
-                      <w:sz w:val="18"/>
-                      <w:szCs w:val="18"/>
-                    </w:rPr>
-                    <w:t>)::</w:t>
-                  </w:r>
-                  <w:proofErr w:type="gramEnd"/>
-                  <w:r>
-                    <w:rPr>
-                      <w:rFonts w:ascii="Consolas" w:eastAsia="Consolas" w:hAnsi="Consolas" w:cs="Consolas"/>
-                      <w:sz w:val="18"/>
-                      <w:szCs w:val="18"/>
-                    </w:rPr>
-                    <w:t>DATE -</w:t>
-                  </w:r>
-                </w:p>
-                <w:p>
-                  <w:r>
-                    <w:rPr>
-                      <w:rFonts w:ascii="Consolas" w:eastAsia="Consolas" w:hAnsi="Consolas" w:cs="Consolas"/>
-                      <w:sz w:val="18"/>
-                      <w:szCs w:val="18"/>
-                    </w:rPr>
-                    <w:t xml:space="preserve">    </w:t>
-                  </w:r>
-                  <w:proofErr w:type="gramStart"/>
-                  <w:r>
-                    <w:rPr>
-                      <w:rFonts w:ascii="Consolas" w:eastAsia="Consolas" w:hAnsi="Consolas" w:cs="Consolas"/>
-                      <w:sz w:val="18"/>
-                      <w:szCs w:val="18"/>
-                    </w:rPr>
-                    <w:t>MIN(</w:t>
+                  <w:r>
+                    <w:rPr>
+                      <w:rFonts w:ascii="Consolas" w:eastAsia="Consolas" w:hAnsi="Consolas" w:cs="Consolas"/>
+                      <w:sz w:val="18"/>
+                      <w:szCs w:val="18"/>
+                    </w:rPr>
+                    <w:t>)::DATE -</w:t>
+                  </w:r>
+                </w:p>
+                <w:p>
+                  <w:r>
+                    <w:rPr>
+                      <w:rFonts w:ascii="Consolas" w:eastAsia="Consolas" w:hAnsi="Consolas" w:cs="Consolas"/>
+                      <w:sz w:val="18"/>
+                      <w:szCs w:val="18"/>
+                    </w:rPr>
+                    <w:t xml:space="preserve">    MIN(</w:t>
                   </w:r>
                   <w:proofErr w:type="spellStart"/>
-                  <w:proofErr w:type="gramEnd"/>
                   <w:r>
                     <w:rPr>
                       <w:rFonts w:ascii="Consolas" w:eastAsia="Consolas" w:hAnsi="Consolas" w:cs="Consolas"/>
@@ -5450,23 +4214,13 @@
                     <w:t>order_date</w:t>
                   </w:r>
                   <w:proofErr w:type="spellEnd"/>
-                  <w:proofErr w:type="gramStart"/>
-                  <w:r>
-                    <w:rPr>
-                      <w:rFonts w:ascii="Consolas" w:eastAsia="Consolas" w:hAnsi="Consolas" w:cs="Consolas"/>
-                      <w:sz w:val="18"/>
-                      <w:szCs w:val="18"/>
-                    </w:rPr>
-                    <w:t>)::</w:t>
-                  </w:r>
-                  <w:proofErr w:type="gramEnd"/>
-                  <w:r>
-                    <w:rPr>
-                      <w:rFonts w:ascii="Consolas" w:eastAsia="Consolas" w:hAnsi="Consolas" w:cs="Consolas"/>
-                      <w:sz w:val="18"/>
-                      <w:szCs w:val="18"/>
-                    </w:rPr>
-                    <w:t>DATE</w:t>
+                  <w:r>
+                    <w:rPr>
+                      <w:rFonts w:ascii="Consolas" w:eastAsia="Consolas" w:hAnsi="Consolas" w:cs="Consolas"/>
+                      <w:sz w:val="18"/>
+                      <w:szCs w:val="18"/>
+                    </w:rPr>
+                    <w:t>)::DATE</w:t>
                   </w:r>
                 </w:p>
                 <w:p>
@@ -5499,7 +4253,6 @@
                     <w:t xml:space="preserve">FROM </w:t>
                   </w:r>
                   <w:proofErr w:type="spellStart"/>
-                  <w:proofErr w:type="gramStart"/>
                   <w:r>
                     <w:rPr>
                       <w:rFonts w:ascii="Consolas" w:eastAsia="Consolas" w:hAnsi="Consolas" w:cs="Consolas"/>
@@ -5509,7 +4262,6 @@
                     <w:t>sales.orders</w:t>
                   </w:r>
                   <w:proofErr w:type="spellEnd"/>
-                  <w:proofErr w:type="gramEnd"/>
                   <w:r>
                     <w:rPr>
                       <w:rFonts w:ascii="Consolas" w:eastAsia="Consolas" w:hAnsi="Consolas" w:cs="Consolas"/>
@@ -5552,12 +4304,6 @@
         <w:gridCol w:w="10070"/>
       </w:tblGrid>
       <w:tr>
-        <w:tblPrEx>
-          <w:tblCellMar>
-            <w:top w:w="0" w:type="dxa"/>
-            <w:bottom w:w="0" w:type="dxa"/>
-          </w:tblCellMar>
-        </w:tblPrEx>
         <w:tc>
           <w:tcPr>
             <w:tcW w:w="0" w:type="auto"/>
@@ -5654,36 +4400,15 @@
               <w:t xml:space="preserve">HINT: </w:t>
             </w:r>
             <w:r>
-              <w:t xml:space="preserve">Aggregates accept expressions, not just plain columns — think about doing the math FIRST, then aggregating the result. Trap: do not aggregate one side and not the other — </w:t>
-            </w:r>
-            <w:proofErr w:type="gramStart"/>
-            <w:r>
-              <w:t>MIN(</w:t>
-            </w:r>
-            <w:proofErr w:type="gramEnd"/>
-            <w:r>
-              <w:t xml:space="preserve">price) - </w:t>
-            </w:r>
-            <w:proofErr w:type="gramStart"/>
-            <w:r>
-              <w:t>MAX(</w:t>
+              <w:t>Aggregates accept expressions, not just plain columns — think about doing the math FIRST, then aggregating the result. Trap: do not aggregate one side and not the other — MIN(price) - MAX(</w:t>
             </w:r>
             <w:proofErr w:type="spellStart"/>
-            <w:proofErr w:type="gramEnd"/>
             <w:r>
               <w:t>cost_price</w:t>
             </w:r>
             <w:proofErr w:type="spellEnd"/>
             <w:r>
-              <w:t xml:space="preserve">) gives a totally different answer than </w:t>
-            </w:r>
-            <w:proofErr w:type="gramStart"/>
-            <w:r>
-              <w:t>MIN(</w:t>
-            </w:r>
-            <w:proofErr w:type="gramEnd"/>
-            <w:r>
-              <w:t xml:space="preserve">price - </w:t>
+              <w:t xml:space="preserve">) gives a totally different answer than MIN(price - </w:t>
             </w:r>
             <w:proofErr w:type="spellStart"/>
             <w:r>
@@ -5730,12 +4455,6 @@
               <w:gridCol w:w="9660"/>
             </w:tblGrid>
             <w:tr>
-              <w:tblPrEx>
-                <w:tblCellMar>
-                  <w:top w:w="0" w:type="dxa"/>
-                  <w:bottom w:w="0" w:type="dxa"/>
-                </w:tblCellMar>
-              </w:tblPrEx>
               <w:tc>
                 <w:tcPr>
                   <w:tcW w:w="0" w:type="auto"/>
@@ -5765,25 +4484,7 @@
                       <w:sz w:val="18"/>
                       <w:szCs w:val="18"/>
                     </w:rPr>
-                    <w:t xml:space="preserve">  </w:t>
-                  </w:r>
-                  <w:proofErr w:type="gramStart"/>
-                  <w:r>
-                    <w:rPr>
-                      <w:rFonts w:ascii="Consolas" w:eastAsia="Consolas" w:hAnsi="Consolas" w:cs="Consolas"/>
-                      <w:sz w:val="18"/>
-                      <w:szCs w:val="18"/>
-                    </w:rPr>
-                    <w:t>COUNT(</w:t>
-                  </w:r>
-                  <w:proofErr w:type="gramEnd"/>
-                  <w:r>
-                    <w:rPr>
-                      <w:rFonts w:ascii="Consolas" w:eastAsia="Consolas" w:hAnsi="Consolas" w:cs="Consolas"/>
-                      <w:sz w:val="18"/>
-                      <w:szCs w:val="18"/>
-                    </w:rPr>
-                    <w:t xml:space="preserve">*) AS </w:t>
+                    <w:t xml:space="preserve">  COUNT(*) AS </w:t>
                   </w:r>
                   <w:proofErr w:type="spellStart"/>
                   <w:r>
@@ -5811,25 +4512,7 @@
                       <w:sz w:val="18"/>
                       <w:szCs w:val="18"/>
                     </w:rPr>
-                    <w:t xml:space="preserve">  </w:t>
-                  </w:r>
-                  <w:proofErr w:type="gramStart"/>
-                  <w:r>
-                    <w:rPr>
-                      <w:rFonts w:ascii="Consolas" w:eastAsia="Consolas" w:hAnsi="Consolas" w:cs="Consolas"/>
-                      <w:sz w:val="18"/>
-                      <w:szCs w:val="18"/>
-                    </w:rPr>
-                    <w:t>MIN(</w:t>
-                  </w:r>
-                  <w:proofErr w:type="gramEnd"/>
-                  <w:r>
-                    <w:rPr>
-                      <w:rFonts w:ascii="Consolas" w:eastAsia="Consolas" w:hAnsi="Consolas" w:cs="Consolas"/>
-                      <w:sz w:val="18"/>
-                      <w:szCs w:val="18"/>
-                    </w:rPr>
-                    <w:t xml:space="preserve">price) AS </w:t>
+                    <w:t xml:space="preserve">  MIN(price) AS </w:t>
                   </w:r>
                   <w:proofErr w:type="spellStart"/>
                   <w:r>
@@ -5857,25 +4540,7 @@
                       <w:sz w:val="18"/>
                       <w:szCs w:val="18"/>
                     </w:rPr>
-                    <w:t xml:space="preserve">  </w:t>
-                  </w:r>
-                  <w:proofErr w:type="gramStart"/>
-                  <w:r>
-                    <w:rPr>
-                      <w:rFonts w:ascii="Consolas" w:eastAsia="Consolas" w:hAnsi="Consolas" w:cs="Consolas"/>
-                      <w:sz w:val="18"/>
-                      <w:szCs w:val="18"/>
-                    </w:rPr>
-                    <w:t>MAX(</w:t>
-                  </w:r>
-                  <w:proofErr w:type="gramEnd"/>
-                  <w:r>
-                    <w:rPr>
-                      <w:rFonts w:ascii="Consolas" w:eastAsia="Consolas" w:hAnsi="Consolas" w:cs="Consolas"/>
-                      <w:sz w:val="18"/>
-                      <w:szCs w:val="18"/>
-                    </w:rPr>
-                    <w:t xml:space="preserve">price) AS </w:t>
+                    <w:t xml:space="preserve">  MAX(price) AS </w:t>
                   </w:r>
                   <w:proofErr w:type="spellStart"/>
                   <w:r>
@@ -5903,25 +4568,7 @@
                       <w:sz w:val="18"/>
                       <w:szCs w:val="18"/>
                     </w:rPr>
-                    <w:t xml:space="preserve">  ROUND(</w:t>
-                  </w:r>
-                  <w:proofErr w:type="gramStart"/>
-                  <w:r>
-                    <w:rPr>
-                      <w:rFonts w:ascii="Consolas" w:eastAsia="Consolas" w:hAnsi="Consolas" w:cs="Consolas"/>
-                      <w:sz w:val="18"/>
-                      <w:szCs w:val="18"/>
-                    </w:rPr>
-                    <w:t>AVG(</w:t>
-                  </w:r>
-                  <w:proofErr w:type="gramEnd"/>
-                  <w:r>
-                    <w:rPr>
-                      <w:rFonts w:ascii="Consolas" w:eastAsia="Consolas" w:hAnsi="Consolas" w:cs="Consolas"/>
-                      <w:sz w:val="18"/>
-                      <w:szCs w:val="18"/>
-                    </w:rPr>
-                    <w:t xml:space="preserve">price), 0) AS </w:t>
+                    <w:t xml:space="preserve">  ROUND(AVG(price), 0) AS </w:t>
                   </w:r>
                   <w:proofErr w:type="spellStart"/>
                   <w:r>
@@ -5949,25 +4596,7 @@
                       <w:sz w:val="18"/>
                       <w:szCs w:val="18"/>
                     </w:rPr>
-                    <w:t xml:space="preserve">  </w:t>
-                  </w:r>
-                  <w:proofErr w:type="gramStart"/>
-                  <w:r>
-                    <w:rPr>
-                      <w:rFonts w:ascii="Consolas" w:eastAsia="Consolas" w:hAnsi="Consolas" w:cs="Consolas"/>
-                      <w:sz w:val="18"/>
-                      <w:szCs w:val="18"/>
-                    </w:rPr>
-                    <w:t>MIN(</w:t>
-                  </w:r>
-                  <w:proofErr w:type="gramEnd"/>
-                  <w:r>
-                    <w:rPr>
-                      <w:rFonts w:ascii="Consolas" w:eastAsia="Consolas" w:hAnsi="Consolas" w:cs="Consolas"/>
-                      <w:sz w:val="18"/>
-                      <w:szCs w:val="18"/>
-                    </w:rPr>
-                    <w:t xml:space="preserve">price - </w:t>
+                    <w:t xml:space="preserve">  MIN(price - </w:t>
                   </w:r>
                   <w:proofErr w:type="spellStart"/>
                   <w:r>
@@ -6023,25 +4652,7 @@
                       <w:sz w:val="18"/>
                       <w:szCs w:val="18"/>
                     </w:rPr>
-                    <w:t xml:space="preserve">  </w:t>
-                  </w:r>
-                  <w:proofErr w:type="gramStart"/>
-                  <w:r>
-                    <w:rPr>
-                      <w:rFonts w:ascii="Consolas" w:eastAsia="Consolas" w:hAnsi="Consolas" w:cs="Consolas"/>
-                      <w:sz w:val="18"/>
-                      <w:szCs w:val="18"/>
-                    </w:rPr>
-                    <w:t>MAX(</w:t>
-                  </w:r>
-                  <w:proofErr w:type="gramEnd"/>
-                  <w:r>
-                    <w:rPr>
-                      <w:rFonts w:ascii="Consolas" w:eastAsia="Consolas" w:hAnsi="Consolas" w:cs="Consolas"/>
-                      <w:sz w:val="18"/>
-                      <w:szCs w:val="18"/>
-                    </w:rPr>
-                    <w:t xml:space="preserve">price - </w:t>
+                    <w:t xml:space="preserve">  MAX(price - </w:t>
                   </w:r>
                   <w:proofErr w:type="spellStart"/>
                   <w:r>
@@ -6097,25 +4708,7 @@
                       <w:sz w:val="18"/>
                       <w:szCs w:val="18"/>
                     </w:rPr>
-                    <w:t xml:space="preserve">  </w:t>
-                  </w:r>
-                  <w:proofErr w:type="gramStart"/>
-                  <w:r>
-                    <w:rPr>
-                      <w:rFonts w:ascii="Consolas" w:eastAsia="Consolas" w:hAnsi="Consolas" w:cs="Consolas"/>
-                      <w:sz w:val="18"/>
-                      <w:szCs w:val="18"/>
-                    </w:rPr>
-                    <w:t>ROUND(AVG(</w:t>
-                  </w:r>
-                  <w:proofErr w:type="gramEnd"/>
-                  <w:r>
-                    <w:rPr>
-                      <w:rFonts w:ascii="Consolas" w:eastAsia="Consolas" w:hAnsi="Consolas" w:cs="Consolas"/>
-                      <w:sz w:val="18"/>
-                      <w:szCs w:val="18"/>
-                    </w:rPr>
-                    <w:t xml:space="preserve">price - </w:t>
+                    <w:t xml:space="preserve">  ROUND(AVG(price - </w:t>
                   </w:r>
                   <w:proofErr w:type="spellStart"/>
                   <w:r>
@@ -6166,7 +4759,6 @@
                     <w:t xml:space="preserve">FROM </w:t>
                   </w:r>
                   <w:proofErr w:type="spellStart"/>
-                  <w:proofErr w:type="gramStart"/>
                   <w:r>
                     <w:rPr>
                       <w:rFonts w:ascii="Consolas" w:eastAsia="Consolas" w:hAnsi="Consolas" w:cs="Consolas"/>
@@ -6176,7 +4768,6 @@
                     <w:t>products.products</w:t>
                   </w:r>
                   <w:proofErr w:type="spellEnd"/>
-                  <w:proofErr w:type="gramEnd"/>
                   <w:r>
                     <w:rPr>
                       <w:rFonts w:ascii="Consolas" w:eastAsia="Consolas" w:hAnsi="Consolas" w:cs="Consolas"/>
@@ -6200,10 +4791,6 @@
             <w:bottom w:val="single" w:sz="4" w:space="0" w:color="E2E2E6"/>
             <w:right w:val="single" w:sz="4" w:space="0" w:color="E2E2E6"/>
           </w:tblBorders>
-          <w:tblCellMar>
-            <w:top w:w="0" w:type="dxa"/>
-            <w:bottom w:w="0" w:type="dxa"/>
-          </w:tblCellMar>
         </w:tblPrEx>
         <w:tc>
           <w:tcPr>
@@ -6229,6 +4816,7 @@
                 <w:sz w:val="16"/>
                 <w:szCs w:val="16"/>
               </w:rPr>
+              <w:lastRenderedPageBreak/>
               <w:t>REAL WORLD · THE FIVE AGGREGATES — EVERY ANALYST USES THESE DAILY</w:t>
             </w:r>
           </w:p>
@@ -6283,12 +4871,6 @@
         </w:tc>
       </w:tr>
       <w:tr>
-        <w:tblPrEx>
-          <w:tblCellMar>
-            <w:top w:w="0" w:type="dxa"/>
-            <w:bottom w:w="0" w:type="dxa"/>
-          </w:tblCellMar>
-        </w:tblPrEx>
         <w:tc>
           <w:tcPr>
             <w:tcW w:w="0" w:type="auto"/>
@@ -6357,12 +4939,10 @@
               <w:t xml:space="preserve">Combine all five aggregates on </w:t>
             </w:r>
             <w:proofErr w:type="spellStart"/>
-            <w:proofErr w:type="gramStart"/>
             <w:r>
               <w:t>sales.orders</w:t>
             </w:r>
             <w:proofErr w:type="spellEnd"/>
-            <w:proofErr w:type="gramEnd"/>
             <w:r>
               <w:t>. Use ROUND for the average. Show date range with MIN/MAX.</w:t>
             </w:r>
@@ -6418,12 +4998,6 @@
               <w:gridCol w:w="9660"/>
             </w:tblGrid>
             <w:tr>
-              <w:tblPrEx>
-                <w:tblCellMar>
-                  <w:top w:w="0" w:type="dxa"/>
-                  <w:bottom w:w="0" w:type="dxa"/>
-                </w:tblCellMar>
-              </w:tblPrEx>
               <w:tc>
                 <w:tcPr>
                   <w:tcW w:w="0" w:type="auto"/>
@@ -6452,25 +5026,7 @@
                       <w:sz w:val="18"/>
                       <w:szCs w:val="18"/>
                     </w:rPr>
-                    <w:t xml:space="preserve">  </w:t>
-                  </w:r>
-                  <w:proofErr w:type="gramStart"/>
-                  <w:r>
-                    <w:rPr>
-                      <w:rFonts w:ascii="Consolas" w:eastAsia="Consolas" w:hAnsi="Consolas" w:cs="Consolas"/>
-                      <w:sz w:val="18"/>
-                      <w:szCs w:val="18"/>
-                    </w:rPr>
-                    <w:t>COUNT(</w:t>
-                  </w:r>
-                  <w:proofErr w:type="gramEnd"/>
-                  <w:r>
-                    <w:rPr>
-                      <w:rFonts w:ascii="Consolas" w:eastAsia="Consolas" w:hAnsi="Consolas" w:cs="Consolas"/>
-                      <w:sz w:val="18"/>
-                      <w:szCs w:val="18"/>
-                    </w:rPr>
-                    <w:t xml:space="preserve">*) AS </w:t>
+                    <w:t xml:space="preserve">  COUNT(*) AS </w:t>
                   </w:r>
                   <w:proofErr w:type="spellStart"/>
                   <w:r>
@@ -6498,19 +5054,9 @@
                       <w:sz w:val="18"/>
                       <w:szCs w:val="18"/>
                     </w:rPr>
-                    <w:t xml:space="preserve">  </w:t>
-                  </w:r>
-                  <w:proofErr w:type="gramStart"/>
-                  <w:r>
-                    <w:rPr>
-                      <w:rFonts w:ascii="Consolas" w:eastAsia="Consolas" w:hAnsi="Consolas" w:cs="Consolas"/>
-                      <w:sz w:val="18"/>
-                      <w:szCs w:val="18"/>
-                    </w:rPr>
-                    <w:t>SUM(</w:t>
+                    <w:t xml:space="preserve">  SUM(</w:t>
                   </w:r>
                   <w:proofErr w:type="spellStart"/>
-                  <w:proofErr w:type="gramEnd"/>
                   <w:r>
                     <w:rPr>
                       <w:rFonts w:ascii="Consolas" w:eastAsia="Consolas" w:hAnsi="Consolas" w:cs="Consolas"/>
@@ -6554,19 +5100,9 @@
                       <w:sz w:val="18"/>
                       <w:szCs w:val="18"/>
                     </w:rPr>
-                    <w:t xml:space="preserve">  ROUND(</w:t>
-                  </w:r>
-                  <w:proofErr w:type="gramStart"/>
-                  <w:r>
-                    <w:rPr>
-                      <w:rFonts w:ascii="Consolas" w:eastAsia="Consolas" w:hAnsi="Consolas" w:cs="Consolas"/>
-                      <w:sz w:val="18"/>
-                      <w:szCs w:val="18"/>
-                    </w:rPr>
-                    <w:t>AVG(</w:t>
+                    <w:t xml:space="preserve">  ROUND(AVG(</w:t>
                   </w:r>
                   <w:proofErr w:type="spellStart"/>
-                  <w:proofErr w:type="gramEnd"/>
                   <w:r>
                     <w:rPr>
                       <w:rFonts w:ascii="Consolas" w:eastAsia="Consolas" w:hAnsi="Consolas" w:cs="Consolas"/>
@@ -6610,19 +5146,9 @@
                       <w:sz w:val="18"/>
                       <w:szCs w:val="18"/>
                     </w:rPr>
-                    <w:t xml:space="preserve">  </w:t>
-                  </w:r>
-                  <w:proofErr w:type="gramStart"/>
-                  <w:r>
-                    <w:rPr>
-                      <w:rFonts w:ascii="Consolas" w:eastAsia="Consolas" w:hAnsi="Consolas" w:cs="Consolas"/>
-                      <w:sz w:val="18"/>
-                      <w:szCs w:val="18"/>
-                    </w:rPr>
-                    <w:t>MIN(</w:t>
+                    <w:t xml:space="preserve">  MIN(</w:t>
                   </w:r>
                   <w:proofErr w:type="spellStart"/>
-                  <w:proofErr w:type="gramEnd"/>
                   <w:r>
                     <w:rPr>
                       <w:rFonts w:ascii="Consolas" w:eastAsia="Consolas" w:hAnsi="Consolas" w:cs="Consolas"/>
@@ -6666,19 +5192,9 @@
                       <w:sz w:val="18"/>
                       <w:szCs w:val="18"/>
                     </w:rPr>
-                    <w:t xml:space="preserve">  </w:t>
-                  </w:r>
-                  <w:proofErr w:type="gramStart"/>
-                  <w:r>
-                    <w:rPr>
-                      <w:rFonts w:ascii="Consolas" w:eastAsia="Consolas" w:hAnsi="Consolas" w:cs="Consolas"/>
-                      <w:sz w:val="18"/>
-                      <w:szCs w:val="18"/>
-                    </w:rPr>
-                    <w:t>MAX(</w:t>
+                    <w:t xml:space="preserve">  MAX(</w:t>
                   </w:r>
                   <w:proofErr w:type="spellStart"/>
-                  <w:proofErr w:type="gramEnd"/>
                   <w:r>
                     <w:rPr>
                       <w:rFonts w:ascii="Consolas" w:eastAsia="Consolas" w:hAnsi="Consolas" w:cs="Consolas"/>
@@ -6722,25 +5238,7 @@
                       <w:sz w:val="18"/>
                       <w:szCs w:val="18"/>
                     </w:rPr>
-                    <w:t xml:space="preserve">  </w:t>
-                  </w:r>
-                  <w:proofErr w:type="gramStart"/>
-                  <w:r>
-                    <w:rPr>
-                      <w:rFonts w:ascii="Consolas" w:eastAsia="Consolas" w:hAnsi="Consolas" w:cs="Consolas"/>
-                      <w:sz w:val="18"/>
-                      <w:szCs w:val="18"/>
-                    </w:rPr>
-                    <w:t>COUNT(</w:t>
-                  </w:r>
-                  <w:proofErr w:type="gramEnd"/>
-                  <w:r>
-                    <w:rPr>
-                      <w:rFonts w:ascii="Consolas" w:eastAsia="Consolas" w:hAnsi="Consolas" w:cs="Consolas"/>
-                      <w:sz w:val="18"/>
-                      <w:szCs w:val="18"/>
-                    </w:rPr>
-                    <w:t xml:space="preserve">DISTINCT </w:t>
+                    <w:t xml:space="preserve">  COUNT(DISTINCT </w:t>
                   </w:r>
                   <w:proofErr w:type="spellStart"/>
                   <w:r>
@@ -6796,19 +5294,9 @@
                       <w:sz w:val="18"/>
                       <w:szCs w:val="18"/>
                     </w:rPr>
-                    <w:t xml:space="preserve">  </w:t>
-                  </w:r>
-                  <w:proofErr w:type="gramStart"/>
-                  <w:r>
-                    <w:rPr>
-                      <w:rFonts w:ascii="Consolas" w:eastAsia="Consolas" w:hAnsi="Consolas" w:cs="Consolas"/>
-                      <w:sz w:val="18"/>
-                      <w:szCs w:val="18"/>
-                    </w:rPr>
-                    <w:t>MIN(</w:t>
+                    <w:t xml:space="preserve">  MIN(</w:t>
                   </w:r>
                   <w:proofErr w:type="spellStart"/>
-                  <w:proofErr w:type="gramEnd"/>
                   <w:r>
                     <w:rPr>
                       <w:rFonts w:ascii="Consolas" w:eastAsia="Consolas" w:hAnsi="Consolas" w:cs="Consolas"/>
@@ -6818,23 +5306,13 @@
                     <w:t>order_date</w:t>
                   </w:r>
                   <w:proofErr w:type="spellEnd"/>
-                  <w:proofErr w:type="gramStart"/>
-                  <w:r>
-                    <w:rPr>
-                      <w:rFonts w:ascii="Consolas" w:eastAsia="Consolas" w:hAnsi="Consolas" w:cs="Consolas"/>
-                      <w:sz w:val="18"/>
-                      <w:szCs w:val="18"/>
-                    </w:rPr>
-                    <w:t>)::</w:t>
-                  </w:r>
-                  <w:proofErr w:type="gramEnd"/>
-                  <w:r>
-                    <w:rPr>
-                      <w:rFonts w:ascii="Consolas" w:eastAsia="Consolas" w:hAnsi="Consolas" w:cs="Consolas"/>
-                      <w:sz w:val="18"/>
-                      <w:szCs w:val="18"/>
-                    </w:rPr>
-                    <w:t xml:space="preserve">DATE AS </w:t>
+                  <w:r>
+                    <w:rPr>
+                      <w:rFonts w:ascii="Consolas" w:eastAsia="Consolas" w:hAnsi="Consolas" w:cs="Consolas"/>
+                      <w:sz w:val="18"/>
+                      <w:szCs w:val="18"/>
+                    </w:rPr>
+                    <w:t xml:space="preserve">)::DATE AS </w:t>
                   </w:r>
                   <w:proofErr w:type="spellStart"/>
                   <w:r>
@@ -6862,19 +5340,9 @@
                       <w:sz w:val="18"/>
                       <w:szCs w:val="18"/>
                     </w:rPr>
-                    <w:t xml:space="preserve">  </w:t>
-                  </w:r>
-                  <w:proofErr w:type="gramStart"/>
-                  <w:r>
-                    <w:rPr>
-                      <w:rFonts w:ascii="Consolas" w:eastAsia="Consolas" w:hAnsi="Consolas" w:cs="Consolas"/>
-                      <w:sz w:val="18"/>
-                      <w:szCs w:val="18"/>
-                    </w:rPr>
-                    <w:t>MAX(</w:t>
+                    <w:t xml:space="preserve">  MAX(</w:t>
                   </w:r>
                   <w:proofErr w:type="spellStart"/>
-                  <w:proofErr w:type="gramEnd"/>
                   <w:r>
                     <w:rPr>
                       <w:rFonts w:ascii="Consolas" w:eastAsia="Consolas" w:hAnsi="Consolas" w:cs="Consolas"/>
@@ -6884,23 +5352,13 @@
                     <w:t>order_date</w:t>
                   </w:r>
                   <w:proofErr w:type="spellEnd"/>
-                  <w:proofErr w:type="gramStart"/>
-                  <w:r>
-                    <w:rPr>
-                      <w:rFonts w:ascii="Consolas" w:eastAsia="Consolas" w:hAnsi="Consolas" w:cs="Consolas"/>
-                      <w:sz w:val="18"/>
-                      <w:szCs w:val="18"/>
-                    </w:rPr>
-                    <w:t>)::</w:t>
-                  </w:r>
-                  <w:proofErr w:type="gramEnd"/>
-                  <w:r>
-                    <w:rPr>
-                      <w:rFonts w:ascii="Consolas" w:eastAsia="Consolas" w:hAnsi="Consolas" w:cs="Consolas"/>
-                      <w:sz w:val="18"/>
-                      <w:szCs w:val="18"/>
-                    </w:rPr>
-                    <w:t xml:space="preserve">DATE AS </w:t>
+                  <w:r>
+                    <w:rPr>
+                      <w:rFonts w:ascii="Consolas" w:eastAsia="Consolas" w:hAnsi="Consolas" w:cs="Consolas"/>
+                      <w:sz w:val="18"/>
+                      <w:szCs w:val="18"/>
+                    </w:rPr>
+                    <w:t xml:space="preserve">)::DATE AS </w:t>
                   </w:r>
                   <w:proofErr w:type="spellStart"/>
                   <w:r>
@@ -6923,7 +5381,6 @@
                     <w:t xml:space="preserve">FROM </w:t>
                   </w:r>
                   <w:proofErr w:type="spellStart"/>
-                  <w:proofErr w:type="gramStart"/>
                   <w:r>
                     <w:rPr>
                       <w:rFonts w:ascii="Consolas" w:eastAsia="Consolas" w:hAnsi="Consolas" w:cs="Consolas"/>
@@ -6933,7 +5390,6 @@
                     <w:t>sales.orders</w:t>
                   </w:r>
                   <w:proofErr w:type="spellEnd"/>
-                  <w:proofErr w:type="gramEnd"/>
                   <w:r>
                     <w:rPr>
                       <w:rFonts w:ascii="Consolas" w:eastAsia="Consolas" w:hAnsi="Consolas" w:cs="Consolas"/>
@@ -6976,12 +5432,6 @@
         <w:gridCol w:w="10070"/>
       </w:tblGrid>
       <w:tr>
-        <w:tblPrEx>
-          <w:tblCellMar>
-            <w:top w:w="0" w:type="dxa"/>
-            <w:bottom w:w="0" w:type="dxa"/>
-          </w:tblCellMar>
-        </w:tblPrEx>
         <w:tc>
           <w:tcPr>
             <w:tcW w:w="0" w:type="auto"/>
@@ -7056,23 +5506,7 @@
               <w:t xml:space="preserve">TASK: </w:t>
             </w:r>
             <w:r>
-              <w:t xml:space="preserve">Combine </w:t>
-            </w:r>
-            <w:proofErr w:type="gramStart"/>
-            <w:r>
-              <w:t>COUNT(</w:t>
-            </w:r>
-            <w:proofErr w:type="gramEnd"/>
-            <w:r>
-              <w:t xml:space="preserve">*), </w:t>
-            </w:r>
-            <w:proofErr w:type="gramStart"/>
-            <w:r>
-              <w:t>COUNT(</w:t>
-            </w:r>
-            <w:proofErr w:type="gramEnd"/>
-            <w:r>
-              <w:t>DISTINCT platform), SUM, AVG, MAX, and CASE-inside-SUM for platform-specific totals. No GROUP BY (single-row dashboard).</w:t>
+              <w:t>Combine COUNT(*), COUNT(DISTINCT platform), SUM, AVG, MAX, and CASE-inside-SUM for platform-specific totals. No GROUP BY (single-row dashboard).</w:t>
             </w:r>
           </w:p>
           <w:p>
@@ -7087,31 +5521,7 @@
               <w:t xml:space="preserve">HINT: </w:t>
             </w:r>
             <w:r>
-              <w:t xml:space="preserve">To get platform-specific totals on a single row, put a CASE inside SUM — only matching rows contribute. Trap: </w:t>
-            </w:r>
-            <w:proofErr w:type="gramStart"/>
-            <w:r>
-              <w:t>COUNT(</w:t>
-            </w:r>
-            <w:proofErr w:type="gramEnd"/>
-            <w:r>
-              <w:t xml:space="preserve">DISTINCT platform) ignores NULLs; if some rows have NULL platform you'll undercount — verify with </w:t>
-            </w:r>
-            <w:proofErr w:type="gramStart"/>
-            <w:r>
-              <w:t>COUNT(</w:t>
-            </w:r>
-            <w:proofErr w:type="gramEnd"/>
-            <w:r>
-              <w:t xml:space="preserve">DISTINCT </w:t>
-            </w:r>
-            <w:proofErr w:type="gramStart"/>
-            <w:r>
-              <w:t>COALESCE(</w:t>
-            </w:r>
-            <w:proofErr w:type="gramEnd"/>
-            <w:r>
-              <w:t>platform, 'Unknown')).</w:t>
+              <w:t>To get platform-specific totals on a single row, put a CASE inside SUM — only matching rows contribute. Trap: COUNT(DISTINCT platform) ignores NULLs; if some rows have NULL platform you'll undercount — verify with COUNT(DISTINCT COALESCE(platform, 'Unknown')).</w:t>
             </w:r>
           </w:p>
           <w:p>
@@ -7150,12 +5560,6 @@
               <w:gridCol w:w="9660"/>
             </w:tblGrid>
             <w:tr>
-              <w:tblPrEx>
-                <w:tblCellMar>
-                  <w:top w:w="0" w:type="dxa"/>
-                  <w:bottom w:w="0" w:type="dxa"/>
-                </w:tblCellMar>
-              </w:tblPrEx>
               <w:tc>
                 <w:tcPr>
                   <w:tcW w:w="0" w:type="auto"/>
@@ -7184,25 +5588,7 @@
                       <w:sz w:val="18"/>
                       <w:szCs w:val="18"/>
                     </w:rPr>
-                    <w:t xml:space="preserve">  </w:t>
-                  </w:r>
-                  <w:proofErr w:type="gramStart"/>
-                  <w:r>
-                    <w:rPr>
-                      <w:rFonts w:ascii="Consolas" w:eastAsia="Consolas" w:hAnsi="Consolas" w:cs="Consolas"/>
-                      <w:sz w:val="18"/>
-                      <w:szCs w:val="18"/>
-                    </w:rPr>
-                    <w:t>COUNT(</w:t>
-                  </w:r>
-                  <w:proofErr w:type="gramEnd"/>
-                  <w:r>
-                    <w:rPr>
-                      <w:rFonts w:ascii="Consolas" w:eastAsia="Consolas" w:hAnsi="Consolas" w:cs="Consolas"/>
-                      <w:sz w:val="18"/>
-                      <w:szCs w:val="18"/>
-                    </w:rPr>
-                    <w:t xml:space="preserve">*) AS </w:t>
+                    <w:t xml:space="preserve">  COUNT(*) AS </w:t>
                   </w:r>
                   <w:proofErr w:type="spellStart"/>
                   <w:r>
@@ -7230,25 +5616,7 @@
                       <w:sz w:val="18"/>
                       <w:szCs w:val="18"/>
                     </w:rPr>
-                    <w:t xml:space="preserve">  </w:t>
-                  </w:r>
-                  <w:proofErr w:type="gramStart"/>
-                  <w:r>
-                    <w:rPr>
-                      <w:rFonts w:ascii="Consolas" w:eastAsia="Consolas" w:hAnsi="Consolas" w:cs="Consolas"/>
-                      <w:sz w:val="18"/>
-                      <w:szCs w:val="18"/>
-                    </w:rPr>
-                    <w:t>COUNT(</w:t>
-                  </w:r>
-                  <w:proofErr w:type="gramEnd"/>
-                  <w:r>
-                    <w:rPr>
-                      <w:rFonts w:ascii="Consolas" w:eastAsia="Consolas" w:hAnsi="Consolas" w:cs="Consolas"/>
-                      <w:sz w:val="18"/>
-                      <w:szCs w:val="18"/>
-                    </w:rPr>
-                    <w:t>DISTINCT platform)</w:t>
+                    <w:t xml:space="preserve">  COUNT(DISTINCT platform)</w:t>
                   </w:r>
                 </w:p>
                 <w:p>
@@ -7286,25 +5654,7 @@
                       <w:sz w:val="18"/>
                       <w:szCs w:val="18"/>
                     </w:rPr>
-                    <w:t xml:space="preserve">  ROUND(</w:t>
-                  </w:r>
-                  <w:proofErr w:type="gramStart"/>
-                  <w:r>
-                    <w:rPr>
-                      <w:rFonts w:ascii="Consolas" w:eastAsia="Consolas" w:hAnsi="Consolas" w:cs="Consolas"/>
-                      <w:sz w:val="18"/>
-                      <w:szCs w:val="18"/>
-                    </w:rPr>
-                    <w:t>SUM(</w:t>
-                  </w:r>
-                  <w:proofErr w:type="gramEnd"/>
-                  <w:r>
-                    <w:rPr>
-                      <w:rFonts w:ascii="Consolas" w:eastAsia="Consolas" w:hAnsi="Consolas" w:cs="Consolas"/>
-                      <w:sz w:val="18"/>
-                      <w:szCs w:val="18"/>
-                    </w:rPr>
-                    <w:t xml:space="preserve">amount), 0) AS </w:t>
+                    <w:t xml:space="preserve">  ROUND(SUM(amount), 0) AS </w:t>
                   </w:r>
                   <w:proofErr w:type="spellStart"/>
                   <w:r>
@@ -7332,25 +5682,7 @@
                       <w:sz w:val="18"/>
                       <w:szCs w:val="18"/>
                     </w:rPr>
-                    <w:t xml:space="preserve">  ROUND(</w:t>
-                  </w:r>
-                  <w:proofErr w:type="gramStart"/>
-                  <w:r>
-                    <w:rPr>
-                      <w:rFonts w:ascii="Consolas" w:eastAsia="Consolas" w:hAnsi="Consolas" w:cs="Consolas"/>
-                      <w:sz w:val="18"/>
-                      <w:szCs w:val="18"/>
-                    </w:rPr>
-                    <w:t>AVG(</w:t>
-                  </w:r>
-                  <w:proofErr w:type="gramEnd"/>
-                  <w:r>
-                    <w:rPr>
-                      <w:rFonts w:ascii="Consolas" w:eastAsia="Consolas" w:hAnsi="Consolas" w:cs="Consolas"/>
-                      <w:sz w:val="18"/>
-                      <w:szCs w:val="18"/>
-                    </w:rPr>
-                    <w:t xml:space="preserve">amount), 0) AS </w:t>
+                    <w:t xml:space="preserve">  ROUND(AVG(amount), 0) AS </w:t>
                   </w:r>
                   <w:proofErr w:type="spellStart"/>
                   <w:r>
@@ -7378,25 +5710,7 @@
                       <w:sz w:val="18"/>
                       <w:szCs w:val="18"/>
                     </w:rPr>
-                    <w:t xml:space="preserve">  ROUND(</w:t>
-                  </w:r>
-                  <w:proofErr w:type="gramStart"/>
-                  <w:r>
-                    <w:rPr>
-                      <w:rFonts w:ascii="Consolas" w:eastAsia="Consolas" w:hAnsi="Consolas" w:cs="Consolas"/>
-                      <w:sz w:val="18"/>
-                      <w:szCs w:val="18"/>
-                    </w:rPr>
-                    <w:t>MAX(</w:t>
-                  </w:r>
-                  <w:proofErr w:type="gramEnd"/>
-                  <w:r>
-                    <w:rPr>
-                      <w:rFonts w:ascii="Consolas" w:eastAsia="Consolas" w:hAnsi="Consolas" w:cs="Consolas"/>
-                      <w:sz w:val="18"/>
-                      <w:szCs w:val="18"/>
-                    </w:rPr>
-                    <w:t>amount), 0)</w:t>
+                    <w:t xml:space="preserve">  ROUND(MAX(amount), 0)</w:t>
                   </w:r>
                 </w:p>
                 <w:p>
@@ -7434,25 +5748,7 @@
                       <w:sz w:val="18"/>
                       <w:szCs w:val="18"/>
                     </w:rPr>
-                    <w:t xml:space="preserve">  </w:t>
-                  </w:r>
-                  <w:proofErr w:type="gramStart"/>
-                  <w:r>
-                    <w:rPr>
-                      <w:rFonts w:ascii="Consolas" w:eastAsia="Consolas" w:hAnsi="Consolas" w:cs="Consolas"/>
-                      <w:sz w:val="18"/>
-                      <w:szCs w:val="18"/>
-                    </w:rPr>
-                    <w:t>ROUND(SUM(</w:t>
-                  </w:r>
-                  <w:proofErr w:type="gramEnd"/>
-                  <w:r>
-                    <w:rPr>
-                      <w:rFonts w:ascii="Consolas" w:eastAsia="Consolas" w:hAnsi="Consolas" w:cs="Consolas"/>
-                      <w:sz w:val="18"/>
-                      <w:szCs w:val="18"/>
-                    </w:rPr>
-                    <w:t>CASE WHEN platform = 'Google'</w:t>
+                    <w:t xml:space="preserve">  ROUND(SUM(CASE WHEN platform = 'Google'</w:t>
                   </w:r>
                 </w:p>
                 <w:p>
@@ -7500,25 +5796,7 @@
                       <w:sz w:val="18"/>
                       <w:szCs w:val="18"/>
                     </w:rPr>
-                    <w:t xml:space="preserve">  </w:t>
-                  </w:r>
-                  <w:proofErr w:type="gramStart"/>
-                  <w:r>
-                    <w:rPr>
-                      <w:rFonts w:ascii="Consolas" w:eastAsia="Consolas" w:hAnsi="Consolas" w:cs="Consolas"/>
-                      <w:sz w:val="18"/>
-                      <w:szCs w:val="18"/>
-                    </w:rPr>
-                    <w:t>ROUND(SUM(</w:t>
-                  </w:r>
-                  <w:proofErr w:type="gramEnd"/>
-                  <w:r>
-                    <w:rPr>
-                      <w:rFonts w:ascii="Consolas" w:eastAsia="Consolas" w:hAnsi="Consolas" w:cs="Consolas"/>
-                      <w:sz w:val="18"/>
-                      <w:szCs w:val="18"/>
-                    </w:rPr>
-                    <w:t>CASE WHEN platform = 'Meta'</w:t>
+                    <w:t xml:space="preserve">  ROUND(SUM(CASE WHEN platform = 'Meta'</w:t>
                   </w:r>
                 </w:p>
                 <w:p>
@@ -7566,25 +5844,7 @@
                       <w:sz w:val="18"/>
                       <w:szCs w:val="18"/>
                     </w:rPr>
-                    <w:t xml:space="preserve">  </w:t>
-                  </w:r>
-                  <w:proofErr w:type="gramStart"/>
-                  <w:r>
-                    <w:rPr>
-                      <w:rFonts w:ascii="Consolas" w:eastAsia="Consolas" w:hAnsi="Consolas" w:cs="Consolas"/>
-                      <w:sz w:val="18"/>
-                      <w:szCs w:val="18"/>
-                    </w:rPr>
-                    <w:t>ROUND(SUM(</w:t>
-                  </w:r>
-                  <w:proofErr w:type="gramEnd"/>
-                  <w:r>
-                    <w:rPr>
-                      <w:rFonts w:ascii="Consolas" w:eastAsia="Consolas" w:hAnsi="Consolas" w:cs="Consolas"/>
-                      <w:sz w:val="18"/>
-                      <w:szCs w:val="18"/>
-                    </w:rPr>
-                    <w:t>CASE WHEN platform = 'YouTube'</w:t>
+                    <w:t xml:space="preserve">  ROUND(SUM(CASE WHEN platform = 'YouTube'</w:t>
                   </w:r>
                 </w:p>
                 <w:p>
@@ -7654,6 +5914,7 @@
     </w:tbl>
     <w:p>
       <w:r>
+        <w:lastRenderedPageBreak/>
         <w:br w:type="page"/>
       </w:r>
     </w:p>
@@ -7691,12 +5952,6 @@
         <w:gridCol w:w="10045"/>
       </w:tblGrid>
       <w:tr>
-        <w:tblPrEx>
-          <w:tblCellMar>
-            <w:top w:w="0" w:type="dxa"/>
-            <w:bottom w:w="0" w:type="dxa"/>
-          </w:tblCellMar>
-        </w:tblPrEx>
         <w:tc>
           <w:tcPr>
             <w:tcW w:w="0" w:type="auto"/>
@@ -7747,10 +6002,6 @@
           <w:tblBorders>
             <w:left w:val="single" w:sz="24" w:space="0" w:color="7A3B96"/>
           </w:tblBorders>
-          <w:tblCellMar>
-            <w:top w:w="0" w:type="dxa"/>
-            <w:bottom w:w="0" w:type="dxa"/>
-          </w:tblCellMar>
         </w:tblPrEx>
         <w:tc>
           <w:tcPr>
@@ -7842,12 +6093,6 @@
         <w:gridCol w:w="10070"/>
       </w:tblGrid>
       <w:tr>
-        <w:tblPrEx>
-          <w:tblCellMar>
-            <w:top w:w="0" w:type="dxa"/>
-            <w:bottom w:w="0" w:type="dxa"/>
-          </w:tblCellMar>
-        </w:tblPrEx>
         <w:tc>
           <w:tcPr>
             <w:tcW w:w="0" w:type="auto"/>
@@ -7876,19 +6121,9 @@
                 <w:sz w:val="18"/>
                 <w:szCs w:val="18"/>
               </w:rPr>
-              <w:t>SELECT column, AGG_</w:t>
-            </w:r>
-            <w:proofErr w:type="gramStart"/>
-            <w:r>
-              <w:rPr>
-                <w:rFonts w:ascii="Consolas" w:eastAsia="Consolas" w:hAnsi="Consolas" w:cs="Consolas"/>
-                <w:sz w:val="18"/>
-                <w:szCs w:val="18"/>
-              </w:rPr>
-              <w:t>FUNC(</w:t>
+              <w:t>SELECT column, AGG_FUNC(</w:t>
             </w:r>
             <w:proofErr w:type="spellStart"/>
-            <w:proofErr w:type="gramEnd"/>
             <w:r>
               <w:rPr>
                 <w:rFonts w:ascii="Consolas" w:eastAsia="Consolas" w:hAnsi="Consolas" w:cs="Consolas"/>
@@ -7994,25 +6229,7 @@
                 <w:sz w:val="18"/>
                 <w:szCs w:val="18"/>
               </w:rPr>
-              <w:t xml:space="preserve">SELECT col1, col2, </w:t>
-            </w:r>
-            <w:proofErr w:type="gramStart"/>
-            <w:r>
-              <w:rPr>
-                <w:rFonts w:ascii="Consolas" w:eastAsia="Consolas" w:hAnsi="Consolas" w:cs="Consolas"/>
-                <w:sz w:val="18"/>
-                <w:szCs w:val="18"/>
-              </w:rPr>
-              <w:t>COUNT(</w:t>
-            </w:r>
-            <w:proofErr w:type="gramEnd"/>
-            <w:r>
-              <w:rPr>
-                <w:rFonts w:ascii="Consolas" w:eastAsia="Consolas" w:hAnsi="Consolas" w:cs="Consolas"/>
-                <w:sz w:val="18"/>
-                <w:szCs w:val="18"/>
-              </w:rPr>
-              <w:t>*)</w:t>
+              <w:t>SELECT col1, col2, COUNT(*)</w:t>
             </w:r>
           </w:p>
           <w:p>
@@ -8074,12 +6291,6 @@
         <w:gridCol w:w="10070"/>
       </w:tblGrid>
       <w:tr>
-        <w:tblPrEx>
-          <w:tblCellMar>
-            <w:top w:w="0" w:type="dxa"/>
-            <w:bottom w:w="0" w:type="dxa"/>
-          </w:tblCellMar>
-        </w:tblPrEx>
         <w:tc>
           <w:tcPr>
             <w:tcW w:w="0" w:type="auto"/>
@@ -8250,25 +6461,7 @@
                 <w:sz w:val="18"/>
                 <w:szCs w:val="18"/>
               </w:rPr>
-              <w:t xml:space="preserve">  </w:t>
-            </w:r>
-            <w:proofErr w:type="gramStart"/>
-            <w:r>
-              <w:rPr>
-                <w:rFonts w:ascii="Consolas" w:eastAsia="Consolas" w:hAnsi="Consolas" w:cs="Consolas"/>
-                <w:sz w:val="18"/>
-                <w:szCs w:val="18"/>
-              </w:rPr>
-              <w:t>COUNT(</w:t>
-            </w:r>
-            <w:proofErr w:type="gramEnd"/>
-            <w:r>
-              <w:rPr>
-                <w:rFonts w:ascii="Consolas" w:eastAsia="Consolas" w:hAnsi="Consolas" w:cs="Consolas"/>
-                <w:sz w:val="18"/>
-                <w:szCs w:val="18"/>
-              </w:rPr>
-              <w:t xml:space="preserve">*) AS </w:t>
+              <w:t xml:space="preserve">  COUNT(*) AS </w:t>
             </w:r>
             <w:proofErr w:type="spellStart"/>
             <w:r>
@@ -8296,19 +6489,9 @@
                 <w:sz w:val="18"/>
                 <w:szCs w:val="18"/>
               </w:rPr>
-              <w:t xml:space="preserve">  ROUND(</w:t>
-            </w:r>
-            <w:proofErr w:type="gramStart"/>
-            <w:r>
-              <w:rPr>
-                <w:rFonts w:ascii="Consolas" w:eastAsia="Consolas" w:hAnsi="Consolas" w:cs="Consolas"/>
-                <w:sz w:val="18"/>
-                <w:szCs w:val="18"/>
-              </w:rPr>
-              <w:t>SUM(</w:t>
+              <w:t xml:space="preserve">  ROUND(SUM(</w:t>
             </w:r>
             <w:proofErr w:type="spellStart"/>
-            <w:proofErr w:type="gramEnd"/>
             <w:r>
               <w:rPr>
                 <w:rFonts w:ascii="Consolas" w:eastAsia="Consolas" w:hAnsi="Consolas" w:cs="Consolas"/>
@@ -8347,7 +6530,6 @@
               <w:t xml:space="preserve">FROM </w:t>
             </w:r>
             <w:proofErr w:type="spellStart"/>
-            <w:proofErr w:type="gramStart"/>
             <w:r>
               <w:rPr>
                 <w:rFonts w:ascii="Consolas" w:eastAsia="Consolas" w:hAnsi="Consolas" w:cs="Consolas"/>
@@ -8357,7 +6539,6 @@
               <w:t>sales.orders</w:t>
             </w:r>
             <w:proofErr w:type="spellEnd"/>
-            <w:proofErr w:type="gramEnd"/>
           </w:p>
           <w:p>
             <w:r>
@@ -8551,10 +6732,6 @@
             <w:bottom w:val="single" w:sz="4" w:space="0" w:color="E2E2E6"/>
             <w:right w:val="single" w:sz="4" w:space="0" w:color="E2E2E6"/>
           </w:tblBorders>
-          <w:tblCellMar>
-            <w:top w:w="0" w:type="dxa"/>
-            <w:bottom w:w="0" w:type="dxa"/>
-          </w:tblCellMar>
         </w:tblPrEx>
         <w:tc>
           <w:tcPr>
@@ -8612,23 +6789,13 @@
             </w:r>
             <w:proofErr w:type="spellEnd"/>
             <w:r>
-              <w:t xml:space="preserve">, </w:t>
-            </w:r>
-            <w:proofErr w:type="gramStart"/>
-            <w:r>
-              <w:t>COUNT(</w:t>
-            </w:r>
-            <w:proofErr w:type="gramEnd"/>
-            <w:r>
-              <w:t xml:space="preserve">*) FROM </w:t>
+              <w:t xml:space="preserve">, COUNT(*) FROM </w:t>
             </w:r>
             <w:proofErr w:type="spellStart"/>
-            <w:proofErr w:type="gramStart"/>
             <w:r>
               <w:t>sales.orders</w:t>
             </w:r>
             <w:proofErr w:type="spellEnd"/>
-            <w:proofErr w:type="gramEnd"/>
             <w:r>
               <w:t xml:space="preserve"> GROUP BY </w:t>
             </w:r>
@@ -8677,15 +6844,7 @@
             </w:r>
             <w:proofErr w:type="spellEnd"/>
             <w:r>
-              <w:t xml:space="preserve"> combo), or remove it from SELECT, or wrap it in an aggregate like STRING_</w:t>
-            </w:r>
-            <w:proofErr w:type="gramStart"/>
-            <w:r>
-              <w:t>AGG(</w:t>
-            </w:r>
-            <w:proofErr w:type="gramEnd"/>
-            <w:r>
-              <w:t xml:space="preserve">DISTINCT </w:t>
+              <w:t xml:space="preserve"> combo), or remove it from SELECT, or wrap it in an aggregate like STRING_AGG(DISTINCT </w:t>
             </w:r>
             <w:proofErr w:type="spellStart"/>
             <w:r>
@@ -8706,10 +6865,6 @@
             <w:bottom w:val="single" w:sz="4" w:space="0" w:color="D8D8DC"/>
             <w:right w:val="single" w:sz="4" w:space="0" w:color="D8D8DC"/>
           </w:tblBorders>
-          <w:tblCellMar>
-            <w:top w:w="0" w:type="dxa"/>
-            <w:bottom w:w="0" w:type="dxa"/>
-          </w:tblCellMar>
         </w:tblPrEx>
         <w:tc>
           <w:tcPr>
@@ -8799,15 +6954,7 @@
               <w:t xml:space="preserve">HINT: </w:t>
             </w:r>
             <w:r>
-              <w:t xml:space="preserve">Counting per category means grouping by that category — one row per distinct value. Trap: the column you're grouping by MUST appear unaggregated in SELECT; </w:t>
-            </w:r>
-            <w:proofErr w:type="gramStart"/>
-            <w:r>
-              <w:t>otherwise</w:t>
-            </w:r>
-            <w:proofErr w:type="gramEnd"/>
-            <w:r>
-              <w:t xml:space="preserve"> GROUP BY does nothing useful.</w:t>
+              <w:t>Counting per category means grouping by that category — one row per distinct value. Trap: the column you're grouping by MUST appear unaggregated in SELECT; otherwise GROUP BY does nothing useful.</w:t>
             </w:r>
           </w:p>
           <w:p>
@@ -8846,12 +6993,6 @@
               <w:gridCol w:w="9660"/>
             </w:tblGrid>
             <w:tr>
-              <w:tblPrEx>
-                <w:tblCellMar>
-                  <w:top w:w="0" w:type="dxa"/>
-                  <w:bottom w:w="0" w:type="dxa"/>
-                </w:tblCellMar>
-              </w:tblPrEx>
               <w:tc>
                 <w:tcPr>
                   <w:tcW w:w="0" w:type="auto"/>
@@ -8908,25 +7049,7 @@
                       <w:sz w:val="18"/>
                       <w:szCs w:val="18"/>
                     </w:rPr>
-                    <w:t xml:space="preserve">  </w:t>
-                  </w:r>
-                  <w:proofErr w:type="gramStart"/>
-                  <w:r>
-                    <w:rPr>
-                      <w:rFonts w:ascii="Consolas" w:eastAsia="Consolas" w:hAnsi="Consolas" w:cs="Consolas"/>
-                      <w:sz w:val="18"/>
-                      <w:szCs w:val="18"/>
-                    </w:rPr>
-                    <w:t>COUNT(</w:t>
-                  </w:r>
-                  <w:proofErr w:type="gramEnd"/>
-                  <w:r>
-                    <w:rPr>
-                      <w:rFonts w:ascii="Consolas" w:eastAsia="Consolas" w:hAnsi="Consolas" w:cs="Consolas"/>
-                      <w:sz w:val="18"/>
-                      <w:szCs w:val="18"/>
-                    </w:rPr>
-                    <w:t xml:space="preserve">*) AS </w:t>
+                    <w:t xml:space="preserve">  COUNT(*) AS </w:t>
                   </w:r>
                   <w:proofErr w:type="spellStart"/>
                   <w:r>
@@ -8949,7 +7072,6 @@
                     <w:t xml:space="preserve">FROM </w:t>
                   </w:r>
                   <w:proofErr w:type="spellStart"/>
-                  <w:proofErr w:type="gramStart"/>
                   <w:r>
                     <w:rPr>
                       <w:rFonts w:ascii="Consolas" w:eastAsia="Consolas" w:hAnsi="Consolas" w:cs="Consolas"/>
@@ -8959,7 +7081,6 @@
                     <w:t>sales.orders</w:t>
                   </w:r>
                   <w:proofErr w:type="spellEnd"/>
-                  <w:proofErr w:type="gramEnd"/>
                 </w:p>
                 <w:p>
                   <w:r>
@@ -9042,12 +7163,6 @@
         <w:gridCol w:w="10070"/>
       </w:tblGrid>
       <w:tr>
-        <w:tblPrEx>
-          <w:tblCellMar>
-            <w:top w:w="0" w:type="dxa"/>
-            <w:bottom w:w="0" w:type="dxa"/>
-          </w:tblCellMar>
-        </w:tblPrEx>
         <w:tc>
           <w:tcPr>
             <w:tcW w:w="0" w:type="auto"/>
@@ -9113,15 +7228,7 @@
               <w:t xml:space="preserve">TASK: </w:t>
             </w:r>
             <w:r>
-              <w:t>Use DATE_</w:t>
-            </w:r>
-            <w:proofErr w:type="gramStart"/>
-            <w:r>
-              <w:t>TRUNC(</w:t>
-            </w:r>
-            <w:proofErr w:type="gramEnd"/>
-            <w:r>
-              <w:t xml:space="preserve">'month', </w:t>
+              <w:t xml:space="preserve">Use DATE_TRUNC('month', </w:t>
             </w:r>
             <w:proofErr w:type="spellStart"/>
             <w:r>
@@ -9183,12 +7290,6 @@
               <w:gridCol w:w="9660"/>
             </w:tblGrid>
             <w:tr>
-              <w:tblPrEx>
-                <w:tblCellMar>
-                  <w:top w:w="0" w:type="dxa"/>
-                  <w:bottom w:w="0" w:type="dxa"/>
-                </w:tblCellMar>
-              </w:tblPrEx>
               <w:tc>
                 <w:tcPr>
                   <w:tcW w:w="0" w:type="auto"/>
@@ -9217,25 +7318,7 @@
                       <w:sz w:val="18"/>
                       <w:szCs w:val="18"/>
                     </w:rPr>
-                    <w:t xml:space="preserve">  DATE_</w:t>
-                  </w:r>
-                  <w:proofErr w:type="gramStart"/>
-                  <w:r>
-                    <w:rPr>
-                      <w:rFonts w:ascii="Consolas" w:eastAsia="Consolas" w:hAnsi="Consolas" w:cs="Consolas"/>
-                      <w:sz w:val="18"/>
-                      <w:szCs w:val="18"/>
-                    </w:rPr>
-                    <w:t>TRUNC(</w:t>
-                  </w:r>
-                  <w:proofErr w:type="gramEnd"/>
-                  <w:r>
-                    <w:rPr>
-                      <w:rFonts w:ascii="Consolas" w:eastAsia="Consolas" w:hAnsi="Consolas" w:cs="Consolas"/>
-                      <w:sz w:val="18"/>
-                      <w:szCs w:val="18"/>
-                    </w:rPr>
-                    <w:t xml:space="preserve">'month', </w:t>
+                    <w:t xml:space="preserve">  DATE_TRUNC('month', </w:t>
                   </w:r>
                   <w:proofErr w:type="spellStart"/>
                   <w:r>
@@ -9247,23 +7330,13 @@
                     <w:t>order_date</w:t>
                   </w:r>
                   <w:proofErr w:type="spellEnd"/>
-                  <w:proofErr w:type="gramStart"/>
-                  <w:r>
-                    <w:rPr>
-                      <w:rFonts w:ascii="Consolas" w:eastAsia="Consolas" w:hAnsi="Consolas" w:cs="Consolas"/>
-                      <w:sz w:val="18"/>
-                      <w:szCs w:val="18"/>
-                    </w:rPr>
-                    <w:t>)::</w:t>
-                  </w:r>
-                  <w:proofErr w:type="gramEnd"/>
-                  <w:r>
-                    <w:rPr>
-                      <w:rFonts w:ascii="Consolas" w:eastAsia="Consolas" w:hAnsi="Consolas" w:cs="Consolas"/>
-                      <w:sz w:val="18"/>
-                      <w:szCs w:val="18"/>
-                    </w:rPr>
-                    <w:t>DATE</w:t>
+                  <w:r>
+                    <w:rPr>
+                      <w:rFonts w:ascii="Consolas" w:eastAsia="Consolas" w:hAnsi="Consolas" w:cs="Consolas"/>
+                      <w:sz w:val="18"/>
+                      <w:szCs w:val="18"/>
+                    </w:rPr>
+                    <w:t>)::DATE</w:t>
                   </w:r>
                 </w:p>
                 <w:p>
@@ -9283,19 +7356,9 @@
                       <w:sz w:val="18"/>
                       <w:szCs w:val="18"/>
                     </w:rPr>
-                    <w:t xml:space="preserve">  TO_</w:t>
-                  </w:r>
-                  <w:proofErr w:type="gramStart"/>
-                  <w:r>
-                    <w:rPr>
-                      <w:rFonts w:ascii="Consolas" w:eastAsia="Consolas" w:hAnsi="Consolas" w:cs="Consolas"/>
-                      <w:sz w:val="18"/>
-                      <w:szCs w:val="18"/>
-                    </w:rPr>
-                    <w:t>CHAR(</w:t>
+                    <w:t xml:space="preserve">  TO_CHAR(</w:t>
                   </w:r>
                   <w:proofErr w:type="spellStart"/>
-                  <w:proofErr w:type="gramEnd"/>
                   <w:r>
                     <w:rPr>
                       <w:rFonts w:ascii="Consolas" w:eastAsia="Consolas" w:hAnsi="Consolas" w:cs="Consolas"/>
@@ -9349,47 +7412,19 @@
                       <w:sz w:val="18"/>
                       <w:szCs w:val="18"/>
                     </w:rPr>
-                    <w:t xml:space="preserve">  </w:t>
-                  </w:r>
-                  <w:proofErr w:type="gramStart"/>
-                  <w:r>
-                    <w:rPr>
-                      <w:rFonts w:ascii="Consolas" w:eastAsia="Consolas" w:hAnsi="Consolas" w:cs="Consolas"/>
-                      <w:sz w:val="18"/>
-                      <w:szCs w:val="18"/>
-                    </w:rPr>
-                    <w:t>COUNT(</w:t>
-                  </w:r>
-                  <w:proofErr w:type="gramEnd"/>
-                  <w:r>
-                    <w:rPr>
-                      <w:rFonts w:ascii="Consolas" w:eastAsia="Consolas" w:hAnsi="Consolas" w:cs="Consolas"/>
-                      <w:sz w:val="18"/>
-                      <w:szCs w:val="18"/>
-                    </w:rPr>
-                    <w:t>*) AS orders,</w:t>
-                  </w:r>
-                </w:p>
-                <w:p>
-                  <w:r>
-                    <w:rPr>
-                      <w:rFonts w:ascii="Consolas" w:eastAsia="Consolas" w:hAnsi="Consolas" w:cs="Consolas"/>
-                      <w:sz w:val="18"/>
-                      <w:szCs w:val="18"/>
-                    </w:rPr>
-                    <w:t xml:space="preserve">  ROUND(</w:t>
-                  </w:r>
-                  <w:proofErr w:type="gramStart"/>
-                  <w:r>
-                    <w:rPr>
-                      <w:rFonts w:ascii="Consolas" w:eastAsia="Consolas" w:hAnsi="Consolas" w:cs="Consolas"/>
-                      <w:sz w:val="18"/>
-                      <w:szCs w:val="18"/>
-                    </w:rPr>
-                    <w:t>SUM(</w:t>
+                    <w:t xml:space="preserve">  COUNT(*) AS orders,</w:t>
+                  </w:r>
+                </w:p>
+                <w:p>
+                  <w:r>
+                    <w:rPr>
+                      <w:rFonts w:ascii="Consolas" w:eastAsia="Consolas" w:hAnsi="Consolas" w:cs="Consolas"/>
+                      <w:sz w:val="18"/>
+                      <w:szCs w:val="18"/>
+                    </w:rPr>
+                    <w:t xml:space="preserve">  ROUND(SUM(</w:t>
                   </w:r>
                   <w:proofErr w:type="spellStart"/>
-                  <w:proofErr w:type="gramEnd"/>
                   <w:r>
                     <w:rPr>
                       <w:rFonts w:ascii="Consolas" w:eastAsia="Consolas" w:hAnsi="Consolas" w:cs="Consolas"/>
@@ -9415,19 +7450,9 @@
                       <w:sz w:val="18"/>
                       <w:szCs w:val="18"/>
                     </w:rPr>
-                    <w:t xml:space="preserve">  ROUND(</w:t>
-                  </w:r>
-                  <w:proofErr w:type="gramStart"/>
-                  <w:r>
-                    <w:rPr>
-                      <w:rFonts w:ascii="Consolas" w:eastAsia="Consolas" w:hAnsi="Consolas" w:cs="Consolas"/>
-                      <w:sz w:val="18"/>
-                      <w:szCs w:val="18"/>
-                    </w:rPr>
-                    <w:t>AVG(</w:t>
+                    <w:t xml:space="preserve">  ROUND(AVG(</w:t>
                   </w:r>
                   <w:proofErr w:type="spellStart"/>
-                  <w:proofErr w:type="gramEnd"/>
                   <w:r>
                     <w:rPr>
                       <w:rFonts w:ascii="Consolas" w:eastAsia="Consolas" w:hAnsi="Consolas" w:cs="Consolas"/>
@@ -9466,7 +7491,6 @@
                     <w:t xml:space="preserve">FROM </w:t>
                   </w:r>
                   <w:proofErr w:type="spellStart"/>
-                  <w:proofErr w:type="gramStart"/>
                   <w:r>
                     <w:rPr>
                       <w:rFonts w:ascii="Consolas" w:eastAsia="Consolas" w:hAnsi="Consolas" w:cs="Consolas"/>
@@ -9476,7 +7500,6 @@
                     <w:t>sales.orders</w:t>
                   </w:r>
                   <w:proofErr w:type="spellEnd"/>
-                  <w:proofErr w:type="gramEnd"/>
                 </w:p>
                 <w:p>
                   <w:r>
@@ -9495,25 +7518,7 @@
                       <w:sz w:val="18"/>
                       <w:szCs w:val="18"/>
                     </w:rPr>
-                    <w:t xml:space="preserve">  DATE_</w:t>
-                  </w:r>
-                  <w:proofErr w:type="gramStart"/>
-                  <w:r>
-                    <w:rPr>
-                      <w:rFonts w:ascii="Consolas" w:eastAsia="Consolas" w:hAnsi="Consolas" w:cs="Consolas"/>
-                      <w:sz w:val="18"/>
-                      <w:szCs w:val="18"/>
-                    </w:rPr>
-                    <w:t>TRUNC(</w:t>
-                  </w:r>
-                  <w:proofErr w:type="gramEnd"/>
-                  <w:r>
-                    <w:rPr>
-                      <w:rFonts w:ascii="Consolas" w:eastAsia="Consolas" w:hAnsi="Consolas" w:cs="Consolas"/>
-                      <w:sz w:val="18"/>
-                      <w:szCs w:val="18"/>
-                    </w:rPr>
-                    <w:t xml:space="preserve">'month', </w:t>
+                    <w:t xml:space="preserve">  DATE_TRUNC('month', </w:t>
                   </w:r>
                   <w:proofErr w:type="spellStart"/>
                   <w:r>
@@ -9541,19 +7546,9 @@
                       <w:sz w:val="18"/>
                       <w:szCs w:val="18"/>
                     </w:rPr>
-                    <w:t xml:space="preserve">  TO_</w:t>
-                  </w:r>
-                  <w:proofErr w:type="gramStart"/>
-                  <w:r>
-                    <w:rPr>
-                      <w:rFonts w:ascii="Consolas" w:eastAsia="Consolas" w:hAnsi="Consolas" w:cs="Consolas"/>
-                      <w:sz w:val="18"/>
-                      <w:szCs w:val="18"/>
-                    </w:rPr>
-                    <w:t>CHAR(</w:t>
+                    <w:t xml:space="preserve">  TO_CHAR(</w:t>
                   </w:r>
                   <w:proofErr w:type="spellStart"/>
-                  <w:proofErr w:type="gramEnd"/>
                   <w:r>
                     <w:rPr>
                       <w:rFonts w:ascii="Consolas" w:eastAsia="Consolas" w:hAnsi="Consolas" w:cs="Consolas"/>
@@ -9596,10 +7591,6 @@
             <w:bottom w:val="single" w:sz="4" w:space="0" w:color="E2E2E6"/>
             <w:right w:val="single" w:sz="4" w:space="0" w:color="E2E2E6"/>
           </w:tblBorders>
-          <w:tblCellMar>
-            <w:top w:w="0" w:type="dxa"/>
-            <w:bottom w:w="0" w:type="dxa"/>
-          </w:tblCellMar>
         </w:tblPrEx>
         <w:tc>
           <w:tcPr>
@@ -9634,15 +7625,7 @@
             </w:pPr>
             <w:r>
               <w:lastRenderedPageBreak/>
-              <w:t>DATE_</w:t>
-            </w:r>
-            <w:proofErr w:type="gramStart"/>
-            <w:r>
-              <w:t>TRUNC(</w:t>
-            </w:r>
-            <w:proofErr w:type="gramEnd"/>
-            <w:r>
-              <w:t>'month', date) + GROUP BY is the most important analytics pattern in SQL. It creates monthly/quarterly/yearly reports. Combined with SUM, COUNT, and AVG, it builds the revenue trends, order trends, and KPI dashboards that every business uses.</w:t>
+              <w:t>DATE_TRUNC('month', date) + GROUP BY is the most important analytics pattern in SQL. It creates monthly/quarterly/yearly reports. Combined with SUM, COUNT, and AVG, it builds the revenue trends, order trends, and KPI dashboards that every business uses.</w:t>
             </w:r>
           </w:p>
         </w:tc>
@@ -9655,10 +7638,6 @@
             <w:bottom w:val="single" w:sz="4" w:space="0" w:color="E2E2E6"/>
             <w:right w:val="single" w:sz="4" w:space="0" w:color="E2E2E6"/>
           </w:tblBorders>
-          <w:tblCellMar>
-            <w:top w:w="0" w:type="dxa"/>
-            <w:bottom w:w="0" w:type="dxa"/>
-          </w:tblCellMar>
         </w:tblPrEx>
         <w:tc>
           <w:tcPr>
@@ -9684,21 +7663,9 @@
                 <w:sz w:val="16"/>
                 <w:szCs w:val="16"/>
               </w:rPr>
-              <w:t xml:space="preserve">DEFINITION · HAVING VS </w:t>
-            </w:r>
-            <w:proofErr w:type="gramStart"/>
-            <w:r>
-              <w:rPr>
-                <w:b/>
-                <w:bCs/>
-                <w:color w:val="7A3B96"/>
-                <w:spacing w:val="20"/>
-                <w:sz w:val="16"/>
-                <w:szCs w:val="16"/>
-              </w:rPr>
-              <w:t>WHERE</w:t>
-            </w:r>
-            <w:proofErr w:type="gramEnd"/>
+              <w:lastRenderedPageBreak/>
+              <w:t>DEFINITION · HAVING VS WHERE</w:t>
+            </w:r>
           </w:p>
           <w:p>
             <w:pPr>
@@ -9721,15 +7688,7 @@
               <w:spacing w:after="100"/>
             </w:pPr>
             <w:r>
-              <w:t xml:space="preserve">WHERE says: 'only let delivered orders in'. HAVING says: 'only show stores with revenue above 5 </w:t>
-            </w:r>
-            <w:proofErr w:type="gramStart"/>
-            <w:r>
-              <w:t>lakh</w:t>
-            </w:r>
-            <w:proofErr w:type="gramEnd"/>
-            <w:r>
-              <w:t>'.</w:t>
+              <w:t>WHERE says: 'only let delivered orders in'. HAVING says: 'only show stores with revenue above 5 lakh'.</w:t>
             </w:r>
           </w:p>
         </w:tc>
@@ -9765,12 +7724,6 @@
         <w:gridCol w:w="10070"/>
       </w:tblGrid>
       <w:tr>
-        <w:tblPrEx>
-          <w:tblCellMar>
-            <w:top w:w="0" w:type="dxa"/>
-            <w:bottom w:w="0" w:type="dxa"/>
-          </w:tblCellMar>
-        </w:tblPrEx>
         <w:tc>
           <w:tcPr>
             <w:tcW w:w="0" w:type="auto"/>
@@ -9799,25 +7752,7 @@
                 <w:sz w:val="18"/>
                 <w:szCs w:val="18"/>
               </w:rPr>
-              <w:t xml:space="preserve">SELECT column, </w:t>
-            </w:r>
-            <w:proofErr w:type="gramStart"/>
-            <w:r>
-              <w:rPr>
-                <w:rFonts w:ascii="Consolas" w:eastAsia="Consolas" w:hAnsi="Consolas" w:cs="Consolas"/>
-                <w:sz w:val="18"/>
-                <w:szCs w:val="18"/>
-              </w:rPr>
-              <w:t>COUNT(</w:t>
-            </w:r>
-            <w:proofErr w:type="gramEnd"/>
-            <w:r>
-              <w:rPr>
-                <w:rFonts w:ascii="Consolas" w:eastAsia="Consolas" w:hAnsi="Consolas" w:cs="Consolas"/>
-                <w:sz w:val="18"/>
-                <w:szCs w:val="18"/>
-              </w:rPr>
-              <w:t xml:space="preserve">*) AS </w:t>
+              <w:t xml:space="preserve">SELECT column, COUNT(*) AS </w:t>
             </w:r>
             <w:proofErr w:type="spellStart"/>
             <w:r>
@@ -9857,25 +7792,7 @@
                 <w:sz w:val="18"/>
                 <w:szCs w:val="18"/>
               </w:rPr>
-              <w:t xml:space="preserve">HAVING </w:t>
-            </w:r>
-            <w:proofErr w:type="gramStart"/>
-            <w:r>
-              <w:rPr>
-                <w:rFonts w:ascii="Consolas" w:eastAsia="Consolas" w:hAnsi="Consolas" w:cs="Consolas"/>
-                <w:sz w:val="18"/>
-                <w:szCs w:val="18"/>
-              </w:rPr>
-              <w:t>COUNT(</w:t>
-            </w:r>
-            <w:proofErr w:type="gramEnd"/>
-            <w:r>
-              <w:rPr>
-                <w:rFonts w:ascii="Consolas" w:eastAsia="Consolas" w:hAnsi="Consolas" w:cs="Consolas"/>
-                <w:sz w:val="18"/>
-                <w:szCs w:val="18"/>
-              </w:rPr>
-              <w:t>*) &gt; 100;</w:t>
+              <w:t>HAVING COUNT(*) &gt; 100;</w:t>
             </w:r>
           </w:p>
           <w:p>
@@ -9905,25 +7822,7 @@
                 <w:sz w:val="18"/>
                 <w:szCs w:val="18"/>
               </w:rPr>
-              <w:t xml:space="preserve">SELECT column, </w:t>
-            </w:r>
-            <w:proofErr w:type="gramStart"/>
-            <w:r>
-              <w:rPr>
-                <w:rFonts w:ascii="Consolas" w:eastAsia="Consolas" w:hAnsi="Consolas" w:cs="Consolas"/>
-                <w:sz w:val="18"/>
-                <w:szCs w:val="18"/>
-              </w:rPr>
-              <w:t>SUM(</w:t>
-            </w:r>
-            <w:proofErr w:type="gramEnd"/>
-            <w:r>
-              <w:rPr>
-                <w:rFonts w:ascii="Consolas" w:eastAsia="Consolas" w:hAnsi="Consolas" w:cs="Consolas"/>
-                <w:sz w:val="18"/>
-                <w:szCs w:val="18"/>
-              </w:rPr>
-              <w:t>amount) AS total</w:t>
+              <w:t>SELECT column, SUM(amount) AS total</w:t>
             </w:r>
           </w:p>
           <w:p>
@@ -9981,25 +7880,7 @@
                 <w:sz w:val="18"/>
                 <w:szCs w:val="18"/>
               </w:rPr>
-              <w:t xml:space="preserve">HAVING </w:t>
-            </w:r>
-            <w:proofErr w:type="gramStart"/>
-            <w:r>
-              <w:rPr>
-                <w:rFonts w:ascii="Consolas" w:eastAsia="Consolas" w:hAnsi="Consolas" w:cs="Consolas"/>
-                <w:sz w:val="18"/>
-                <w:szCs w:val="18"/>
-              </w:rPr>
-              <w:t>SUM(</w:t>
-            </w:r>
-            <w:proofErr w:type="gramEnd"/>
-            <w:r>
-              <w:rPr>
-                <w:rFonts w:ascii="Consolas" w:eastAsia="Consolas" w:hAnsi="Consolas" w:cs="Consolas"/>
-                <w:sz w:val="18"/>
-                <w:szCs w:val="18"/>
-              </w:rPr>
-              <w:t>amount) &gt; 500000; -- then groups</w:t>
+              <w:t>HAVING SUM(amount) &gt; 500000; -- then groups</w:t>
             </w:r>
           </w:p>
           <w:p>
@@ -10029,19 +7910,9 @@
                 <w:sz w:val="18"/>
                 <w:szCs w:val="18"/>
               </w:rPr>
-              <w:t xml:space="preserve">SELECT col, </w:t>
-            </w:r>
-            <w:proofErr w:type="gramStart"/>
-            <w:r>
-              <w:rPr>
-                <w:rFonts w:ascii="Consolas" w:eastAsia="Consolas" w:hAnsi="Consolas" w:cs="Consolas"/>
-                <w:sz w:val="18"/>
-                <w:szCs w:val="18"/>
-              </w:rPr>
-              <w:t>AVG(</w:t>
+              <w:t>SELECT col, AVG(</w:t>
             </w:r>
             <w:proofErr w:type="spellStart"/>
-            <w:proofErr w:type="gramEnd"/>
             <w:r>
               <w:rPr>
                 <w:rFonts w:ascii="Consolas" w:eastAsia="Consolas" w:hAnsi="Consolas" w:cs="Consolas"/>
@@ -10097,19 +7968,9 @@
                 <w:sz w:val="18"/>
                 <w:szCs w:val="18"/>
               </w:rPr>
-              <w:t xml:space="preserve">HAVING </w:t>
-            </w:r>
-            <w:proofErr w:type="gramStart"/>
-            <w:r>
-              <w:rPr>
-                <w:rFonts w:ascii="Consolas" w:eastAsia="Consolas" w:hAnsi="Consolas" w:cs="Consolas"/>
-                <w:sz w:val="18"/>
-                <w:szCs w:val="18"/>
-              </w:rPr>
-              <w:t>AVG(</w:t>
+              <w:t>HAVING AVG(</w:t>
             </w:r>
             <w:proofErr w:type="spellStart"/>
-            <w:proofErr w:type="gramEnd"/>
             <w:r>
               <w:rPr>
                 <w:rFonts w:ascii="Consolas" w:eastAsia="Consolas" w:hAnsi="Consolas" w:cs="Consolas"/>
@@ -10125,25 +7986,7 @@
                 <w:sz w:val="18"/>
                 <w:szCs w:val="18"/>
               </w:rPr>
-              <w:t xml:space="preserve">) &gt; 100 AND </w:t>
-            </w:r>
-            <w:proofErr w:type="gramStart"/>
-            <w:r>
-              <w:rPr>
-                <w:rFonts w:ascii="Consolas" w:eastAsia="Consolas" w:hAnsi="Consolas" w:cs="Consolas"/>
-                <w:sz w:val="18"/>
-                <w:szCs w:val="18"/>
-              </w:rPr>
-              <w:t>COUNT(</w:t>
-            </w:r>
-            <w:proofErr w:type="gramEnd"/>
-            <w:r>
-              <w:rPr>
-                <w:rFonts w:ascii="Consolas" w:eastAsia="Consolas" w:hAnsi="Consolas" w:cs="Consolas"/>
-                <w:sz w:val="18"/>
-                <w:szCs w:val="18"/>
-              </w:rPr>
-              <w:t>*) &gt;= 5;</w:t>
+              <w:t>) &gt; 100 AND COUNT(*) &gt;= 5;</w:t>
             </w:r>
           </w:p>
         </w:tc>
@@ -10156,10 +7999,6 @@
             <w:bottom w:val="single" w:sz="4" w:space="0" w:color="E2E2E6"/>
             <w:right w:val="single" w:sz="4" w:space="0" w:color="E2E2E6"/>
           </w:tblBorders>
-          <w:tblCellMar>
-            <w:top w:w="0" w:type="dxa"/>
-            <w:bottom w:w="0" w:type="dxa"/>
-          </w:tblCellMar>
         </w:tblPrEx>
         <w:tc>
           <w:tcPr>
@@ -10206,10 +8045,6 @@
             <w:bottom w:val="single" w:sz="4" w:space="0" w:color="D8D8DC"/>
             <w:right w:val="single" w:sz="4" w:space="0" w:color="D8D8DC"/>
           </w:tblBorders>
-          <w:tblCellMar>
-            <w:top w:w="0" w:type="dxa"/>
-            <w:bottom w:w="0" w:type="dxa"/>
-          </w:tblCellMar>
         </w:tblPrEx>
         <w:tc>
           <w:tcPr>
@@ -10284,28 +8119,15 @@
             </w:r>
             <w:proofErr w:type="spellEnd"/>
             <w:r>
-              <w:t xml:space="preserve"> with COUNT and </w:t>
-            </w:r>
-            <w:proofErr w:type="gramStart"/>
-            <w:r>
-              <w:t>SUM(</w:t>
+              <w:t xml:space="preserve"> with COUNT and SUM(</w:t>
             </w:r>
             <w:proofErr w:type="spellStart"/>
-            <w:proofErr w:type="gramEnd"/>
             <w:r>
               <w:t>net_total</w:t>
             </w:r>
             <w:proofErr w:type="spellEnd"/>
             <w:r>
-              <w:t xml:space="preserve">). Use HAVING </w:t>
-            </w:r>
-            <w:proofErr w:type="gramStart"/>
-            <w:r>
-              <w:t>COUNT(</w:t>
-            </w:r>
-            <w:proofErr w:type="gramEnd"/>
-            <w:r>
-              <w:t>*) &gt;= 500 to filter. Order by revenue descending.</w:t>
+              <w:t>). Use HAVING COUNT(*) &gt;= 500 to filter. Order by revenue descending.</w:t>
             </w:r>
           </w:p>
           <w:p>
@@ -10359,12 +8181,6 @@
               <w:gridCol w:w="9660"/>
             </w:tblGrid>
             <w:tr>
-              <w:tblPrEx>
-                <w:tblCellMar>
-                  <w:top w:w="0" w:type="dxa"/>
-                  <w:bottom w:w="0" w:type="dxa"/>
-                </w:tblCellMar>
-              </w:tblPrEx>
               <w:tc>
                 <w:tcPr>
                   <w:tcW w:w="0" w:type="auto"/>
@@ -10421,25 +8237,7 @@
                       <w:sz w:val="18"/>
                       <w:szCs w:val="18"/>
                     </w:rPr>
-                    <w:t xml:space="preserve">  </w:t>
-                  </w:r>
-                  <w:proofErr w:type="gramStart"/>
-                  <w:r>
-                    <w:rPr>
-                      <w:rFonts w:ascii="Consolas" w:eastAsia="Consolas" w:hAnsi="Consolas" w:cs="Consolas"/>
-                      <w:sz w:val="18"/>
-                      <w:szCs w:val="18"/>
-                    </w:rPr>
-                    <w:t>COUNT(</w:t>
-                  </w:r>
-                  <w:proofErr w:type="gramEnd"/>
-                  <w:r>
-                    <w:rPr>
-                      <w:rFonts w:ascii="Consolas" w:eastAsia="Consolas" w:hAnsi="Consolas" w:cs="Consolas"/>
-                      <w:sz w:val="18"/>
-                      <w:szCs w:val="18"/>
-                    </w:rPr>
-                    <w:t xml:space="preserve">*) AS </w:t>
+                    <w:t xml:space="preserve">  COUNT(*) AS </w:t>
                   </w:r>
                   <w:proofErr w:type="spellStart"/>
                   <w:r>
@@ -10467,19 +8265,9 @@
                       <w:sz w:val="18"/>
                       <w:szCs w:val="18"/>
                     </w:rPr>
-                    <w:t xml:space="preserve">  ROUND(</w:t>
-                  </w:r>
-                  <w:proofErr w:type="gramStart"/>
-                  <w:r>
-                    <w:rPr>
-                      <w:rFonts w:ascii="Consolas" w:eastAsia="Consolas" w:hAnsi="Consolas" w:cs="Consolas"/>
-                      <w:sz w:val="18"/>
-                      <w:szCs w:val="18"/>
-                    </w:rPr>
-                    <w:t>SUM(</w:t>
+                    <w:t xml:space="preserve">  ROUND(SUM(</w:t>
                   </w:r>
                   <w:proofErr w:type="spellStart"/>
-                  <w:proofErr w:type="gramEnd"/>
                   <w:r>
                     <w:rPr>
                       <w:rFonts w:ascii="Consolas" w:eastAsia="Consolas" w:hAnsi="Consolas" w:cs="Consolas"/>
@@ -10508,7 +8296,6 @@
                     <w:t xml:space="preserve">FROM </w:t>
                   </w:r>
                   <w:proofErr w:type="spellStart"/>
-                  <w:proofErr w:type="gramStart"/>
                   <w:r>
                     <w:rPr>
                       <w:rFonts w:ascii="Consolas" w:eastAsia="Consolas" w:hAnsi="Consolas" w:cs="Consolas"/>
@@ -10518,7 +8305,6 @@
                     <w:t>sales.orders</w:t>
                   </w:r>
                   <w:proofErr w:type="spellEnd"/>
-                  <w:proofErr w:type="gramEnd"/>
                 </w:p>
                 <w:p>
                   <w:r>
@@ -10548,25 +8334,7 @@
                       <w:szCs w:val="18"/>
                     </w:rPr>
                     <w:lastRenderedPageBreak/>
-                    <w:t xml:space="preserve">HAVING </w:t>
-                  </w:r>
-                  <w:proofErr w:type="gramStart"/>
-                  <w:r>
-                    <w:rPr>
-                      <w:rFonts w:ascii="Consolas" w:eastAsia="Consolas" w:hAnsi="Consolas" w:cs="Consolas"/>
-                      <w:sz w:val="18"/>
-                      <w:szCs w:val="18"/>
-                    </w:rPr>
-                    <w:t>COUNT(</w:t>
-                  </w:r>
-                  <w:proofErr w:type="gramEnd"/>
-                  <w:r>
-                    <w:rPr>
-                      <w:rFonts w:ascii="Consolas" w:eastAsia="Consolas" w:hAnsi="Consolas" w:cs="Consolas"/>
-                      <w:sz w:val="18"/>
-                      <w:szCs w:val="18"/>
-                    </w:rPr>
-                    <w:t>*) &gt;= 500</w:t>
+                    <w:t>HAVING COUNT(*) &gt;= 500</w:t>
                   </w:r>
                 </w:p>
                 <w:p>
@@ -10612,12 +8380,6 @@
         <w:gridCol w:w="10070"/>
       </w:tblGrid>
       <w:tr>
-        <w:tblPrEx>
-          <w:tblCellMar>
-            <w:top w:w="0" w:type="dxa"/>
-            <w:bottom w:w="0" w:type="dxa"/>
-          </w:tblCellMar>
-        </w:tblPrEx>
         <w:tc>
           <w:tcPr>
             <w:tcW w:w="0" w:type="auto"/>
@@ -10737,12 +8499,6 @@
               <w:gridCol w:w="9660"/>
             </w:tblGrid>
             <w:tr>
-              <w:tblPrEx>
-                <w:tblCellMar>
-                  <w:top w:w="0" w:type="dxa"/>
-                  <w:bottom w:w="0" w:type="dxa"/>
-                </w:tblCellMar>
-              </w:tblPrEx>
               <w:tc>
                 <w:tcPr>
                   <w:tcW w:w="0" w:type="auto"/>
@@ -10781,25 +8537,7 @@
                       <w:sz w:val="18"/>
                       <w:szCs w:val="18"/>
                     </w:rPr>
-                    <w:t xml:space="preserve">  </w:t>
-                  </w:r>
-                  <w:proofErr w:type="gramStart"/>
-                  <w:r>
-                    <w:rPr>
-                      <w:rFonts w:ascii="Consolas" w:eastAsia="Consolas" w:hAnsi="Consolas" w:cs="Consolas"/>
-                      <w:sz w:val="18"/>
-                      <w:szCs w:val="18"/>
-                    </w:rPr>
-                    <w:t>COUNT(</w:t>
-                  </w:r>
-                  <w:proofErr w:type="gramEnd"/>
-                  <w:r>
-                    <w:rPr>
-                      <w:rFonts w:ascii="Consolas" w:eastAsia="Consolas" w:hAnsi="Consolas" w:cs="Consolas"/>
-                      <w:sz w:val="18"/>
-                      <w:szCs w:val="18"/>
-                    </w:rPr>
-                    <w:t xml:space="preserve">*) AS </w:t>
+                    <w:t xml:space="preserve">  COUNT(*) AS </w:t>
                   </w:r>
                   <w:proofErr w:type="spellStart"/>
                   <w:r>
@@ -10827,25 +8565,7 @@
                       <w:sz w:val="18"/>
                       <w:szCs w:val="18"/>
                     </w:rPr>
-                    <w:t xml:space="preserve">  ROUND(</w:t>
-                  </w:r>
-                  <w:proofErr w:type="gramStart"/>
-                  <w:r>
-                    <w:rPr>
-                      <w:rFonts w:ascii="Consolas" w:eastAsia="Consolas" w:hAnsi="Consolas" w:cs="Consolas"/>
-                      <w:sz w:val="18"/>
-                      <w:szCs w:val="18"/>
-                    </w:rPr>
-                    <w:t>AVG(</w:t>
-                  </w:r>
-                  <w:proofErr w:type="gramEnd"/>
-                  <w:r>
-                    <w:rPr>
-                      <w:rFonts w:ascii="Consolas" w:eastAsia="Consolas" w:hAnsi="Consolas" w:cs="Consolas"/>
-                      <w:sz w:val="18"/>
-                      <w:szCs w:val="18"/>
-                    </w:rPr>
-                    <w:t xml:space="preserve">salary), 0) AS </w:t>
+                    <w:t xml:space="preserve">  ROUND(AVG(salary), 0) AS </w:t>
                   </w:r>
                   <w:proofErr w:type="spellStart"/>
                   <w:r>
@@ -10873,25 +8593,7 @@
                       <w:sz w:val="18"/>
                       <w:szCs w:val="18"/>
                     </w:rPr>
-                    <w:t xml:space="preserve">  </w:t>
-                  </w:r>
-                  <w:proofErr w:type="gramStart"/>
-                  <w:r>
-                    <w:rPr>
-                      <w:rFonts w:ascii="Consolas" w:eastAsia="Consolas" w:hAnsi="Consolas" w:cs="Consolas"/>
-                      <w:sz w:val="18"/>
-                      <w:szCs w:val="18"/>
-                    </w:rPr>
-                    <w:t>MIN(</w:t>
-                  </w:r>
-                  <w:proofErr w:type="gramEnd"/>
-                  <w:r>
-                    <w:rPr>
-                      <w:rFonts w:ascii="Consolas" w:eastAsia="Consolas" w:hAnsi="Consolas" w:cs="Consolas"/>
-                      <w:sz w:val="18"/>
-                      <w:szCs w:val="18"/>
-                    </w:rPr>
-                    <w:t xml:space="preserve">salary) AS </w:t>
+                    <w:t xml:space="preserve">  MIN(salary) AS </w:t>
                   </w:r>
                   <w:proofErr w:type="spellStart"/>
                   <w:r>
@@ -10919,25 +8621,7 @@
                       <w:sz w:val="18"/>
                       <w:szCs w:val="18"/>
                     </w:rPr>
-                    <w:t xml:space="preserve">  </w:t>
-                  </w:r>
-                  <w:proofErr w:type="gramStart"/>
-                  <w:r>
-                    <w:rPr>
-                      <w:rFonts w:ascii="Consolas" w:eastAsia="Consolas" w:hAnsi="Consolas" w:cs="Consolas"/>
-                      <w:sz w:val="18"/>
-                      <w:szCs w:val="18"/>
-                    </w:rPr>
-                    <w:t>MAX(</w:t>
-                  </w:r>
-                  <w:proofErr w:type="gramEnd"/>
-                  <w:r>
-                    <w:rPr>
-                      <w:rFonts w:ascii="Consolas" w:eastAsia="Consolas" w:hAnsi="Consolas" w:cs="Consolas"/>
-                      <w:sz w:val="18"/>
-                      <w:szCs w:val="18"/>
-                    </w:rPr>
-                    <w:t xml:space="preserve">salary) AS </w:t>
+                    <w:t xml:space="preserve">  MAX(salary) AS </w:t>
                   </w:r>
                   <w:proofErr w:type="spellStart"/>
                   <w:r>
@@ -10960,7 +8644,6 @@
                     <w:t xml:space="preserve">FROM </w:t>
                   </w:r>
                   <w:proofErr w:type="spellStart"/>
-                  <w:proofErr w:type="gramStart"/>
                   <w:r>
                     <w:rPr>
                       <w:rFonts w:ascii="Consolas" w:eastAsia="Consolas" w:hAnsi="Consolas" w:cs="Consolas"/>
@@ -10970,7 +8653,6 @@
                     <w:t>stores.employees</w:t>
                   </w:r>
                   <w:proofErr w:type="spellEnd"/>
-                  <w:proofErr w:type="gramEnd"/>
                 </w:p>
                 <w:p>
                   <w:r>
@@ -10989,25 +8671,7 @@
                       <w:sz w:val="18"/>
                       <w:szCs w:val="18"/>
                     </w:rPr>
-                    <w:t xml:space="preserve">HAVING </w:t>
-                  </w:r>
-                  <w:proofErr w:type="gramStart"/>
-                  <w:r>
-                    <w:rPr>
-                      <w:rFonts w:ascii="Consolas" w:eastAsia="Consolas" w:hAnsi="Consolas" w:cs="Consolas"/>
-                      <w:sz w:val="18"/>
-                      <w:szCs w:val="18"/>
-                    </w:rPr>
-                    <w:t>COUNT(</w:t>
-                  </w:r>
-                  <w:proofErr w:type="gramEnd"/>
-                  <w:r>
-                    <w:rPr>
-                      <w:rFonts w:ascii="Consolas" w:eastAsia="Consolas" w:hAnsi="Consolas" w:cs="Consolas"/>
-                      <w:sz w:val="18"/>
-                      <w:szCs w:val="18"/>
-                    </w:rPr>
-                    <w:t>*) &gt;= 5</w:t>
+                    <w:t>HAVING COUNT(*) &gt;= 5</w:t>
                   </w:r>
                 </w:p>
                 <w:p>
@@ -11052,10 +8716,6 @@
             <w:bottom w:val="single" w:sz="4" w:space="0" w:color="E2E2E6"/>
             <w:right w:val="single" w:sz="4" w:space="0" w:color="E2E2E6"/>
           </w:tblBorders>
-          <w:tblCellMar>
-            <w:top w:w="0" w:type="dxa"/>
-            <w:bottom w:w="0" w:type="dxa"/>
-          </w:tblCellMar>
         </w:tblPrEx>
         <w:tc>
           <w:tcPr>
@@ -11215,12 +8875,6 @@
         </w:tc>
       </w:tr>
       <w:tr>
-        <w:tblPrEx>
-          <w:tblCellMar>
-            <w:top w:w="0" w:type="dxa"/>
-            <w:bottom w:w="0" w:type="dxa"/>
-          </w:tblCellMar>
-        </w:tblPrEx>
         <w:tc>
           <w:tcPr>
             <w:tcW w:w="0" w:type="auto"/>
@@ -11341,12 +8995,6 @@
               <w:gridCol w:w="9660"/>
             </w:tblGrid>
             <w:tr>
-              <w:tblPrEx>
-                <w:tblCellMar>
-                  <w:top w:w="0" w:type="dxa"/>
-                  <w:bottom w:w="0" w:type="dxa"/>
-                </w:tblCellMar>
-              </w:tblPrEx>
               <w:tc>
                 <w:tcPr>
                   <w:tcW w:w="0" w:type="auto"/>
@@ -11375,25 +9023,7 @@
                       <w:sz w:val="18"/>
                       <w:szCs w:val="18"/>
                     </w:rPr>
-                    <w:t xml:space="preserve">  DATE_</w:t>
-                  </w:r>
-                  <w:proofErr w:type="gramStart"/>
-                  <w:r>
-                    <w:rPr>
-                      <w:rFonts w:ascii="Consolas" w:eastAsia="Consolas" w:hAnsi="Consolas" w:cs="Consolas"/>
-                      <w:sz w:val="18"/>
-                      <w:szCs w:val="18"/>
-                    </w:rPr>
-                    <w:t>TRUNC(</w:t>
-                  </w:r>
-                  <w:proofErr w:type="gramEnd"/>
-                  <w:r>
-                    <w:rPr>
-                      <w:rFonts w:ascii="Consolas" w:eastAsia="Consolas" w:hAnsi="Consolas" w:cs="Consolas"/>
-                      <w:sz w:val="18"/>
-                      <w:szCs w:val="18"/>
-                    </w:rPr>
-                    <w:t xml:space="preserve">'month', </w:t>
+                    <w:t xml:space="preserve">  DATE_TRUNC('month', </w:t>
                   </w:r>
                   <w:proofErr w:type="spellStart"/>
                   <w:r>
@@ -11405,23 +9035,13 @@
                     <w:t>order_date</w:t>
                   </w:r>
                   <w:proofErr w:type="spellEnd"/>
-                  <w:proofErr w:type="gramStart"/>
-                  <w:r>
-                    <w:rPr>
-                      <w:rFonts w:ascii="Consolas" w:eastAsia="Consolas" w:hAnsi="Consolas" w:cs="Consolas"/>
-                      <w:sz w:val="18"/>
-                      <w:szCs w:val="18"/>
-                    </w:rPr>
-                    <w:t>)::</w:t>
-                  </w:r>
-                  <w:proofErr w:type="gramEnd"/>
-                  <w:r>
-                    <w:rPr>
-                      <w:rFonts w:ascii="Consolas" w:eastAsia="Consolas" w:hAnsi="Consolas" w:cs="Consolas"/>
-                      <w:sz w:val="18"/>
-                      <w:szCs w:val="18"/>
-                    </w:rPr>
-                    <w:t>DATE</w:t>
+                  <w:r>
+                    <w:rPr>
+                      <w:rFonts w:ascii="Consolas" w:eastAsia="Consolas" w:hAnsi="Consolas" w:cs="Consolas"/>
+                      <w:sz w:val="18"/>
+                      <w:szCs w:val="18"/>
+                    </w:rPr>
+                    <w:t>)::DATE</w:t>
                   </w:r>
                 </w:p>
                 <w:p>
@@ -11441,25 +9061,7 @@
                       <w:sz w:val="18"/>
                       <w:szCs w:val="18"/>
                     </w:rPr>
-                    <w:t xml:space="preserve">  </w:t>
-                  </w:r>
-                  <w:proofErr w:type="gramStart"/>
-                  <w:r>
-                    <w:rPr>
-                      <w:rFonts w:ascii="Consolas" w:eastAsia="Consolas" w:hAnsi="Consolas" w:cs="Consolas"/>
-                      <w:sz w:val="18"/>
-                      <w:szCs w:val="18"/>
-                    </w:rPr>
-                    <w:t>COUNT(</w:t>
-                  </w:r>
-                  <w:proofErr w:type="gramEnd"/>
-                  <w:r>
-                    <w:rPr>
-                      <w:rFonts w:ascii="Consolas" w:eastAsia="Consolas" w:hAnsi="Consolas" w:cs="Consolas"/>
-                      <w:sz w:val="18"/>
-                      <w:szCs w:val="18"/>
-                    </w:rPr>
-                    <w:t xml:space="preserve">*) AS </w:t>
+                    <w:t xml:space="preserve">  COUNT(*) AS </w:t>
                   </w:r>
                   <w:proofErr w:type="spellStart"/>
                   <w:r>
@@ -11487,19 +9089,9 @@
                       <w:sz w:val="18"/>
                       <w:szCs w:val="18"/>
                     </w:rPr>
-                    <w:t xml:space="preserve">  ROUND(</w:t>
-                  </w:r>
-                  <w:proofErr w:type="gramStart"/>
-                  <w:r>
-                    <w:rPr>
-                      <w:rFonts w:ascii="Consolas" w:eastAsia="Consolas" w:hAnsi="Consolas" w:cs="Consolas"/>
-                      <w:sz w:val="18"/>
-                      <w:szCs w:val="18"/>
-                    </w:rPr>
-                    <w:t>SUM(</w:t>
+                    <w:t xml:space="preserve">  ROUND(SUM(</w:t>
                   </w:r>
                   <w:proofErr w:type="spellStart"/>
-                  <w:proofErr w:type="gramEnd"/>
                   <w:r>
                     <w:rPr>
                       <w:rFonts w:ascii="Consolas" w:eastAsia="Consolas" w:hAnsi="Consolas" w:cs="Consolas"/>
@@ -11525,19 +9117,9 @@
                       <w:sz w:val="18"/>
                       <w:szCs w:val="18"/>
                     </w:rPr>
-                    <w:t xml:space="preserve">  ROUND(</w:t>
-                  </w:r>
-                  <w:proofErr w:type="gramStart"/>
-                  <w:r>
-                    <w:rPr>
-                      <w:rFonts w:ascii="Consolas" w:eastAsia="Consolas" w:hAnsi="Consolas" w:cs="Consolas"/>
-                      <w:sz w:val="18"/>
-                      <w:szCs w:val="18"/>
-                    </w:rPr>
-                    <w:t>AVG(</w:t>
+                    <w:t xml:space="preserve">  ROUND(AVG(</w:t>
                   </w:r>
                   <w:proofErr w:type="spellStart"/>
-                  <w:proofErr w:type="gramEnd"/>
                   <w:r>
                     <w:rPr>
                       <w:rFonts w:ascii="Consolas" w:eastAsia="Consolas" w:hAnsi="Consolas" w:cs="Consolas"/>
@@ -11591,19 +9173,9 @@
                       <w:sz w:val="18"/>
                       <w:szCs w:val="18"/>
                     </w:rPr>
-                    <w:t xml:space="preserve">    WHEN </w:t>
-                  </w:r>
-                  <w:proofErr w:type="gramStart"/>
-                  <w:r>
-                    <w:rPr>
-                      <w:rFonts w:ascii="Consolas" w:eastAsia="Consolas" w:hAnsi="Consolas" w:cs="Consolas"/>
-                      <w:sz w:val="18"/>
-                      <w:szCs w:val="18"/>
-                    </w:rPr>
-                    <w:t>SUM(</w:t>
+                    <w:t xml:space="preserve">    WHEN SUM(</w:t>
                   </w:r>
                   <w:proofErr w:type="spellStart"/>
-                  <w:proofErr w:type="gramEnd"/>
                   <w:r>
                     <w:rPr>
                       <w:rFonts w:ascii="Consolas" w:eastAsia="Consolas" w:hAnsi="Consolas" w:cs="Consolas"/>
@@ -11639,19 +9211,9 @@
                       <w:sz w:val="18"/>
                       <w:szCs w:val="18"/>
                     </w:rPr>
-                    <w:t xml:space="preserve">    WHEN </w:t>
-                  </w:r>
-                  <w:proofErr w:type="gramStart"/>
-                  <w:r>
-                    <w:rPr>
-                      <w:rFonts w:ascii="Consolas" w:eastAsia="Consolas" w:hAnsi="Consolas" w:cs="Consolas"/>
-                      <w:sz w:val="18"/>
-                      <w:szCs w:val="18"/>
-                    </w:rPr>
-                    <w:t>SUM(</w:t>
+                    <w:t xml:space="preserve">    WHEN SUM(</w:t>
                   </w:r>
                   <w:proofErr w:type="spellStart"/>
-                  <w:proofErr w:type="gramEnd"/>
                   <w:r>
                     <w:rPr>
                       <w:rFonts w:ascii="Consolas" w:eastAsia="Consolas" w:hAnsi="Consolas" w:cs="Consolas"/>
@@ -11710,7 +9272,6 @@
                     <w:t xml:space="preserve">FROM </w:t>
                   </w:r>
                   <w:proofErr w:type="spellStart"/>
-                  <w:proofErr w:type="gramStart"/>
                   <w:r>
                     <w:rPr>
                       <w:rFonts w:ascii="Consolas" w:eastAsia="Consolas" w:hAnsi="Consolas" w:cs="Consolas"/>
@@ -11720,7 +9281,6 @@
                     <w:t>sales.orders</w:t>
                   </w:r>
                   <w:proofErr w:type="spellEnd"/>
-                  <w:proofErr w:type="gramEnd"/>
                 </w:p>
                 <w:p>
                   <w:r>
@@ -11757,25 +9317,7 @@
                       <w:sz w:val="18"/>
                       <w:szCs w:val="18"/>
                     </w:rPr>
-                    <w:t>GROUP BY DATE_</w:t>
-                  </w:r>
-                  <w:proofErr w:type="gramStart"/>
-                  <w:r>
-                    <w:rPr>
-                      <w:rFonts w:ascii="Consolas" w:eastAsia="Consolas" w:hAnsi="Consolas" w:cs="Consolas"/>
-                      <w:sz w:val="18"/>
-                      <w:szCs w:val="18"/>
-                    </w:rPr>
-                    <w:t>TRUNC(</w:t>
-                  </w:r>
-                  <w:proofErr w:type="gramEnd"/>
-                  <w:r>
-                    <w:rPr>
-                      <w:rFonts w:ascii="Consolas" w:eastAsia="Consolas" w:hAnsi="Consolas" w:cs="Consolas"/>
-                      <w:sz w:val="18"/>
-                      <w:szCs w:val="18"/>
-                    </w:rPr>
-                    <w:t xml:space="preserve">'month', </w:t>
+                    <w:t xml:space="preserve">GROUP BY DATE_TRUNC('month', </w:t>
                   </w:r>
                   <w:proofErr w:type="spellStart"/>
                   <w:r>
@@ -11803,25 +9345,7 @@
                       <w:sz w:val="18"/>
                       <w:szCs w:val="18"/>
                     </w:rPr>
-                    <w:t xml:space="preserve">HAVING </w:t>
-                  </w:r>
-                  <w:proofErr w:type="gramStart"/>
-                  <w:r>
-                    <w:rPr>
-                      <w:rFonts w:ascii="Consolas" w:eastAsia="Consolas" w:hAnsi="Consolas" w:cs="Consolas"/>
-                      <w:sz w:val="18"/>
-                      <w:szCs w:val="18"/>
-                    </w:rPr>
-                    <w:t>COUNT(</w:t>
-                  </w:r>
-                  <w:proofErr w:type="gramEnd"/>
-                  <w:r>
-                    <w:rPr>
-                      <w:rFonts w:ascii="Consolas" w:eastAsia="Consolas" w:hAnsi="Consolas" w:cs="Consolas"/>
-                      <w:sz w:val="18"/>
-                      <w:szCs w:val="18"/>
-                    </w:rPr>
-                    <w:t>*) &gt;= 1000</w:t>
+                    <w:t>HAVING COUNT(*) &gt;= 1000</w:t>
                   </w:r>
                 </w:p>
                 <w:p>
@@ -11867,12 +9391,6 @@
         <w:gridCol w:w="10070"/>
       </w:tblGrid>
       <w:tr>
-        <w:tblPrEx>
-          <w:tblCellMar>
-            <w:top w:w="0" w:type="dxa"/>
-            <w:bottom w:w="0" w:type="dxa"/>
-          </w:tblCellMar>
-        </w:tblPrEx>
         <w:tc>
           <w:tcPr>
             <w:tcW w:w="0" w:type="auto"/>
@@ -11926,12 +9444,10 @@
               <w:t>The CFO wants an expense report grouped by category — from ONE table (</w:t>
             </w:r>
             <w:proofErr w:type="spellStart"/>
-            <w:proofErr w:type="gramStart"/>
             <w:r>
               <w:t>finance.expenses</w:t>
             </w:r>
             <w:proofErr w:type="spellEnd"/>
-            <w:proofErr w:type="gramEnd"/>
             <w:r>
               <w:t xml:space="preserve">). Per category id show: total spend, transaction count, </w:t>
             </w:r>
@@ -11967,22 +9483,12 @@
               <w:t xml:space="preserve"> (the category column already inside </w:t>
             </w:r>
             <w:proofErr w:type="spellStart"/>
-            <w:proofErr w:type="gramStart"/>
             <w:r>
               <w:t>finance.expenses</w:t>
             </w:r>
             <w:proofErr w:type="spellEnd"/>
-            <w:proofErr w:type="gramEnd"/>
-            <w:r>
-              <w:t xml:space="preserve">). Aggregate the spend metrics. HAVING for the 20+ threshold. Add CASE-based year columns using EXTRACT(YEAR). (On the </w:t>
-            </w:r>
-            <w:proofErr w:type="gramStart"/>
-            <w:r>
-              <w:t>Joins day</w:t>
-            </w:r>
-            <w:proofErr w:type="gramEnd"/>
-            <w:r>
-              <w:t xml:space="preserve"> you will swap </w:t>
+            <w:r>
+              <w:t xml:space="preserve">). Aggregate the spend metrics. HAVING for the 20+ threshold. Add CASE-based year columns using EXTRACT(YEAR). (On the Joins day you will swap </w:t>
             </w:r>
             <w:proofErr w:type="spellStart"/>
             <w:r>
@@ -12052,12 +9558,6 @@
               <w:gridCol w:w="9660"/>
             </w:tblGrid>
             <w:tr>
-              <w:tblPrEx>
-                <w:tblCellMar>
-                  <w:top w:w="0" w:type="dxa"/>
-                  <w:bottom w:w="0" w:type="dxa"/>
-                </w:tblCellMar>
-              </w:tblPrEx>
               <w:tc>
                 <w:tcPr>
                   <w:tcW w:w="0" w:type="auto"/>
@@ -12114,53 +9614,17 @@
                       <w:sz w:val="18"/>
                       <w:szCs w:val="18"/>
                     </w:rPr>
-                    <w:t xml:space="preserve">  </w:t>
-                  </w:r>
-                  <w:proofErr w:type="gramStart"/>
-                  <w:r>
-                    <w:rPr>
-                      <w:rFonts w:ascii="Consolas" w:eastAsia="Consolas" w:hAnsi="Consolas" w:cs="Consolas"/>
-                      <w:sz w:val="18"/>
-                      <w:szCs w:val="18"/>
-                    </w:rPr>
-                    <w:t>COUNT(</w:t>
-                  </w:r>
-                  <w:proofErr w:type="gramEnd"/>
-                  <w:r>
-                    <w:rPr>
-                      <w:rFonts w:ascii="Consolas" w:eastAsia="Consolas" w:hAnsi="Consolas" w:cs="Consolas"/>
-                      <w:sz w:val="18"/>
-                      <w:szCs w:val="18"/>
-                    </w:rPr>
-                    <w:t>*) AS transactions,</w:t>
-                  </w:r>
-                </w:p>
-                <w:p>
-                  <w:r>
-                    <w:rPr>
-                      <w:rFonts w:ascii="Consolas" w:eastAsia="Consolas" w:hAnsi="Consolas" w:cs="Consolas"/>
-                      <w:sz w:val="18"/>
-                      <w:szCs w:val="18"/>
-                    </w:rPr>
-                    <w:t xml:space="preserve">  ROUND(</w:t>
-                  </w:r>
-                  <w:proofErr w:type="gramStart"/>
-                  <w:r>
-                    <w:rPr>
-                      <w:rFonts w:ascii="Consolas" w:eastAsia="Consolas" w:hAnsi="Consolas" w:cs="Consolas"/>
-                      <w:sz w:val="18"/>
-                      <w:szCs w:val="18"/>
-                    </w:rPr>
-                    <w:t>SUM(</w:t>
-                  </w:r>
-                  <w:proofErr w:type="gramEnd"/>
-                  <w:r>
-                    <w:rPr>
-                      <w:rFonts w:ascii="Consolas" w:eastAsia="Consolas" w:hAnsi="Consolas" w:cs="Consolas"/>
-                      <w:sz w:val="18"/>
-                      <w:szCs w:val="18"/>
-                    </w:rPr>
-                    <w:t xml:space="preserve">amount), 0) AS </w:t>
+                    <w:t xml:space="preserve">  COUNT(*) AS transactions,</w:t>
+                  </w:r>
+                </w:p>
+                <w:p>
+                  <w:r>
+                    <w:rPr>
+                      <w:rFonts w:ascii="Consolas" w:eastAsia="Consolas" w:hAnsi="Consolas" w:cs="Consolas"/>
+                      <w:sz w:val="18"/>
+                      <w:szCs w:val="18"/>
+                    </w:rPr>
+                    <w:t xml:space="preserve">  ROUND(SUM(amount), 0) AS </w:t>
                   </w:r>
                   <w:proofErr w:type="spellStart"/>
                   <w:r>
@@ -12188,25 +9652,7 @@
                       <w:sz w:val="18"/>
                       <w:szCs w:val="18"/>
                     </w:rPr>
-                    <w:t xml:space="preserve">  ROUND(</w:t>
-                  </w:r>
-                  <w:proofErr w:type="gramStart"/>
-                  <w:r>
-                    <w:rPr>
-                      <w:rFonts w:ascii="Consolas" w:eastAsia="Consolas" w:hAnsi="Consolas" w:cs="Consolas"/>
-                      <w:sz w:val="18"/>
-                      <w:szCs w:val="18"/>
-                    </w:rPr>
-                    <w:t>AVG(</w:t>
-                  </w:r>
-                  <w:proofErr w:type="gramEnd"/>
-                  <w:r>
-                    <w:rPr>
-                      <w:rFonts w:ascii="Consolas" w:eastAsia="Consolas" w:hAnsi="Consolas" w:cs="Consolas"/>
-                      <w:sz w:val="18"/>
-                      <w:szCs w:val="18"/>
-                    </w:rPr>
-                    <w:t xml:space="preserve">amount), 0) AS </w:t>
+                    <w:t xml:space="preserve">  ROUND(AVG(amount), 0) AS </w:t>
                   </w:r>
                   <w:proofErr w:type="spellStart"/>
                   <w:r>
@@ -12234,25 +9680,7 @@
                       <w:sz w:val="18"/>
                       <w:szCs w:val="18"/>
                     </w:rPr>
-                    <w:t xml:space="preserve">  ROUND(</w:t>
-                  </w:r>
-                  <w:proofErr w:type="gramStart"/>
-                  <w:r>
-                    <w:rPr>
-                      <w:rFonts w:ascii="Consolas" w:eastAsia="Consolas" w:hAnsi="Consolas" w:cs="Consolas"/>
-                      <w:sz w:val="18"/>
-                      <w:szCs w:val="18"/>
-                    </w:rPr>
-                    <w:t>MAX(</w:t>
-                  </w:r>
-                  <w:proofErr w:type="gramEnd"/>
-                  <w:r>
-                    <w:rPr>
-                      <w:rFonts w:ascii="Consolas" w:eastAsia="Consolas" w:hAnsi="Consolas" w:cs="Consolas"/>
-                      <w:sz w:val="18"/>
-                      <w:szCs w:val="18"/>
-                    </w:rPr>
-                    <w:t xml:space="preserve">amount), 0) AS </w:t>
+                    <w:t xml:space="preserve">  ROUND(MAX(amount), 0) AS </w:t>
                   </w:r>
                   <w:proofErr w:type="spellStart"/>
                   <w:r>
@@ -12280,43 +9708,7 @@
                       <w:sz w:val="18"/>
                       <w:szCs w:val="18"/>
                     </w:rPr>
-                    <w:t xml:space="preserve">  </w:t>
-                  </w:r>
-                  <w:proofErr w:type="gramStart"/>
-                  <w:r>
-                    <w:rPr>
-                      <w:rFonts w:ascii="Consolas" w:eastAsia="Consolas" w:hAnsi="Consolas" w:cs="Consolas"/>
-                      <w:sz w:val="18"/>
-                      <w:szCs w:val="18"/>
-                    </w:rPr>
-                    <w:t>ROUND(SUM(</w:t>
-                  </w:r>
-                  <w:proofErr w:type="gramEnd"/>
-                  <w:r>
-                    <w:rPr>
-                      <w:rFonts w:ascii="Consolas" w:eastAsia="Consolas" w:hAnsi="Consolas" w:cs="Consolas"/>
-                      <w:sz w:val="18"/>
-                      <w:szCs w:val="18"/>
-                    </w:rPr>
-                    <w:t xml:space="preserve">CASE WHEN </w:t>
-                  </w:r>
-                  <w:proofErr w:type="gramStart"/>
-                  <w:r>
-                    <w:rPr>
-                      <w:rFonts w:ascii="Consolas" w:eastAsia="Consolas" w:hAnsi="Consolas" w:cs="Consolas"/>
-                      <w:sz w:val="18"/>
-                      <w:szCs w:val="18"/>
-                    </w:rPr>
-                    <w:t>EXTRACT(</w:t>
-                  </w:r>
-                  <w:proofErr w:type="gramEnd"/>
-                  <w:r>
-                    <w:rPr>
-                      <w:rFonts w:ascii="Consolas" w:eastAsia="Consolas" w:hAnsi="Consolas" w:cs="Consolas"/>
-                      <w:sz w:val="18"/>
-                      <w:szCs w:val="18"/>
-                    </w:rPr>
-                    <w:t>YEAR FROM</w:t>
+                    <w:t xml:space="preserve">  ROUND(SUM(CASE WHEN EXTRACT(YEAR FROM</w:t>
                   </w:r>
                 </w:p>
                 <w:p>
@@ -12364,43 +9756,7 @@
                       <w:sz w:val="18"/>
                       <w:szCs w:val="18"/>
                     </w:rPr>
-                    <w:t xml:space="preserve">  </w:t>
-                  </w:r>
-                  <w:proofErr w:type="gramStart"/>
-                  <w:r>
-                    <w:rPr>
-                      <w:rFonts w:ascii="Consolas" w:eastAsia="Consolas" w:hAnsi="Consolas" w:cs="Consolas"/>
-                      <w:sz w:val="18"/>
-                      <w:szCs w:val="18"/>
-                    </w:rPr>
-                    <w:t>ROUND(SUM(</w:t>
-                  </w:r>
-                  <w:proofErr w:type="gramEnd"/>
-                  <w:r>
-                    <w:rPr>
-                      <w:rFonts w:ascii="Consolas" w:eastAsia="Consolas" w:hAnsi="Consolas" w:cs="Consolas"/>
-                      <w:sz w:val="18"/>
-                      <w:szCs w:val="18"/>
-                    </w:rPr>
-                    <w:t xml:space="preserve">CASE WHEN </w:t>
-                  </w:r>
-                  <w:proofErr w:type="gramStart"/>
-                  <w:r>
-                    <w:rPr>
-                      <w:rFonts w:ascii="Consolas" w:eastAsia="Consolas" w:hAnsi="Consolas" w:cs="Consolas"/>
-                      <w:sz w:val="18"/>
-                      <w:szCs w:val="18"/>
-                    </w:rPr>
-                    <w:t>EXTRACT(</w:t>
-                  </w:r>
-                  <w:proofErr w:type="gramEnd"/>
-                  <w:r>
-                    <w:rPr>
-                      <w:rFonts w:ascii="Consolas" w:eastAsia="Consolas" w:hAnsi="Consolas" w:cs="Consolas"/>
-                      <w:sz w:val="18"/>
-                      <w:szCs w:val="18"/>
-                    </w:rPr>
-                    <w:t>YEAR FROM</w:t>
+                    <w:t xml:space="preserve">  ROUND(SUM(CASE WHEN EXTRACT(YEAR FROM</w:t>
                   </w:r>
                 </w:p>
                 <w:p>
@@ -12451,7 +9807,6 @@
                     <w:t xml:space="preserve">FROM </w:t>
                   </w:r>
                   <w:proofErr w:type="spellStart"/>
-                  <w:proofErr w:type="gramStart"/>
                   <w:r>
                     <w:rPr>
                       <w:rFonts w:ascii="Consolas" w:eastAsia="Consolas" w:hAnsi="Consolas" w:cs="Consolas"/>
@@ -12461,7 +9816,6 @@
                     <w:t>finance.expenses</w:t>
                   </w:r>
                   <w:proofErr w:type="spellEnd"/>
-                  <w:proofErr w:type="gramEnd"/>
                 </w:p>
                 <w:p>
                   <w:r>
@@ -12490,25 +9844,7 @@
                       <w:sz w:val="18"/>
                       <w:szCs w:val="18"/>
                     </w:rPr>
-                    <w:t xml:space="preserve">HAVING </w:t>
-                  </w:r>
-                  <w:proofErr w:type="gramStart"/>
-                  <w:r>
-                    <w:rPr>
-                      <w:rFonts w:ascii="Consolas" w:eastAsia="Consolas" w:hAnsi="Consolas" w:cs="Consolas"/>
-                      <w:sz w:val="18"/>
-                      <w:szCs w:val="18"/>
-                    </w:rPr>
-                    <w:t>COUNT(</w:t>
-                  </w:r>
-                  <w:proofErr w:type="gramEnd"/>
-                  <w:r>
-                    <w:rPr>
-                      <w:rFonts w:ascii="Consolas" w:eastAsia="Consolas" w:hAnsi="Consolas" w:cs="Consolas"/>
-                      <w:sz w:val="18"/>
-                      <w:szCs w:val="18"/>
-                    </w:rPr>
-                    <w:t>*) &gt;= 20</w:t>
+                    <w:t>HAVING COUNT(*) &gt;= 20</w:t>
                   </w:r>
                 </w:p>
                 <w:p>
@@ -12585,11 +9921,48 @@
         <w:gridCol w:w="10045"/>
       </w:tblGrid>
       <w:tr>
+        <w:tc>
+          <w:tcPr>
+            <w:tcW w:w="0" w:type="auto"/>
+            <w:shd w:val="clear" w:color="auto" w:fill="F7F7F8"/>
+            <w:tcMar>
+              <w:top w:w="150" w:type="dxa"/>
+              <w:left w:w="200" w:type="dxa"/>
+              <w:bottom w:w="150" w:type="dxa"/>
+              <w:right w:w="200" w:type="dxa"/>
+            </w:tcMar>
+          </w:tcPr>
+          <w:p>
+            <w:pPr>
+              <w:spacing w:after="80"/>
+            </w:pPr>
+            <w:r>
+              <w:rPr>
+                <w:b/>
+                <w:bCs/>
+                <w:color w:val="4A90D9"/>
+                <w:spacing w:val="20"/>
+                <w:sz w:val="16"/>
+                <w:szCs w:val="16"/>
+              </w:rPr>
+              <w:t>STORY · THE BIRTHDAY INVITATION LIST</w:t>
+            </w:r>
+          </w:p>
+          <w:p>
+            <w:pPr>
+              <w:spacing w:after="100"/>
+            </w:pPr>
+            <w:r>
+              <w:t>Mom asks: 'Which friends are coming?' Instead of listing one friend per row, you say: 'Aman, Priya, Rahul, Sneha.' That is STRING_AGG — combining multiple rows into one comma-separated string per group.</w:t>
+            </w:r>
+          </w:p>
+        </w:tc>
+      </w:tr>
+      <w:tr>
         <w:tblPrEx>
-          <w:tblCellMar>
-            <w:top w:w="0" w:type="dxa"/>
-            <w:bottom w:w="0" w:type="dxa"/>
-          </w:tblCellMar>
+          <w:tblBorders>
+            <w:left w:val="single" w:sz="24" w:space="0" w:color="7A3B96"/>
+          </w:tblBorders>
         </w:tblPrEx>
         <w:tc>
           <w:tcPr>
@@ -12610,53 +9983,6 @@
               <w:rPr>
                 <w:b/>
                 <w:bCs/>
-                <w:color w:val="4A90D9"/>
-                <w:spacing w:val="20"/>
-                <w:sz w:val="16"/>
-                <w:szCs w:val="16"/>
-              </w:rPr>
-              <w:t>STORY · THE BIRTHDAY INVITATION LIST</w:t>
-            </w:r>
-          </w:p>
-          <w:p>
-            <w:pPr>
-              <w:spacing w:after="100"/>
-            </w:pPr>
-            <w:r>
-              <w:t>Mom asks: 'Which friends are coming?' Instead of listing one friend per row, you say: 'Aman, Priya, Rahul, Sneha.' That is STRING_AGG — combining multiple rows into one comma-separated string per group.</w:t>
-            </w:r>
-          </w:p>
-        </w:tc>
-      </w:tr>
-      <w:tr>
-        <w:tblPrEx>
-          <w:tblBorders>
-            <w:left w:val="single" w:sz="24" w:space="0" w:color="7A3B96"/>
-          </w:tblBorders>
-          <w:tblCellMar>
-            <w:top w:w="0" w:type="dxa"/>
-            <w:bottom w:w="0" w:type="dxa"/>
-          </w:tblCellMar>
-        </w:tblPrEx>
-        <w:tc>
-          <w:tcPr>
-            <w:tcW w:w="0" w:type="auto"/>
-            <w:shd w:val="clear" w:color="auto" w:fill="F7F7F8"/>
-            <w:tcMar>
-              <w:top w:w="150" w:type="dxa"/>
-              <w:left w:w="200" w:type="dxa"/>
-              <w:bottom w:w="150" w:type="dxa"/>
-              <w:right w:w="200" w:type="dxa"/>
-            </w:tcMar>
-          </w:tcPr>
-          <w:p>
-            <w:pPr>
-              <w:spacing w:after="80"/>
-            </w:pPr>
-            <w:r>
-              <w:rPr>
-                <w:b/>
-                <w:bCs/>
                 <w:color w:val="7A3B96"/>
                 <w:spacing w:val="20"/>
                 <w:sz w:val="16"/>
@@ -12677,15 +10003,7 @@
               <w:t xml:space="preserve">Technical: </w:t>
             </w:r>
             <w:r>
-              <w:t>STRING_</w:t>
-            </w:r>
-            <w:proofErr w:type="gramStart"/>
-            <w:r>
-              <w:t>AGG(</w:t>
-            </w:r>
-            <w:proofErr w:type="gramEnd"/>
-            <w:r>
-              <w:t>expression, delimiter) concatenates non-NULL string values from a group into one string, separated by the delimiter. Supports ORDER BY inside the function and DISTINCT for unique values.</w:t>
+              <w:t>STRING_AGG(expression, delimiter) concatenates non-NULL string values from a group into one string, separated by the delimiter. Supports ORDER BY inside the function and DISTINCT for unique values.</w:t>
             </w:r>
           </w:p>
           <w:p>
@@ -12736,12 +10054,6 @@
         <w:gridCol w:w="10070"/>
       </w:tblGrid>
       <w:tr>
-        <w:tblPrEx>
-          <w:tblCellMar>
-            <w:top w:w="0" w:type="dxa"/>
-            <w:bottom w:w="0" w:type="dxa"/>
-          </w:tblCellMar>
-        </w:tblPrEx>
         <w:tc>
           <w:tcPr>
             <w:tcW w:w="0" w:type="auto"/>
@@ -12770,25 +10082,7 @@
                 <w:sz w:val="18"/>
                 <w:szCs w:val="18"/>
               </w:rPr>
-              <w:t>SELECT STRING_</w:t>
-            </w:r>
-            <w:proofErr w:type="gramStart"/>
-            <w:r>
-              <w:rPr>
-                <w:rFonts w:ascii="Consolas" w:eastAsia="Consolas" w:hAnsi="Consolas" w:cs="Consolas"/>
-                <w:sz w:val="18"/>
-                <w:szCs w:val="18"/>
-              </w:rPr>
-              <w:t>AGG(</w:t>
-            </w:r>
-            <w:proofErr w:type="gramEnd"/>
-            <w:r>
-              <w:rPr>
-                <w:rFonts w:ascii="Consolas" w:eastAsia="Consolas" w:hAnsi="Consolas" w:cs="Consolas"/>
-                <w:sz w:val="18"/>
-                <w:szCs w:val="18"/>
-              </w:rPr>
-              <w:t>role, ', ')</w:t>
+              <w:t>SELECT STRING_AGG(role, ', ')</w:t>
             </w:r>
           </w:p>
           <w:p>
@@ -12801,7 +10095,6 @@
               <w:t xml:space="preserve">FROM </w:t>
             </w:r>
             <w:proofErr w:type="spellStart"/>
-            <w:proofErr w:type="gramStart"/>
             <w:r>
               <w:rPr>
                 <w:rFonts w:ascii="Consolas" w:eastAsia="Consolas" w:hAnsi="Consolas" w:cs="Consolas"/>
@@ -12811,7 +10104,6 @@
               <w:t>stores.employees</w:t>
             </w:r>
             <w:proofErr w:type="spellEnd"/>
-            <w:proofErr w:type="gramEnd"/>
             <w:r>
               <w:rPr>
                 <w:rFonts w:ascii="Consolas" w:eastAsia="Consolas" w:hAnsi="Consolas" w:cs="Consolas"/>
@@ -12848,25 +10140,7 @@
                 <w:sz w:val="18"/>
                 <w:szCs w:val="18"/>
               </w:rPr>
-              <w:t>SELECT STRING_</w:t>
-            </w:r>
-            <w:proofErr w:type="gramStart"/>
-            <w:r>
-              <w:rPr>
-                <w:rFonts w:ascii="Consolas" w:eastAsia="Consolas" w:hAnsi="Consolas" w:cs="Consolas"/>
-                <w:sz w:val="18"/>
-                <w:szCs w:val="18"/>
-              </w:rPr>
-              <w:t>AGG(</w:t>
-            </w:r>
-            <w:proofErr w:type="gramEnd"/>
-            <w:r>
-              <w:rPr>
-                <w:rFonts w:ascii="Consolas" w:eastAsia="Consolas" w:hAnsi="Consolas" w:cs="Consolas"/>
-                <w:sz w:val="18"/>
-                <w:szCs w:val="18"/>
-              </w:rPr>
-              <w:t>DISTINCT role, ', '</w:t>
+              <w:t>SELECT STRING_AGG(DISTINCT role, ', '</w:t>
             </w:r>
           </w:p>
           <w:p>
@@ -12889,7 +10163,6 @@
               <w:t xml:space="preserve">FROM </w:t>
             </w:r>
             <w:proofErr w:type="spellStart"/>
-            <w:proofErr w:type="gramStart"/>
             <w:r>
               <w:rPr>
                 <w:rFonts w:ascii="Consolas" w:eastAsia="Consolas" w:hAnsi="Consolas" w:cs="Consolas"/>
@@ -12899,7 +10172,6 @@
               <w:t>stores.employees</w:t>
             </w:r>
             <w:proofErr w:type="spellEnd"/>
-            <w:proofErr w:type="gramEnd"/>
             <w:r>
               <w:rPr>
                 <w:rFonts w:ascii="Consolas" w:eastAsia="Consolas" w:hAnsi="Consolas" w:cs="Consolas"/>
@@ -12964,47 +10236,19 @@
                 <w:sz w:val="18"/>
                 <w:szCs w:val="18"/>
               </w:rPr>
-              <w:t xml:space="preserve">  </w:t>
-            </w:r>
-            <w:proofErr w:type="gramStart"/>
-            <w:r>
-              <w:rPr>
-                <w:rFonts w:ascii="Consolas" w:eastAsia="Consolas" w:hAnsi="Consolas" w:cs="Consolas"/>
-                <w:sz w:val="18"/>
-                <w:szCs w:val="18"/>
-              </w:rPr>
-              <w:t>COUNT(</w:t>
-            </w:r>
-            <w:proofErr w:type="gramEnd"/>
-            <w:r>
-              <w:rPr>
-                <w:rFonts w:ascii="Consolas" w:eastAsia="Consolas" w:hAnsi="Consolas" w:cs="Consolas"/>
-                <w:sz w:val="18"/>
-                <w:szCs w:val="18"/>
-              </w:rPr>
-              <w:t>*) AS headcount,</w:t>
-            </w:r>
-          </w:p>
-          <w:p>
-            <w:r>
-              <w:rPr>
-                <w:rFonts w:ascii="Consolas" w:eastAsia="Consolas" w:hAnsi="Consolas" w:cs="Consolas"/>
-                <w:sz w:val="18"/>
-                <w:szCs w:val="18"/>
-              </w:rPr>
-              <w:t xml:space="preserve">  STRING_</w:t>
-            </w:r>
-            <w:proofErr w:type="gramStart"/>
-            <w:r>
-              <w:rPr>
-                <w:rFonts w:ascii="Consolas" w:eastAsia="Consolas" w:hAnsi="Consolas" w:cs="Consolas"/>
-                <w:sz w:val="18"/>
-                <w:szCs w:val="18"/>
-              </w:rPr>
-              <w:t>AGG(</w:t>
+              <w:t xml:space="preserve">  COUNT(*) AS headcount,</w:t>
+            </w:r>
+          </w:p>
+          <w:p>
+            <w:r>
+              <w:rPr>
+                <w:rFonts w:ascii="Consolas" w:eastAsia="Consolas" w:hAnsi="Consolas" w:cs="Consolas"/>
+                <w:sz w:val="18"/>
+                <w:szCs w:val="18"/>
+              </w:rPr>
+              <w:t xml:space="preserve">  STRING_AGG(</w:t>
             </w:r>
             <w:proofErr w:type="spellStart"/>
-            <w:proofErr w:type="gramEnd"/>
             <w:r>
               <w:rPr>
                 <w:rFonts w:ascii="Consolas" w:eastAsia="Consolas" w:hAnsi="Consolas" w:cs="Consolas"/>
@@ -13081,7 +10325,6 @@
               <w:t xml:space="preserve">FROM </w:t>
             </w:r>
             <w:proofErr w:type="spellStart"/>
-            <w:proofErr w:type="gramStart"/>
             <w:r>
               <w:rPr>
                 <w:rFonts w:ascii="Consolas" w:eastAsia="Consolas" w:hAnsi="Consolas" w:cs="Consolas"/>
@@ -13091,7 +10334,6 @@
               <w:t>stores.employees</w:t>
             </w:r>
             <w:proofErr w:type="spellEnd"/>
-            <w:proofErr w:type="gramEnd"/>
           </w:p>
           <w:p>
             <w:r>
@@ -13148,35 +10390,16 @@
                 <w:sz w:val="18"/>
                 <w:szCs w:val="18"/>
               </w:rPr>
-              <w:t>SELECT STRING_</w:t>
-            </w:r>
-            <w:proofErr w:type="gramStart"/>
-            <w:r>
-              <w:rPr>
-                <w:rFonts w:ascii="Consolas" w:eastAsia="Consolas" w:hAnsi="Consolas" w:cs="Consolas"/>
-                <w:sz w:val="18"/>
-                <w:szCs w:val="18"/>
-              </w:rPr>
-              <w:t>AGG(</w:t>
+              <w:t>SELECT STRING_AGG(</w:t>
             </w:r>
             <w:proofErr w:type="spellStart"/>
-            <w:proofErr w:type="gramEnd"/>
-            <w:r>
-              <w:rPr>
-                <w:rFonts w:ascii="Consolas" w:eastAsia="Consolas" w:hAnsi="Consolas" w:cs="Consolas"/>
-                <w:sz w:val="18"/>
-                <w:szCs w:val="18"/>
-              </w:rPr>
-              <w:t>store_</w:t>
-            </w:r>
-            <w:proofErr w:type="gramStart"/>
-            <w:r>
-              <w:rPr>
-                <w:rFonts w:ascii="Consolas" w:eastAsia="Consolas" w:hAnsi="Consolas" w:cs="Consolas"/>
-                <w:sz w:val="18"/>
-                <w:szCs w:val="18"/>
-              </w:rPr>
-              <w:t>id</w:t>
+            <w:r>
+              <w:rPr>
+                <w:rFonts w:ascii="Consolas" w:eastAsia="Consolas" w:hAnsi="Consolas" w:cs="Consolas"/>
+                <w:sz w:val="18"/>
+                <w:szCs w:val="18"/>
+              </w:rPr>
+              <w:t>store_id</w:t>
             </w:r>
             <w:proofErr w:type="spellEnd"/>
             <w:r>
@@ -13185,16 +10408,7 @@
                 <w:sz w:val="18"/>
                 <w:szCs w:val="18"/>
               </w:rPr>
-              <w:t>::</w:t>
-            </w:r>
-            <w:proofErr w:type="gramEnd"/>
-            <w:r>
-              <w:rPr>
-                <w:rFonts w:ascii="Consolas" w:eastAsia="Consolas" w:hAnsi="Consolas" w:cs="Consolas"/>
-                <w:sz w:val="18"/>
-                <w:szCs w:val="18"/>
-              </w:rPr>
-              <w:t>TEXT, ', ')</w:t>
+              <w:t>::TEXT, ', ')</w:t>
             </w:r>
           </w:p>
           <w:p>
@@ -13207,7 +10421,6 @@
               <w:t xml:space="preserve">FROM </w:t>
             </w:r>
             <w:proofErr w:type="spellStart"/>
-            <w:proofErr w:type="gramStart"/>
             <w:r>
               <w:rPr>
                 <w:rFonts w:ascii="Consolas" w:eastAsia="Consolas" w:hAnsi="Consolas" w:cs="Consolas"/>
@@ -13217,7 +10430,6 @@
               <w:t>stores.stores</w:t>
             </w:r>
             <w:proofErr w:type="spellEnd"/>
-            <w:proofErr w:type="gramEnd"/>
             <w:r>
               <w:rPr>
                 <w:rFonts w:ascii="Consolas" w:eastAsia="Consolas" w:hAnsi="Consolas" w:cs="Consolas"/>
@@ -13237,10 +10449,6 @@
             <w:bottom w:val="single" w:sz="4" w:space="0" w:color="E2E2E6"/>
             <w:right w:val="single" w:sz="4" w:space="0" w:color="E2E2E6"/>
           </w:tblBorders>
-          <w:tblCellMar>
-            <w:top w:w="0" w:type="dxa"/>
-            <w:bottom w:w="0" w:type="dxa"/>
-          </w:tblCellMar>
         </w:tblPrEx>
         <w:tc>
           <w:tcPr>
@@ -13287,10 +10495,6 @@
             <w:bottom w:val="single" w:sz="4" w:space="0" w:color="D8D8DC"/>
             <w:right w:val="single" w:sz="4" w:space="0" w:color="D8D8DC"/>
           </w:tblBorders>
-          <w:tblCellMar>
-            <w:top w:w="0" w:type="dxa"/>
-            <w:bottom w:w="0" w:type="dxa"/>
-          </w:tblCellMar>
         </w:tblPrEx>
         <w:tc>
           <w:tcPr>
@@ -13365,15 +10569,7 @@
             </w:r>
             <w:proofErr w:type="spellEnd"/>
             <w:r>
-              <w:t>. Use COUNT for headcount, STRING_</w:t>
-            </w:r>
-            <w:proofErr w:type="gramStart"/>
-            <w:r>
-              <w:t>AGG(</w:t>
-            </w:r>
-            <w:proofErr w:type="gramEnd"/>
-            <w:r>
-              <w:t xml:space="preserve">DISTINCT role, ' | ' ORDER BY role) for the role list. Only stores with </w:t>
+              <w:t xml:space="preserve">. Use COUNT for headcount, STRING_AGG(DISTINCT role, ' | ' ORDER BY role) for the role list. Only stores with </w:t>
             </w:r>
             <w:proofErr w:type="spellStart"/>
             <w:r>
@@ -13436,12 +10632,6 @@
               <w:gridCol w:w="9660"/>
             </w:tblGrid>
             <w:tr>
-              <w:tblPrEx>
-                <w:tblCellMar>
-                  <w:top w:w="0" w:type="dxa"/>
-                  <w:bottom w:w="0" w:type="dxa"/>
-                </w:tblCellMar>
-              </w:tblPrEx>
               <w:tc>
                 <w:tcPr>
                   <w:tcW w:w="0" w:type="auto"/>
@@ -13498,53 +10688,17 @@
                       <w:sz w:val="18"/>
                       <w:szCs w:val="18"/>
                     </w:rPr>
-                    <w:t xml:space="preserve">  </w:t>
-                  </w:r>
-                  <w:proofErr w:type="gramStart"/>
-                  <w:r>
-                    <w:rPr>
-                      <w:rFonts w:ascii="Consolas" w:eastAsia="Consolas" w:hAnsi="Consolas" w:cs="Consolas"/>
-                      <w:sz w:val="18"/>
-                      <w:szCs w:val="18"/>
-                    </w:rPr>
-                    <w:t>COUNT(</w:t>
-                  </w:r>
-                  <w:proofErr w:type="gramEnd"/>
-                  <w:r>
-                    <w:rPr>
-                      <w:rFonts w:ascii="Consolas" w:eastAsia="Consolas" w:hAnsi="Consolas" w:cs="Consolas"/>
-                      <w:sz w:val="18"/>
-                      <w:szCs w:val="18"/>
-                    </w:rPr>
-                    <w:t>*) AS headcount,</w:t>
-                  </w:r>
-                </w:p>
-                <w:p>
-                  <w:r>
-                    <w:rPr>
-                      <w:rFonts w:ascii="Consolas" w:eastAsia="Consolas" w:hAnsi="Consolas" w:cs="Consolas"/>
-                      <w:sz w:val="18"/>
-                      <w:szCs w:val="18"/>
-                    </w:rPr>
-                    <w:t xml:space="preserve">  STRING_</w:t>
-                  </w:r>
-                  <w:proofErr w:type="gramStart"/>
-                  <w:r>
-                    <w:rPr>
-                      <w:rFonts w:ascii="Consolas" w:eastAsia="Consolas" w:hAnsi="Consolas" w:cs="Consolas"/>
-                      <w:sz w:val="18"/>
-                      <w:szCs w:val="18"/>
-                    </w:rPr>
-                    <w:t>AGG(</w:t>
-                  </w:r>
-                  <w:proofErr w:type="gramEnd"/>
-                  <w:r>
-                    <w:rPr>
-                      <w:rFonts w:ascii="Consolas" w:eastAsia="Consolas" w:hAnsi="Consolas" w:cs="Consolas"/>
-                      <w:sz w:val="18"/>
-                      <w:szCs w:val="18"/>
-                    </w:rPr>
-                    <w:t>DISTINCT role, ' | '</w:t>
+                    <w:t xml:space="preserve">  COUNT(*) AS headcount,</w:t>
+                  </w:r>
+                </w:p>
+                <w:p>
+                  <w:r>
+                    <w:rPr>
+                      <w:rFonts w:ascii="Consolas" w:eastAsia="Consolas" w:hAnsi="Consolas" w:cs="Consolas"/>
+                      <w:sz w:val="18"/>
+                      <w:szCs w:val="18"/>
+                    </w:rPr>
+                    <w:t xml:space="preserve">  STRING_AGG(DISTINCT role, ' | '</w:t>
                   </w:r>
                 </w:p>
                 <w:p>
@@ -13567,7 +10721,6 @@
                     <w:t xml:space="preserve">FROM </w:t>
                   </w:r>
                   <w:proofErr w:type="spellStart"/>
-                  <w:proofErr w:type="gramStart"/>
                   <w:r>
                     <w:rPr>
                       <w:rFonts w:ascii="Consolas" w:eastAsia="Consolas" w:hAnsi="Consolas" w:cs="Consolas"/>
@@ -13577,7 +10730,6 @@
                     <w:t>stores.employees</w:t>
                   </w:r>
                   <w:proofErr w:type="spellEnd"/>
-                  <w:proofErr w:type="gramEnd"/>
                 </w:p>
                 <w:p>
                   <w:r>
@@ -13680,12 +10832,6 @@
         <w:gridCol w:w="10070"/>
       </w:tblGrid>
       <w:tr>
-        <w:tblPrEx>
-          <w:tblCellMar>
-            <w:top w:w="0" w:type="dxa"/>
-            <w:bottom w:w="0" w:type="dxa"/>
-          </w:tblCellMar>
-        </w:tblPrEx>
         <w:tc>
           <w:tcPr>
             <w:tcW w:w="0" w:type="auto"/>
@@ -13829,12 +10975,6 @@
               <w:gridCol w:w="9660"/>
             </w:tblGrid>
             <w:tr>
-              <w:tblPrEx>
-                <w:tblCellMar>
-                  <w:top w:w="0" w:type="dxa"/>
-                  <w:bottom w:w="0" w:type="dxa"/>
-                </w:tblCellMar>
-              </w:tblPrEx>
               <w:tc>
                 <w:tcPr>
                   <w:tcW w:w="0" w:type="auto"/>
@@ -13891,53 +11031,17 @@
                       <w:sz w:val="18"/>
                       <w:szCs w:val="18"/>
                     </w:rPr>
-                    <w:t xml:space="preserve">  </w:t>
-                  </w:r>
-                  <w:proofErr w:type="gramStart"/>
-                  <w:r>
-                    <w:rPr>
-                      <w:rFonts w:ascii="Consolas" w:eastAsia="Consolas" w:hAnsi="Consolas" w:cs="Consolas"/>
-                      <w:sz w:val="18"/>
-                      <w:szCs w:val="18"/>
-                    </w:rPr>
-                    <w:t>COUNT(</w:t>
-                  </w:r>
-                  <w:proofErr w:type="gramEnd"/>
-                  <w:r>
-                    <w:rPr>
-                      <w:rFonts w:ascii="Consolas" w:eastAsia="Consolas" w:hAnsi="Consolas" w:cs="Consolas"/>
-                      <w:sz w:val="18"/>
-                      <w:szCs w:val="18"/>
-                    </w:rPr>
-                    <w:t>*) AS headcount,</w:t>
-                  </w:r>
-                </w:p>
-                <w:p>
-                  <w:r>
-                    <w:rPr>
-                      <w:rFonts w:ascii="Consolas" w:eastAsia="Consolas" w:hAnsi="Consolas" w:cs="Consolas"/>
-                      <w:sz w:val="18"/>
-                      <w:szCs w:val="18"/>
-                    </w:rPr>
-                    <w:t xml:space="preserve">  ROUND(</w:t>
-                  </w:r>
-                  <w:proofErr w:type="gramStart"/>
-                  <w:r>
-                    <w:rPr>
-                      <w:rFonts w:ascii="Consolas" w:eastAsia="Consolas" w:hAnsi="Consolas" w:cs="Consolas"/>
-                      <w:sz w:val="18"/>
-                      <w:szCs w:val="18"/>
-                    </w:rPr>
-                    <w:t>AVG(</w:t>
-                  </w:r>
-                  <w:proofErr w:type="gramEnd"/>
-                  <w:r>
-                    <w:rPr>
-                      <w:rFonts w:ascii="Consolas" w:eastAsia="Consolas" w:hAnsi="Consolas" w:cs="Consolas"/>
-                      <w:sz w:val="18"/>
-                      <w:szCs w:val="18"/>
-                    </w:rPr>
-                    <w:t xml:space="preserve">salary), 0) AS </w:t>
+                    <w:t xml:space="preserve">  COUNT(*) AS headcount,</w:t>
+                  </w:r>
+                </w:p>
+                <w:p>
+                  <w:r>
+                    <w:rPr>
+                      <w:rFonts w:ascii="Consolas" w:eastAsia="Consolas" w:hAnsi="Consolas" w:cs="Consolas"/>
+                      <w:sz w:val="18"/>
+                      <w:szCs w:val="18"/>
+                    </w:rPr>
+                    <w:t xml:space="preserve">  ROUND(AVG(salary), 0) AS </w:t>
                   </w:r>
                   <w:proofErr w:type="spellStart"/>
                   <w:r>
@@ -13965,43 +11069,7 @@
                       <w:sz w:val="18"/>
                       <w:szCs w:val="18"/>
                     </w:rPr>
-                    <w:t xml:space="preserve">  </w:t>
-                  </w:r>
-                  <w:proofErr w:type="gramStart"/>
-                  <w:r>
-                    <w:rPr>
-                      <w:rFonts w:ascii="Consolas" w:eastAsia="Consolas" w:hAnsi="Consolas" w:cs="Consolas"/>
-                      <w:sz w:val="18"/>
-                      <w:szCs w:val="18"/>
-                    </w:rPr>
-                    <w:t>MAX(</w:t>
-                  </w:r>
-                  <w:proofErr w:type="gramEnd"/>
-                  <w:r>
-                    <w:rPr>
-                      <w:rFonts w:ascii="Consolas" w:eastAsia="Consolas" w:hAnsi="Consolas" w:cs="Consolas"/>
-                      <w:sz w:val="18"/>
-                      <w:szCs w:val="18"/>
-                    </w:rPr>
-                    <w:t xml:space="preserve">salary) - </w:t>
-                  </w:r>
-                  <w:proofErr w:type="gramStart"/>
-                  <w:r>
-                    <w:rPr>
-                      <w:rFonts w:ascii="Consolas" w:eastAsia="Consolas" w:hAnsi="Consolas" w:cs="Consolas"/>
-                      <w:sz w:val="18"/>
-                      <w:szCs w:val="18"/>
-                    </w:rPr>
-                    <w:t>MIN(</w:t>
-                  </w:r>
-                  <w:proofErr w:type="gramEnd"/>
-                  <w:r>
-                    <w:rPr>
-                      <w:rFonts w:ascii="Consolas" w:eastAsia="Consolas" w:hAnsi="Consolas" w:cs="Consolas"/>
-                      <w:sz w:val="18"/>
-                      <w:szCs w:val="18"/>
-                    </w:rPr>
-                    <w:t>salary)</w:t>
+                    <w:t xml:space="preserve">  MAX(salary) - MIN(salary)</w:t>
                   </w:r>
                 </w:p>
                 <w:p>
@@ -14039,25 +11107,7 @@
                       <w:sz w:val="18"/>
                       <w:szCs w:val="18"/>
                     </w:rPr>
-                    <w:t xml:space="preserve">  STRING_</w:t>
-                  </w:r>
-                  <w:proofErr w:type="gramStart"/>
-                  <w:r>
-                    <w:rPr>
-                      <w:rFonts w:ascii="Consolas" w:eastAsia="Consolas" w:hAnsi="Consolas" w:cs="Consolas"/>
-                      <w:sz w:val="18"/>
-                      <w:szCs w:val="18"/>
-                    </w:rPr>
-                    <w:t>AGG(</w:t>
-                  </w:r>
-                  <w:proofErr w:type="gramEnd"/>
-                  <w:r>
-                    <w:rPr>
-                      <w:rFonts w:ascii="Consolas" w:eastAsia="Consolas" w:hAnsi="Consolas" w:cs="Consolas"/>
-                      <w:sz w:val="18"/>
-                      <w:szCs w:val="18"/>
-                    </w:rPr>
-                    <w:t>DISTINCT role, ', '</w:t>
+                    <w:t xml:space="preserve">  STRING_AGG(DISTINCT role, ', '</w:t>
                   </w:r>
                 </w:p>
                 <w:p>
@@ -14080,7 +11130,6 @@
                     <w:t xml:space="preserve">FROM </w:t>
                   </w:r>
                   <w:proofErr w:type="spellStart"/>
-                  <w:proofErr w:type="gramStart"/>
                   <w:r>
                     <w:rPr>
                       <w:rFonts w:ascii="Consolas" w:eastAsia="Consolas" w:hAnsi="Consolas" w:cs="Consolas"/>
@@ -14090,7 +11139,6 @@
                     <w:t>stores.employees</w:t>
                   </w:r>
                   <w:proofErr w:type="spellEnd"/>
-                  <w:proofErr w:type="gramEnd"/>
                 </w:p>
                 <w:p>
                   <w:r>
@@ -14119,25 +11167,7 @@
                       <w:sz w:val="18"/>
                       <w:szCs w:val="18"/>
                     </w:rPr>
-                    <w:t xml:space="preserve">HAVING </w:t>
-                  </w:r>
-                  <w:proofErr w:type="gramStart"/>
-                  <w:r>
-                    <w:rPr>
-                      <w:rFonts w:ascii="Consolas" w:eastAsia="Consolas" w:hAnsi="Consolas" w:cs="Consolas"/>
-                      <w:sz w:val="18"/>
-                      <w:szCs w:val="18"/>
-                    </w:rPr>
-                    <w:t>COUNT(</w:t>
-                  </w:r>
-                  <w:proofErr w:type="gramEnd"/>
-                  <w:r>
-                    <w:rPr>
-                      <w:rFonts w:ascii="Consolas" w:eastAsia="Consolas" w:hAnsi="Consolas" w:cs="Consolas"/>
-                      <w:sz w:val="18"/>
-                      <w:szCs w:val="18"/>
-                    </w:rPr>
-                    <w:t>*) &gt;= 10</w:t>
+                    <w:t>HAVING COUNT(*) &gt;= 10</w:t>
                   </w:r>
                 </w:p>
                 <w:p>
@@ -14214,12 +11244,6 @@
         <w:gridCol w:w="10045"/>
       </w:tblGrid>
       <w:tr>
-        <w:tblPrEx>
-          <w:tblCellMar>
-            <w:top w:w="0" w:type="dxa"/>
-            <w:bottom w:w="0" w:type="dxa"/>
-          </w:tblCellMar>
-        </w:tblPrEx>
         <w:tc>
           <w:tcPr>
             <w:tcW w:w="0" w:type="auto"/>
@@ -14302,12 +11326,6 @@
         <w:gridCol w:w="10070"/>
       </w:tblGrid>
       <w:tr>
-        <w:tblPrEx>
-          <w:tblCellMar>
-            <w:top w:w="0" w:type="dxa"/>
-            <w:bottom w:w="0" w:type="dxa"/>
-          </w:tblCellMar>
-        </w:tblPrEx>
         <w:tc>
           <w:tcPr>
             <w:tcW w:w="0" w:type="auto"/>
@@ -14346,25 +11364,7 @@
                 <w:sz w:val="18"/>
                 <w:szCs w:val="18"/>
               </w:rPr>
-              <w:t xml:space="preserve">  </w:t>
-            </w:r>
-            <w:proofErr w:type="gramStart"/>
-            <w:r>
-              <w:rPr>
-                <w:rFonts w:ascii="Consolas" w:eastAsia="Consolas" w:hAnsi="Consolas" w:cs="Consolas"/>
-                <w:sz w:val="18"/>
-                <w:szCs w:val="18"/>
-              </w:rPr>
-              <w:t>COUNT(</w:t>
-            </w:r>
-            <w:proofErr w:type="gramEnd"/>
-            <w:r>
-              <w:rPr>
-                <w:rFonts w:ascii="Consolas" w:eastAsia="Consolas" w:hAnsi="Consolas" w:cs="Consolas"/>
-                <w:sz w:val="18"/>
-                <w:szCs w:val="18"/>
-              </w:rPr>
-              <w:t xml:space="preserve">*) AS </w:t>
+              <w:t xml:space="preserve">  COUNT(*) AS </w:t>
             </w:r>
             <w:proofErr w:type="spellStart"/>
             <w:r>
@@ -14387,7 +11387,6 @@
               <w:t xml:space="preserve">FROM </w:t>
             </w:r>
             <w:proofErr w:type="spellStart"/>
-            <w:proofErr w:type="gramStart"/>
             <w:r>
               <w:rPr>
                 <w:rFonts w:ascii="Consolas" w:eastAsia="Consolas" w:hAnsi="Consolas" w:cs="Consolas"/>
@@ -14397,7 +11396,6 @@
               <w:t>customers.customers</w:t>
             </w:r>
             <w:proofErr w:type="spellEnd"/>
-            <w:proofErr w:type="gramEnd"/>
           </w:p>
           <w:p>
             <w:r>
@@ -14454,47 +11452,19 @@
                 <w:sz w:val="18"/>
                 <w:szCs w:val="18"/>
               </w:rPr>
-              <w:t xml:space="preserve">-- YOUR TURN: Add </w:t>
-            </w:r>
-            <w:proofErr w:type="gramStart"/>
-            <w:r>
-              <w:rPr>
-                <w:rFonts w:ascii="Consolas" w:eastAsia="Consolas" w:hAnsi="Consolas" w:cs="Consolas"/>
-                <w:sz w:val="18"/>
-                <w:szCs w:val="18"/>
-              </w:rPr>
-              <w:t>AVG(EXTRACT(</w:t>
-            </w:r>
-            <w:proofErr w:type="gramEnd"/>
-            <w:r>
-              <w:rPr>
-                <w:rFonts w:ascii="Consolas" w:eastAsia="Consolas" w:hAnsi="Consolas" w:cs="Consolas"/>
-                <w:sz w:val="18"/>
-                <w:szCs w:val="18"/>
-              </w:rPr>
-              <w:t>YEAR FROM</w:t>
-            </w:r>
-          </w:p>
-          <w:p>
-            <w:r>
-              <w:rPr>
-                <w:rFonts w:ascii="Consolas" w:eastAsia="Consolas" w:hAnsi="Consolas" w:cs="Consolas"/>
-                <w:sz w:val="18"/>
-                <w:szCs w:val="18"/>
-              </w:rPr>
-              <w:t xml:space="preserve">-- </w:t>
-            </w:r>
-            <w:proofErr w:type="gramStart"/>
-            <w:r>
-              <w:rPr>
-                <w:rFonts w:ascii="Consolas" w:eastAsia="Consolas" w:hAnsi="Consolas" w:cs="Consolas"/>
-                <w:sz w:val="18"/>
-                <w:szCs w:val="18"/>
-              </w:rPr>
-              <w:t>AGE(</w:t>
+              <w:t>-- YOUR TURN: Add AVG(EXTRACT(YEAR FROM</w:t>
+            </w:r>
+          </w:p>
+          <w:p>
+            <w:r>
+              <w:rPr>
+                <w:rFonts w:ascii="Consolas" w:eastAsia="Consolas" w:hAnsi="Consolas" w:cs="Consolas"/>
+                <w:sz w:val="18"/>
+                <w:szCs w:val="18"/>
+              </w:rPr>
+              <w:t>-- AGE(</w:t>
             </w:r>
             <w:proofErr w:type="spellStart"/>
-            <w:proofErr w:type="gramEnd"/>
             <w:r>
               <w:rPr>
                 <w:rFonts w:ascii="Consolas" w:eastAsia="Consolas" w:hAnsi="Consolas" w:cs="Consolas"/>
@@ -14562,12 +11532,6 @@
         <w:gridCol w:w="10070"/>
       </w:tblGrid>
       <w:tr>
-        <w:tblPrEx>
-          <w:tblCellMar>
-            <w:top w:w="0" w:type="dxa"/>
-            <w:bottom w:w="0" w:type="dxa"/>
-          </w:tblCellMar>
-        </w:tblPrEx>
         <w:tc>
           <w:tcPr>
             <w:tcW w:w="0" w:type="auto"/>
@@ -14606,25 +11570,7 @@
                 <w:sz w:val="18"/>
                 <w:szCs w:val="18"/>
               </w:rPr>
-              <w:t xml:space="preserve">  </w:t>
-            </w:r>
-            <w:proofErr w:type="gramStart"/>
-            <w:r>
-              <w:rPr>
-                <w:rFonts w:ascii="Consolas" w:eastAsia="Consolas" w:hAnsi="Consolas" w:cs="Consolas"/>
-                <w:sz w:val="18"/>
-                <w:szCs w:val="18"/>
-              </w:rPr>
-              <w:t>EXTRACT(</w:t>
-            </w:r>
-            <w:proofErr w:type="gramEnd"/>
-            <w:r>
-              <w:rPr>
-                <w:rFonts w:ascii="Consolas" w:eastAsia="Consolas" w:hAnsi="Consolas" w:cs="Consolas"/>
-                <w:sz w:val="18"/>
-                <w:szCs w:val="18"/>
-              </w:rPr>
-              <w:t xml:space="preserve">YEAR FROM </w:t>
+              <w:t xml:space="preserve">  EXTRACT(YEAR FROM </w:t>
             </w:r>
             <w:proofErr w:type="spellStart"/>
             <w:r>
@@ -14652,25 +11598,7 @@
                 <w:sz w:val="18"/>
                 <w:szCs w:val="18"/>
               </w:rPr>
-              <w:t xml:space="preserve">  'Q' || </w:t>
-            </w:r>
-            <w:proofErr w:type="gramStart"/>
-            <w:r>
-              <w:rPr>
-                <w:rFonts w:ascii="Consolas" w:eastAsia="Consolas" w:hAnsi="Consolas" w:cs="Consolas"/>
-                <w:sz w:val="18"/>
-                <w:szCs w:val="18"/>
-              </w:rPr>
-              <w:t>EXTRACT(</w:t>
-            </w:r>
-            <w:proofErr w:type="gramEnd"/>
-            <w:r>
-              <w:rPr>
-                <w:rFonts w:ascii="Consolas" w:eastAsia="Consolas" w:hAnsi="Consolas" w:cs="Consolas"/>
-                <w:sz w:val="18"/>
-                <w:szCs w:val="18"/>
-              </w:rPr>
-              <w:t xml:space="preserve">QUARTER FROM </w:t>
+              <w:t xml:space="preserve">  'Q' || EXTRACT(QUARTER FROM </w:t>
             </w:r>
             <w:proofErr w:type="spellStart"/>
             <w:r>
@@ -14708,47 +11636,19 @@
                 <w:sz w:val="18"/>
                 <w:szCs w:val="18"/>
               </w:rPr>
-              <w:t xml:space="preserve">  </w:t>
-            </w:r>
-            <w:proofErr w:type="gramStart"/>
-            <w:r>
-              <w:rPr>
-                <w:rFonts w:ascii="Consolas" w:eastAsia="Consolas" w:hAnsi="Consolas" w:cs="Consolas"/>
-                <w:sz w:val="18"/>
-                <w:szCs w:val="18"/>
-              </w:rPr>
-              <w:t>COUNT(</w:t>
-            </w:r>
-            <w:proofErr w:type="gramEnd"/>
-            <w:r>
-              <w:rPr>
-                <w:rFonts w:ascii="Consolas" w:eastAsia="Consolas" w:hAnsi="Consolas" w:cs="Consolas"/>
-                <w:sz w:val="18"/>
-                <w:szCs w:val="18"/>
-              </w:rPr>
-              <w:t>*) AS orders,</w:t>
-            </w:r>
-          </w:p>
-          <w:p>
-            <w:r>
-              <w:rPr>
-                <w:rFonts w:ascii="Consolas" w:eastAsia="Consolas" w:hAnsi="Consolas" w:cs="Consolas"/>
-                <w:sz w:val="18"/>
-                <w:szCs w:val="18"/>
-              </w:rPr>
-              <w:t xml:space="preserve">  ROUND(</w:t>
-            </w:r>
-            <w:proofErr w:type="gramStart"/>
-            <w:r>
-              <w:rPr>
-                <w:rFonts w:ascii="Consolas" w:eastAsia="Consolas" w:hAnsi="Consolas" w:cs="Consolas"/>
-                <w:sz w:val="18"/>
-                <w:szCs w:val="18"/>
-              </w:rPr>
-              <w:t>SUM(</w:t>
+              <w:t xml:space="preserve">  COUNT(*) AS orders,</w:t>
+            </w:r>
+          </w:p>
+          <w:p>
+            <w:r>
+              <w:rPr>
+                <w:rFonts w:ascii="Consolas" w:eastAsia="Consolas" w:hAnsi="Consolas" w:cs="Consolas"/>
+                <w:sz w:val="18"/>
+                <w:szCs w:val="18"/>
+              </w:rPr>
+              <w:t xml:space="preserve">  ROUND(SUM(</w:t>
             </w:r>
             <w:proofErr w:type="spellStart"/>
-            <w:proofErr w:type="gramEnd"/>
             <w:r>
               <w:rPr>
                 <w:rFonts w:ascii="Consolas" w:eastAsia="Consolas" w:hAnsi="Consolas" w:cs="Consolas"/>
@@ -14777,7 +11677,6 @@
               <w:t xml:space="preserve">FROM </w:t>
             </w:r>
             <w:proofErr w:type="spellStart"/>
-            <w:proofErr w:type="gramStart"/>
             <w:r>
               <w:rPr>
                 <w:rFonts w:ascii="Consolas" w:eastAsia="Consolas" w:hAnsi="Consolas" w:cs="Consolas"/>
@@ -14787,7 +11686,6 @@
               <w:t>sales.orders</w:t>
             </w:r>
             <w:proofErr w:type="spellEnd"/>
-            <w:proofErr w:type="gramEnd"/>
           </w:p>
           <w:p>
             <w:r>
@@ -14878,12 +11776,6 @@
         <w:gridCol w:w="10070"/>
       </w:tblGrid>
       <w:tr>
-        <w:tblPrEx>
-          <w:tblCellMar>
-            <w:top w:w="0" w:type="dxa"/>
-            <w:bottom w:w="0" w:type="dxa"/>
-          </w:tblCellMar>
-        </w:tblPrEx>
         <w:tc>
           <w:tcPr>
             <w:tcW w:w="0" w:type="auto"/>
@@ -14940,53 +11832,17 @@
                 <w:sz w:val="18"/>
                 <w:szCs w:val="18"/>
               </w:rPr>
-              <w:t xml:space="preserve">  </w:t>
-            </w:r>
-            <w:proofErr w:type="gramStart"/>
-            <w:r>
-              <w:rPr>
-                <w:rFonts w:ascii="Consolas" w:eastAsia="Consolas" w:hAnsi="Consolas" w:cs="Consolas"/>
-                <w:sz w:val="18"/>
-                <w:szCs w:val="18"/>
-              </w:rPr>
-              <w:t>COUNT(</w:t>
-            </w:r>
-            <w:proofErr w:type="gramEnd"/>
-            <w:r>
-              <w:rPr>
-                <w:rFonts w:ascii="Consolas" w:eastAsia="Consolas" w:hAnsi="Consolas" w:cs="Consolas"/>
-                <w:sz w:val="18"/>
-                <w:szCs w:val="18"/>
-              </w:rPr>
-              <w:t>*) AS headcount,</w:t>
-            </w:r>
-          </w:p>
-          <w:p>
-            <w:r>
-              <w:rPr>
-                <w:rFonts w:ascii="Consolas" w:eastAsia="Consolas" w:hAnsi="Consolas" w:cs="Consolas"/>
-                <w:sz w:val="18"/>
-                <w:szCs w:val="18"/>
-              </w:rPr>
-              <w:t xml:space="preserve">  ROUND(</w:t>
-            </w:r>
-            <w:proofErr w:type="gramStart"/>
-            <w:r>
-              <w:rPr>
-                <w:rFonts w:ascii="Consolas" w:eastAsia="Consolas" w:hAnsi="Consolas" w:cs="Consolas"/>
-                <w:sz w:val="18"/>
-                <w:szCs w:val="18"/>
-              </w:rPr>
-              <w:t>AVG(</w:t>
-            </w:r>
-            <w:proofErr w:type="gramEnd"/>
-            <w:r>
-              <w:rPr>
-                <w:rFonts w:ascii="Consolas" w:eastAsia="Consolas" w:hAnsi="Consolas" w:cs="Consolas"/>
-                <w:sz w:val="18"/>
-                <w:szCs w:val="18"/>
-              </w:rPr>
-              <w:t xml:space="preserve">salary), 0) AS </w:t>
+              <w:t xml:space="preserve">  COUNT(*) AS headcount,</w:t>
+            </w:r>
+          </w:p>
+          <w:p>
+            <w:r>
+              <w:rPr>
+                <w:rFonts w:ascii="Consolas" w:eastAsia="Consolas" w:hAnsi="Consolas" w:cs="Consolas"/>
+                <w:sz w:val="18"/>
+                <w:szCs w:val="18"/>
+              </w:rPr>
+              <w:t xml:space="preserve">  ROUND(AVG(salary), 0) AS </w:t>
             </w:r>
             <w:proofErr w:type="spellStart"/>
             <w:r>
@@ -15014,43 +11870,7 @@
                 <w:sz w:val="18"/>
                 <w:szCs w:val="18"/>
               </w:rPr>
-              <w:t xml:space="preserve">  </w:t>
-            </w:r>
-            <w:proofErr w:type="gramStart"/>
-            <w:r>
-              <w:rPr>
-                <w:rFonts w:ascii="Consolas" w:eastAsia="Consolas" w:hAnsi="Consolas" w:cs="Consolas"/>
-                <w:sz w:val="18"/>
-                <w:szCs w:val="18"/>
-              </w:rPr>
-              <w:t>MAX(</w:t>
-            </w:r>
-            <w:proofErr w:type="gramEnd"/>
-            <w:r>
-              <w:rPr>
-                <w:rFonts w:ascii="Consolas" w:eastAsia="Consolas" w:hAnsi="Consolas" w:cs="Consolas"/>
-                <w:sz w:val="18"/>
-                <w:szCs w:val="18"/>
-              </w:rPr>
-              <w:t xml:space="preserve">salary) - </w:t>
-            </w:r>
-            <w:proofErr w:type="gramStart"/>
-            <w:r>
-              <w:rPr>
-                <w:rFonts w:ascii="Consolas" w:eastAsia="Consolas" w:hAnsi="Consolas" w:cs="Consolas"/>
-                <w:sz w:val="18"/>
-                <w:szCs w:val="18"/>
-              </w:rPr>
-              <w:t>MIN(</w:t>
-            </w:r>
-            <w:proofErr w:type="gramEnd"/>
-            <w:r>
-              <w:rPr>
-                <w:rFonts w:ascii="Consolas" w:eastAsia="Consolas" w:hAnsi="Consolas" w:cs="Consolas"/>
-                <w:sz w:val="18"/>
-                <w:szCs w:val="18"/>
-              </w:rPr>
-              <w:t xml:space="preserve">salary) AS </w:t>
+              <w:t xml:space="preserve">  MAX(salary) - MIN(salary) AS </w:t>
             </w:r>
             <w:proofErr w:type="spellStart"/>
             <w:r>
@@ -15078,25 +11898,7 @@
                 <w:sz w:val="18"/>
                 <w:szCs w:val="18"/>
               </w:rPr>
-              <w:t xml:space="preserve">  STRING_</w:t>
-            </w:r>
-            <w:proofErr w:type="gramStart"/>
-            <w:r>
-              <w:rPr>
-                <w:rFonts w:ascii="Consolas" w:eastAsia="Consolas" w:hAnsi="Consolas" w:cs="Consolas"/>
-                <w:sz w:val="18"/>
-                <w:szCs w:val="18"/>
-              </w:rPr>
-              <w:t>AGG(</w:t>
-            </w:r>
-            <w:proofErr w:type="gramEnd"/>
-            <w:r>
-              <w:rPr>
-                <w:rFonts w:ascii="Consolas" w:eastAsia="Consolas" w:hAnsi="Consolas" w:cs="Consolas"/>
-                <w:sz w:val="18"/>
-                <w:szCs w:val="18"/>
-              </w:rPr>
-              <w:t>DISTINCT role, ', '</w:t>
+              <w:t xml:space="preserve">  STRING_AGG(DISTINCT role, ', '</w:t>
             </w:r>
           </w:p>
           <w:p>
@@ -15119,7 +11921,6 @@
               <w:t xml:space="preserve">FROM </w:t>
             </w:r>
             <w:proofErr w:type="spellStart"/>
-            <w:proofErr w:type="gramStart"/>
             <w:r>
               <w:rPr>
                 <w:rFonts w:ascii="Consolas" w:eastAsia="Consolas" w:hAnsi="Consolas" w:cs="Consolas"/>
@@ -15129,7 +11930,6 @@
               <w:t>stores.employees</w:t>
             </w:r>
             <w:proofErr w:type="spellEnd"/>
-            <w:proofErr w:type="gramEnd"/>
           </w:p>
           <w:p>
             <w:r>
@@ -15158,25 +11958,7 @@
                 <w:sz w:val="18"/>
                 <w:szCs w:val="18"/>
               </w:rPr>
-              <w:t xml:space="preserve">HAVING </w:t>
-            </w:r>
-            <w:proofErr w:type="gramStart"/>
-            <w:r>
-              <w:rPr>
-                <w:rFonts w:ascii="Consolas" w:eastAsia="Consolas" w:hAnsi="Consolas" w:cs="Consolas"/>
-                <w:sz w:val="18"/>
-                <w:szCs w:val="18"/>
-              </w:rPr>
-              <w:t>COUNT(</w:t>
-            </w:r>
-            <w:proofErr w:type="gramEnd"/>
-            <w:r>
-              <w:rPr>
-                <w:rFonts w:ascii="Consolas" w:eastAsia="Consolas" w:hAnsi="Consolas" w:cs="Consolas"/>
-                <w:sz w:val="18"/>
-                <w:szCs w:val="18"/>
-              </w:rPr>
-              <w:t>*) &gt;= 10</w:t>
+              <w:t>HAVING COUNT(*) &gt;= 10</w:t>
             </w:r>
           </w:p>
           <w:p>
@@ -15246,12 +12028,6 @@
         <w:gridCol w:w="10070"/>
       </w:tblGrid>
       <w:tr>
-        <w:tblPrEx>
-          <w:tblCellMar>
-            <w:top w:w="0" w:type="dxa"/>
-            <w:bottom w:w="0" w:type="dxa"/>
-          </w:tblCellMar>
-        </w:tblPrEx>
         <w:tc>
           <w:tcPr>
             <w:tcW w:w="0" w:type="auto"/>
@@ -15423,25 +12199,7 @@
                 <w:sz w:val="18"/>
                 <w:szCs w:val="18"/>
               </w:rPr>
-              <w:t xml:space="preserve">  </w:t>
-            </w:r>
-            <w:proofErr w:type="gramStart"/>
-            <w:r>
-              <w:rPr>
-                <w:rFonts w:ascii="Consolas" w:eastAsia="Consolas" w:hAnsi="Consolas" w:cs="Consolas"/>
-                <w:sz w:val="18"/>
-                <w:szCs w:val="18"/>
-              </w:rPr>
-              <w:t>COUNT(</w:t>
-            </w:r>
-            <w:proofErr w:type="gramEnd"/>
-            <w:r>
-              <w:rPr>
-                <w:rFonts w:ascii="Consolas" w:eastAsia="Consolas" w:hAnsi="Consolas" w:cs="Consolas"/>
-                <w:sz w:val="18"/>
-                <w:szCs w:val="18"/>
-              </w:rPr>
-              <w:t xml:space="preserve">*) AS </w:t>
+              <w:t xml:space="preserve">  COUNT(*) AS </w:t>
             </w:r>
             <w:proofErr w:type="spellStart"/>
             <w:r>
@@ -15469,19 +12227,9 @@
                 <w:sz w:val="18"/>
                 <w:szCs w:val="18"/>
               </w:rPr>
-              <w:t xml:space="preserve">  ROUND(</w:t>
-            </w:r>
-            <w:proofErr w:type="gramStart"/>
-            <w:r>
-              <w:rPr>
-                <w:rFonts w:ascii="Consolas" w:eastAsia="Consolas" w:hAnsi="Consolas" w:cs="Consolas"/>
-                <w:sz w:val="18"/>
-                <w:szCs w:val="18"/>
-              </w:rPr>
-              <w:t>AVG(</w:t>
+              <w:t xml:space="preserve">  ROUND(AVG(</w:t>
             </w:r>
             <w:proofErr w:type="spellStart"/>
-            <w:proofErr w:type="gramEnd"/>
             <w:r>
               <w:rPr>
                 <w:rFonts w:ascii="Consolas" w:eastAsia="Consolas" w:hAnsi="Consolas" w:cs="Consolas"/>
@@ -15520,7 +12268,6 @@
               <w:t xml:space="preserve">FROM </w:t>
             </w:r>
             <w:proofErr w:type="spellStart"/>
-            <w:proofErr w:type="gramStart"/>
             <w:r>
               <w:rPr>
                 <w:rFonts w:ascii="Consolas" w:eastAsia="Consolas" w:hAnsi="Consolas" w:cs="Consolas"/>
@@ -15530,7 +12277,6 @@
               <w:t>sales.orders</w:t>
             </w:r>
             <w:proofErr w:type="spellEnd"/>
-            <w:proofErr w:type="gramEnd"/>
           </w:p>
           <w:p>
             <w:r>
@@ -15597,19 +12343,9 @@
                 <w:sz w:val="18"/>
                 <w:szCs w:val="18"/>
               </w:rPr>
-              <w:t xml:space="preserve">-- YOUR TURN: Add </w:t>
-            </w:r>
-            <w:proofErr w:type="gramStart"/>
-            <w:r>
-              <w:rPr>
-                <w:rFonts w:ascii="Consolas" w:eastAsia="Consolas" w:hAnsi="Consolas" w:cs="Consolas"/>
-                <w:sz w:val="18"/>
-                <w:szCs w:val="18"/>
-              </w:rPr>
-              <w:t>SUM(</w:t>
+              <w:t>-- YOUR TURN: Add SUM(</w:t>
             </w:r>
             <w:proofErr w:type="spellStart"/>
-            <w:proofErr w:type="gramEnd"/>
             <w:r>
               <w:rPr>
                 <w:rFonts w:ascii="Consolas" w:eastAsia="Consolas" w:hAnsi="Consolas" w:cs="Consolas"/>
@@ -15650,6 +12386,7 @@
         <w:spacing w:before="400" w:after="200"/>
       </w:pPr>
       <w:r>
+        <w:lastRenderedPageBreak/>
         <w:t>Common Mistakes Gallery</w:t>
       </w:r>
     </w:p>
@@ -15674,12 +12411,6 @@
         <w:gridCol w:w="10045"/>
       </w:tblGrid>
       <w:tr>
-        <w:tblPrEx>
-          <w:tblCellMar>
-            <w:top w:w="0" w:type="dxa"/>
-            <w:bottom w:w="0" w:type="dxa"/>
-          </w:tblCellMar>
-        </w:tblPrEx>
         <w:tc>
           <w:tcPr>
             <w:tcW w:w="0" w:type="auto"/>
@@ -15719,15 +12450,7 @@
               <w:t xml:space="preserve">The Mistake: </w:t>
             </w:r>
             <w:r>
-              <w:t xml:space="preserve">WHERE </w:t>
-            </w:r>
-            <w:proofErr w:type="gramStart"/>
-            <w:r>
-              <w:t>COUNT(</w:t>
-            </w:r>
-            <w:proofErr w:type="gramEnd"/>
-            <w:r>
-              <w:t xml:space="preserve">*) &gt; 5 — crashes because COUNT doesn't exist at the WHERE stage. Another mistake: putting </w:t>
+              <w:t xml:space="preserve">WHERE COUNT(*) &gt; 5 — crashes because COUNT doesn't exist at the WHERE stage. Another mistake: putting </w:t>
             </w:r>
             <w:proofErr w:type="spellStart"/>
             <w:r>
@@ -15782,12 +12505,6 @@
         <w:gridCol w:w="10045"/>
       </w:tblGrid>
       <w:tr>
-        <w:tblPrEx>
-          <w:tblCellMar>
-            <w:top w:w="0" w:type="dxa"/>
-            <w:bottom w:w="0" w:type="dxa"/>
-          </w:tblCellMar>
-        </w:tblPrEx>
         <w:tc>
           <w:tcPr>
             <w:tcW w:w="0" w:type="auto"/>
@@ -15826,26 +12543,16 @@
               </w:rPr>
               <w:t xml:space="preserve">The Mistake: </w:t>
             </w:r>
-            <w:proofErr w:type="gramStart"/>
             <w:r>
               <w:t>COUNT(</w:t>
             </w:r>
             <w:proofErr w:type="spellStart"/>
-            <w:proofErr w:type="gramEnd"/>
             <w:r>
               <w:t>resolved_date</w:t>
             </w:r>
             <w:proofErr w:type="spellEnd"/>
             <w:r>
-              <w:t xml:space="preserve">) / </w:t>
-            </w:r>
-            <w:proofErr w:type="gramStart"/>
-            <w:r>
-              <w:t>COUNT(</w:t>
-            </w:r>
-            <w:proofErr w:type="gramEnd"/>
-            <w:r>
-              <w:t>*) * 100 — all percentages show 0! COUNT returns BIGINT. BIGINT / BIGINT truncates: 850/1000 = 0.</w:t>
+              <w:t>) / COUNT(*) * 100 — all percentages show 0! COUNT returns BIGINT. BIGINT / BIGINT truncates: 850/1000 = 0.</w:t>
             </w:r>
           </w:p>
           <w:p>
@@ -15860,41 +12567,15 @@
               <w:t xml:space="preserve">The Fix: </w:t>
             </w:r>
             <w:r>
-              <w:t xml:space="preserve">Cast numerator to NUMERIC: </w:t>
-            </w:r>
-            <w:proofErr w:type="gramStart"/>
-            <w:r>
-              <w:t>COUNT(</w:t>
+              <w:t>Cast numerator to NUMERIC: COUNT(</w:t>
             </w:r>
             <w:proofErr w:type="spellStart"/>
-            <w:proofErr w:type="gramEnd"/>
             <w:r>
               <w:t>resolved_date</w:t>
             </w:r>
             <w:proofErr w:type="spellEnd"/>
-            <w:proofErr w:type="gramStart"/>
-            <w:r>
-              <w:t>)::</w:t>
-            </w:r>
-            <w:proofErr w:type="gramEnd"/>
-            <w:r>
-              <w:t xml:space="preserve">NUMERIC / </w:t>
-            </w:r>
-            <w:proofErr w:type="gramStart"/>
-            <w:r>
-              <w:t>COUNT(</w:t>
-            </w:r>
-            <w:proofErr w:type="gramEnd"/>
-            <w:r>
-              <w:t>*) * 100. Also add NULLIF(</w:t>
-            </w:r>
-            <w:proofErr w:type="gramStart"/>
-            <w:r>
-              <w:t>COUNT(</w:t>
-            </w:r>
-            <w:proofErr w:type="gramEnd"/>
-            <w:r>
-              <w:t>*), 0) to prevent divide-by-zero.</w:t>
+            <w:r>
+              <w:t>)::NUMERIC / COUNT(*) * 100. Also add NULLIF(COUNT(*), 0) to prevent divide-by-zero.</w:t>
             </w:r>
           </w:p>
         </w:tc>
@@ -15926,12 +12607,6 @@
         <w:gridCol w:w="10045"/>
       </w:tblGrid>
       <w:tr>
-        <w:tblPrEx>
-          <w:tblCellMar>
-            <w:top w:w="0" w:type="dxa"/>
-            <w:bottom w:w="0" w:type="dxa"/>
-          </w:tblCellMar>
-        </w:tblPrEx>
         <w:tc>
           <w:tcPr>
             <w:tcW w:w="0" w:type="auto"/>
@@ -15971,15 +12646,7 @@
               <w:t xml:space="preserve">The Mistake: </w:t>
             </w:r>
             <w:r>
-              <w:t xml:space="preserve">SELECT </w:t>
-            </w:r>
-            <w:proofErr w:type="gramStart"/>
-            <w:r>
-              <w:t>COUNT(</w:t>
-            </w:r>
-            <w:proofErr w:type="gramEnd"/>
-            <w:r>
-              <w:t xml:space="preserve">*) AS </w:t>
+              <w:t xml:space="preserve">SELECT COUNT(*) AS </w:t>
             </w:r>
             <w:proofErr w:type="spellStart"/>
             <w:r>
@@ -16010,15 +12677,7 @@
               <w:t xml:space="preserve">The Fix: </w:t>
             </w:r>
             <w:r>
-              <w:t xml:space="preserve">Repeat the full expression: HAVING </w:t>
-            </w:r>
-            <w:proofErr w:type="gramStart"/>
-            <w:r>
-              <w:t>COUNT(</w:t>
-            </w:r>
-            <w:proofErr w:type="gramEnd"/>
-            <w:r>
-              <w:t>*) &gt; 100. PostgreSQL actually allows aliases in HAVING (non-standard), but repeating is safer and more portable.</w:t>
+              <w:t>Repeat the full expression: HAVING COUNT(*) &gt; 100. PostgreSQL actually allows aliases in HAVING (non-standard), but repeating is safer and more portable.</w:t>
             </w:r>
           </w:p>
         </w:tc>
@@ -16057,12 +12716,6 @@
         <w:gridCol w:w="10045"/>
       </w:tblGrid>
       <w:tr>
-        <w:tblPrEx>
-          <w:tblCellMar>
-            <w:top w:w="0" w:type="dxa"/>
-            <w:bottom w:w="0" w:type="dxa"/>
-          </w:tblCellMar>
-        </w:tblPrEx>
         <w:tc>
           <w:tcPr>
             <w:tcW w:w="0" w:type="auto"/>
@@ -16111,21 +12764,8 @@
               </w:numPr>
               <w:spacing w:after="60"/>
             </w:pPr>
-            <w:proofErr w:type="gramStart"/>
-            <w:r>
-              <w:t>COUNT(</w:t>
-            </w:r>
-            <w:proofErr w:type="gramEnd"/>
-            <w:r>
-              <w:t xml:space="preserve">*) = all rows. </w:t>
-            </w:r>
-            <w:proofErr w:type="gramStart"/>
-            <w:r>
-              <w:t>COUNT(</w:t>
-            </w:r>
-            <w:proofErr w:type="gramEnd"/>
-            <w:r>
-              <w:t>col) = non-NULL. COUNT(DISTINCT) = unique.</w:t>
+            <w:r>
+              <w:t>COUNT(*) = all rows. COUNT(col) = non-NULL. COUNT(DISTINCT) = unique.</w:t>
             </w:r>
           </w:p>
           <w:p>
@@ -16151,15 +12791,7 @@
               <w:spacing w:after="60"/>
             </w:pPr>
             <w:r>
-              <w:t xml:space="preserve">All aggregates ignore NULL (except </w:t>
-            </w:r>
-            <w:proofErr w:type="gramStart"/>
-            <w:r>
-              <w:t>COUNT(</w:t>
-            </w:r>
-            <w:proofErr w:type="gramEnd"/>
-            <w:r>
-              <w:t>*)).</w:t>
+              <w:t>All aggregates ignore NULL (except COUNT(*)).</w:t>
             </w:r>
           </w:p>
           <w:p>
@@ -16249,15 +12881,7 @@
               <w:spacing w:after="60"/>
             </w:pPr>
             <w:r>
-              <w:t>STRING_</w:t>
-            </w:r>
-            <w:proofErr w:type="gramStart"/>
-            <w:r>
-              <w:t>AGG(</w:t>
-            </w:r>
-            <w:proofErr w:type="gramEnd"/>
-            <w:r>
-              <w:t>col, ', ') = concatenate values per group.</w:t>
+              <w:t>STRING_AGG(col, ', ') = concatenate values per group.</w:t>
             </w:r>
           </w:p>
           <w:p>
@@ -16291,6 +12915,7 @@
     </w:tbl>
     <w:p>
       <w:r>
+        <w:lastRenderedPageBreak/>
         <w:br w:type="page"/>
       </w:r>
     </w:p>
@@ -16328,12 +12953,6 @@
         <w:gridCol w:w="10045"/>
       </w:tblGrid>
       <w:tr>
-        <w:tblPrEx>
-          <w:tblCellMar>
-            <w:top w:w="0" w:type="dxa"/>
-            <w:bottom w:w="0" w:type="dxa"/>
-          </w:tblCellMar>
-        </w:tblPrEx>
         <w:tc>
           <w:tcPr>
             <w:tcW w:w="0" w:type="auto"/>
@@ -16388,15 +13007,7 @@
               <w:t xml:space="preserve">A: </w:t>
             </w:r>
             <w:r>
-              <w:t xml:space="preserve">WHERE filters individual ROWS before GROUP BY runs — it cannot use aggregate functions. HAVING filters GROUPS after GROUP BY — it is designed for aggregate conditions. Example: WHERE salary &gt; 50000 filters employees. HAVING </w:t>
-            </w:r>
-            <w:proofErr w:type="gramStart"/>
-            <w:r>
-              <w:t>AVG(</w:t>
-            </w:r>
-            <w:proofErr w:type="gramEnd"/>
-            <w:r>
-              <w:t>salary) &gt; 50000 filters groups.</w:t>
+              <w:t>WHERE filters individual ROWS before GROUP BY runs — it cannot use aggregate functions. HAVING filters GROUPS after GROUP BY — it is designed for aggregate conditions. Example: WHERE salary &gt; 50000 filters employees. HAVING AVG(salary) &gt; 50000 filters groups.</w:t>
             </w:r>
           </w:p>
         </w:tc>
@@ -16428,12 +13039,6 @@
         <w:gridCol w:w="10045"/>
       </w:tblGrid>
       <w:tr>
-        <w:tblPrEx>
-          <w:tblCellMar>
-            <w:top w:w="0" w:type="dxa"/>
-            <w:bottom w:w="0" w:type="dxa"/>
-          </w:tblCellMar>
-        </w:tblPrEx>
         <w:tc>
           <w:tcPr>
             <w:tcW w:w="0" w:type="auto"/>
@@ -16488,47 +13093,7 @@
               <w:t xml:space="preserve">A: </w:t>
             </w:r>
             <w:r>
-              <w:t xml:space="preserve">AVG ignores NULLs. It equals </w:t>
-            </w:r>
-            <w:proofErr w:type="gramStart"/>
-            <w:r>
-              <w:t>SUM(</w:t>
-            </w:r>
-            <w:proofErr w:type="gramEnd"/>
-            <w:r>
-              <w:t xml:space="preserve">col) / </w:t>
-            </w:r>
-            <w:proofErr w:type="gramStart"/>
-            <w:r>
-              <w:t>COUNT(</w:t>
-            </w:r>
-            <w:proofErr w:type="gramEnd"/>
-            <w:r>
-              <w:t xml:space="preserve">col) — both skip NULLs. </w:t>
-            </w:r>
-            <w:proofErr w:type="gramStart"/>
-            <w:r>
-              <w:t>So</w:t>
-            </w:r>
-            <w:proofErr w:type="gramEnd"/>
-            <w:r>
-              <w:t xml:space="preserve"> 5 values plus 2 NULLs </w:t>
-            </w:r>
-            <w:proofErr w:type="gramStart"/>
-            <w:r>
-              <w:t>divides</w:t>
-            </w:r>
-            <w:proofErr w:type="gramEnd"/>
-            <w:r>
-              <w:t xml:space="preserve"> by 5, not 7. If you want NULLs as 0: </w:t>
-            </w:r>
-            <w:proofErr w:type="gramStart"/>
-            <w:r>
-              <w:t>AVG(COALESCE(</w:t>
-            </w:r>
-            <w:proofErr w:type="gramEnd"/>
-            <w:r>
-              <w:t>col, 0)). If ALL values are NULL, AVG returns NULL.</w:t>
+              <w:t>AVG ignores NULLs. It equals SUM(col) / COUNT(col) — both skip NULLs. So 5 values plus 2 NULLs divides by 5, not 7. If you want NULLs as 0: AVG(COALESCE(col, 0)). If ALL values are NULL, AVG returns NULL.</w:t>
             </w:r>
           </w:p>
         </w:tc>
@@ -16560,12 +13125,6 @@
         <w:gridCol w:w="10045"/>
       </w:tblGrid>
       <w:tr>
-        <w:tblPrEx>
-          <w:tblCellMar>
-            <w:top w:w="0" w:type="dxa"/>
-            <w:bottom w:w="0" w:type="dxa"/>
-          </w:tblCellMar>
-        </w:tblPrEx>
         <w:tc>
           <w:tcPr>
             <w:tcW w:w="0" w:type="auto"/>
@@ -16652,12 +13211,6 @@
         <w:gridCol w:w="10045"/>
       </w:tblGrid>
       <w:tr>
-        <w:tblPrEx>
-          <w:tblCellMar>
-            <w:top w:w="0" w:type="dxa"/>
-            <w:bottom w:w="0" w:type="dxa"/>
-          </w:tblCellMar>
-        </w:tblPrEx>
         <w:tc>
           <w:tcPr>
             <w:tcW w:w="0" w:type="auto"/>
@@ -16682,55 +13235,7 @@
                 <w:sz w:val="16"/>
                 <w:szCs w:val="16"/>
               </w:rPr>
-              <w:t xml:space="preserve">INTERVIEW · </w:t>
-            </w:r>
-            <w:proofErr w:type="gramStart"/>
-            <w:r>
-              <w:rPr>
-                <w:b/>
-                <w:bCs/>
-                <w:color w:val="2F6F4F"/>
-                <w:spacing w:val="20"/>
-                <w:sz w:val="16"/>
-                <w:szCs w:val="16"/>
-              </w:rPr>
-              <w:t>COUNT(</w:t>
-            </w:r>
-            <w:proofErr w:type="gramEnd"/>
-            <w:r>
-              <w:rPr>
-                <w:b/>
-                <w:bCs/>
-                <w:color w:val="2F6F4F"/>
-                <w:spacing w:val="20"/>
-                <w:sz w:val="16"/>
-                <w:szCs w:val="16"/>
-              </w:rPr>
-              <w:t xml:space="preserve">*) VS COUNT(COL) VS </w:t>
-            </w:r>
-            <w:proofErr w:type="gramStart"/>
-            <w:r>
-              <w:rPr>
-                <w:b/>
-                <w:bCs/>
-                <w:color w:val="2F6F4F"/>
-                <w:spacing w:val="20"/>
-                <w:sz w:val="16"/>
-                <w:szCs w:val="16"/>
-              </w:rPr>
-              <w:t>COUNT(</w:t>
-            </w:r>
-            <w:proofErr w:type="gramEnd"/>
-            <w:r>
-              <w:rPr>
-                <w:b/>
-                <w:bCs/>
-                <w:color w:val="2F6F4F"/>
-                <w:spacing w:val="20"/>
-                <w:sz w:val="16"/>
-                <w:szCs w:val="16"/>
-              </w:rPr>
-              <w:t>DISTINCT COL)</w:t>
+              <w:t>INTERVIEW · COUNT(*) VS COUNT(COL) VS COUNT(DISTINCT COL)</w:t>
             </w:r>
           </w:p>
           <w:p>
@@ -16759,53 +13264,8 @@
               </w:rPr>
               <w:t xml:space="preserve">A: </w:t>
             </w:r>
-            <w:proofErr w:type="gramStart"/>
-            <w:r>
-              <w:t>COUNT(</w:t>
-            </w:r>
-            <w:proofErr w:type="gramEnd"/>
-            <w:r>
-              <w:t xml:space="preserve">*) counts ALL rows including NULLs. </w:t>
-            </w:r>
-            <w:proofErr w:type="gramStart"/>
-            <w:r>
-              <w:t>COUNT(</w:t>
-            </w:r>
-            <w:proofErr w:type="gramEnd"/>
-            <w:r>
-              <w:t xml:space="preserve">col) counts rows where col is NOT NULL. </w:t>
-            </w:r>
-            <w:proofErr w:type="gramStart"/>
-            <w:r>
-              <w:t>COUNT(</w:t>
-            </w:r>
-            <w:proofErr w:type="gramEnd"/>
-            <w:r>
-              <w:t xml:space="preserve">DISTINCT col) counts unique non-NULL values. Example: 100 rows with 20 NULL phones and 10 duplicate phones → </w:t>
-            </w:r>
-            <w:proofErr w:type="gramStart"/>
-            <w:r>
-              <w:t>COUNT(</w:t>
-            </w:r>
-            <w:proofErr w:type="gramEnd"/>
-            <w:r>
-              <w:t xml:space="preserve">*) = 100, </w:t>
-            </w:r>
-            <w:proofErr w:type="gramStart"/>
-            <w:r>
-              <w:t>COUNT(</w:t>
-            </w:r>
-            <w:proofErr w:type="gramEnd"/>
-            <w:r>
-              <w:t xml:space="preserve">phone) = 80, </w:t>
-            </w:r>
-            <w:proofErr w:type="gramStart"/>
-            <w:r>
-              <w:t>COUNT(</w:t>
-            </w:r>
-            <w:proofErr w:type="gramEnd"/>
-            <w:r>
-              <w:t>DISTINCT phone) = 70.</w:t>
+            <w:r>
+              <w:t>COUNT(*) counts ALL rows including NULLs. COUNT(col) counts rows where col is NOT NULL. COUNT(DISTINCT col) counts unique non-NULL values. Example: 100 rows with 20 NULL phones and 10 duplicate phones → COUNT(*) = 100, COUNT(phone) = 80, COUNT(DISTINCT phone) = 70.</w:t>
             </w:r>
           </w:p>
         </w:tc>
@@ -16837,12 +13297,6 @@
         <w:gridCol w:w="10045"/>
       </w:tblGrid>
       <w:tr>
-        <w:tblPrEx>
-          <w:tblCellMar>
-            <w:top w:w="0" w:type="dxa"/>
-            <w:bottom w:w="0" w:type="dxa"/>
-          </w:tblCellMar>
-        </w:tblPrEx>
         <w:tc>
           <w:tcPr>
             <w:tcW w:w="0" w:type="auto"/>
@@ -16945,12 +13399,6 @@
         <w:gridCol w:w="10045"/>
       </w:tblGrid>
       <w:tr>
-        <w:tblPrEx>
-          <w:tblCellMar>
-            <w:top w:w="0" w:type="dxa"/>
-            <w:bottom w:w="0" w:type="dxa"/>
-          </w:tblCellMar>
-        </w:tblPrEx>
         <w:tc>
           <w:tcPr>
             <w:tcW w:w="0" w:type="auto"/>
@@ -17045,12 +13493,6 @@
         <w:gridCol w:w="10045"/>
       </w:tblGrid>
       <w:tr>
-        <w:tblPrEx>
-          <w:tblCellMar>
-            <w:top w:w="0" w:type="dxa"/>
-            <w:bottom w:w="0" w:type="dxa"/>
-          </w:tblCellMar>
-        </w:tblPrEx>
         <w:tc>
           <w:tcPr>
             <w:tcW w:w="0" w:type="auto"/>
@@ -17106,23 +13548,7 @@
               <w:t xml:space="preserve">A: </w:t>
             </w:r>
             <w:r>
-              <w:t xml:space="preserve">COUNT tells you HOW MANY rows (count of orders). SUM tells you the TOTAL VALUE (total revenue). </w:t>
-            </w:r>
-            <w:proofErr w:type="gramStart"/>
-            <w:r>
-              <w:t>COUNT(</w:t>
-            </w:r>
-            <w:proofErr w:type="gramEnd"/>
-            <w:r>
-              <w:t xml:space="preserve">CASE WHEN ...) counts matching rows. </w:t>
-            </w:r>
-            <w:proofErr w:type="gramStart"/>
-            <w:r>
-              <w:t>SUM(</w:t>
-            </w:r>
-            <w:proofErr w:type="gramEnd"/>
-            <w:r>
-              <w:t>CASE WHEN ... THEN amount) sums matching amounts. Common mistake: using COUNT when you need SUM for monetary totals.</w:t>
+              <w:t>COUNT tells you HOW MANY rows (count of orders). SUM tells you the TOTAL VALUE (total revenue). COUNT(CASE WHEN ...) counts matching rows. SUM(CASE WHEN ... THEN amount) sums matching amounts. Common mistake: using COUNT when you need SUM for monetary totals.</w:t>
             </w:r>
           </w:p>
         </w:tc>
@@ -17154,12 +13580,6 @@
         <w:gridCol w:w="10045"/>
       </w:tblGrid>
       <w:tr>
-        <w:tblPrEx>
-          <w:tblCellMar>
-            <w:top w:w="0" w:type="dxa"/>
-            <w:bottom w:w="0" w:type="dxa"/>
-          </w:tblCellMar>
-        </w:tblPrEx>
         <w:tc>
           <w:tcPr>
             <w:tcW w:w="0" w:type="auto"/>
@@ -17214,43 +13634,17 @@
               <w:t xml:space="preserve">A: </w:t>
             </w:r>
             <w:r>
-              <w:t>SELECT DATE_</w:t>
-            </w:r>
-            <w:proofErr w:type="gramStart"/>
-            <w:r>
-              <w:t>TRUNC(</w:t>
-            </w:r>
-            <w:proofErr w:type="gramEnd"/>
-            <w:r>
-              <w:t xml:space="preserve">'month', </w:t>
+              <w:t xml:space="preserve">SELECT DATE_TRUNC('month', </w:t>
             </w:r>
             <w:proofErr w:type="spellStart"/>
             <w:r>
               <w:t>order_date</w:t>
             </w:r>
             <w:proofErr w:type="spellEnd"/>
-            <w:proofErr w:type="gramStart"/>
-            <w:r>
-              <w:t>)::</w:t>
-            </w:r>
-            <w:proofErr w:type="gramEnd"/>
-            <w:r>
-              <w:t xml:space="preserve">DATE AS month, </w:t>
-            </w:r>
-            <w:proofErr w:type="gramStart"/>
-            <w:r>
-              <w:t>COUNT(</w:t>
-            </w:r>
-            <w:proofErr w:type="gramEnd"/>
-            <w:r>
-              <w:t>*) AS orders, ROUND(</w:t>
-            </w:r>
-            <w:proofErr w:type="gramStart"/>
-            <w:r>
-              <w:t>SUM(</w:t>
+            <w:r>
+              <w:t>)::DATE AS month, COUNT(*) AS orders, ROUND(SUM(</w:t>
             </w:r>
             <w:proofErr w:type="spellStart"/>
-            <w:proofErr w:type="gramEnd"/>
             <w:r>
               <w:t>net_total</w:t>
             </w:r>
@@ -17259,12 +13653,10 @@
               <w:t xml:space="preserve">), 0) AS revenue FROM </w:t>
             </w:r>
             <w:proofErr w:type="spellStart"/>
-            <w:proofErr w:type="gramStart"/>
             <w:r>
               <w:t>sales.orders</w:t>
             </w:r>
             <w:proofErr w:type="spellEnd"/>
-            <w:proofErr w:type="gramEnd"/>
             <w:r>
               <w:t xml:space="preserve"> GROUP BY month ORDER BY month. This tests GROUP BY + DATE_TRUNC + multiple aggregates — the #1 analytics pattern. Adding growth % requires window functions (Window Functions Part 3).</w:t>
             </w:r>
@@ -17325,12 +13717,6 @@
         <w:gridCol w:w="10070"/>
       </w:tblGrid>
       <w:tr>
-        <w:tblPrEx>
-          <w:tblCellMar>
-            <w:top w:w="0" w:type="dxa"/>
-            <w:bottom w:w="0" w:type="dxa"/>
-          </w:tblCellMar>
-        </w:tblPrEx>
         <w:tc>
           <w:tcPr>
             <w:tcW w:w="0" w:type="auto"/>
@@ -17353,63 +13739,33 @@
             </w:r>
           </w:p>
           <w:p>
-            <w:proofErr w:type="gramStart"/>
-            <w:r>
-              <w:rPr>
-                <w:rFonts w:ascii="Consolas" w:eastAsia="Consolas" w:hAnsi="Consolas" w:cs="Consolas"/>
-                <w:sz w:val="18"/>
-                <w:szCs w:val="18"/>
-              </w:rPr>
-              <w:t>COUNT(</w:t>
-            </w:r>
-            <w:proofErr w:type="gramEnd"/>
-            <w:r>
-              <w:rPr>
-                <w:rFonts w:ascii="Consolas" w:eastAsia="Consolas" w:hAnsi="Consolas" w:cs="Consolas"/>
-                <w:sz w:val="18"/>
-                <w:szCs w:val="18"/>
-              </w:rPr>
-              <w:t>*)            -- all rows</w:t>
-            </w:r>
-          </w:p>
-          <w:p>
-            <w:proofErr w:type="gramStart"/>
-            <w:r>
-              <w:rPr>
-                <w:rFonts w:ascii="Consolas" w:eastAsia="Consolas" w:hAnsi="Consolas" w:cs="Consolas"/>
-                <w:sz w:val="18"/>
-                <w:szCs w:val="18"/>
-              </w:rPr>
-              <w:t xml:space="preserve">COUNT(column)   </w:t>
-            </w:r>
-            <w:proofErr w:type="gramEnd"/>
-            <w:r>
-              <w:rPr>
-                <w:rFonts w:ascii="Consolas" w:eastAsia="Consolas" w:hAnsi="Consolas" w:cs="Consolas"/>
-                <w:sz w:val="18"/>
-                <w:szCs w:val="18"/>
-              </w:rPr>
-              <w:t xml:space="preserve">    -- non-NULL values</w:t>
-            </w:r>
-          </w:p>
-          <w:p>
-            <w:proofErr w:type="gramStart"/>
-            <w:r>
-              <w:rPr>
-                <w:rFonts w:ascii="Consolas" w:eastAsia="Consolas" w:hAnsi="Consolas" w:cs="Consolas"/>
-                <w:sz w:val="18"/>
-                <w:szCs w:val="18"/>
-              </w:rPr>
-              <w:t>COUNT(</w:t>
-            </w:r>
-            <w:proofErr w:type="gramEnd"/>
-            <w:r>
-              <w:rPr>
-                <w:rFonts w:ascii="Consolas" w:eastAsia="Consolas" w:hAnsi="Consolas" w:cs="Consolas"/>
-                <w:sz w:val="18"/>
-                <w:szCs w:val="18"/>
-              </w:rPr>
-              <w:t>DISTINCT col) -- unique non-NULL</w:t>
+            <w:r>
+              <w:rPr>
+                <w:rFonts w:ascii="Consolas" w:eastAsia="Consolas" w:hAnsi="Consolas" w:cs="Consolas"/>
+                <w:sz w:val="18"/>
+                <w:szCs w:val="18"/>
+              </w:rPr>
+              <w:t>COUNT(*)            -- all rows</w:t>
+            </w:r>
+          </w:p>
+          <w:p>
+            <w:r>
+              <w:rPr>
+                <w:rFonts w:ascii="Consolas" w:eastAsia="Consolas" w:hAnsi="Consolas" w:cs="Consolas"/>
+                <w:sz w:val="18"/>
+                <w:szCs w:val="18"/>
+              </w:rPr>
+              <w:t>COUNT(column)       -- non-NULL values</w:t>
+            </w:r>
+          </w:p>
+          <w:p>
+            <w:r>
+              <w:rPr>
+                <w:rFonts w:ascii="Consolas" w:eastAsia="Consolas" w:hAnsi="Consolas" w:cs="Consolas"/>
+                <w:sz w:val="18"/>
+                <w:szCs w:val="18"/>
+              </w:rPr>
+              <w:t>COUNT(DISTINCT col) -- unique non-NULL</w:t>
             </w:r>
           </w:p>
           <w:p>
@@ -17433,71 +13789,33 @@
             </w:r>
           </w:p>
           <w:p>
-            <w:proofErr w:type="gramStart"/>
-            <w:r>
-              <w:rPr>
-                <w:rFonts w:ascii="Consolas" w:eastAsia="Consolas" w:hAnsi="Consolas" w:cs="Consolas"/>
-                <w:sz w:val="18"/>
-                <w:szCs w:val="18"/>
-              </w:rPr>
-              <w:t xml:space="preserve">SUM(column)   </w:t>
-            </w:r>
-            <w:proofErr w:type="gramEnd"/>
-            <w:r>
-              <w:rPr>
-                <w:rFonts w:ascii="Consolas" w:eastAsia="Consolas" w:hAnsi="Consolas" w:cs="Consolas"/>
-                <w:sz w:val="18"/>
-                <w:szCs w:val="18"/>
-              </w:rPr>
-              <w:t xml:space="preserve">       -- total (numeric)</w:t>
-            </w:r>
-          </w:p>
-          <w:p>
-            <w:proofErr w:type="gramStart"/>
-            <w:r>
-              <w:rPr>
-                <w:rFonts w:ascii="Consolas" w:eastAsia="Consolas" w:hAnsi="Consolas" w:cs="Consolas"/>
-                <w:sz w:val="18"/>
-                <w:szCs w:val="18"/>
-              </w:rPr>
-              <w:t xml:space="preserve">AVG(column)   </w:t>
-            </w:r>
-            <w:proofErr w:type="gramEnd"/>
-            <w:r>
-              <w:rPr>
-                <w:rFonts w:ascii="Consolas" w:eastAsia="Consolas" w:hAnsi="Consolas" w:cs="Consolas"/>
-                <w:sz w:val="18"/>
-                <w:szCs w:val="18"/>
-              </w:rPr>
-              <w:t xml:space="preserve">       -- mean (skips NULLs)</w:t>
-            </w:r>
-          </w:p>
-          <w:p>
-            <w:r>
-              <w:rPr>
-                <w:rFonts w:ascii="Consolas" w:eastAsia="Consolas" w:hAnsi="Consolas" w:cs="Consolas"/>
-                <w:sz w:val="18"/>
-                <w:szCs w:val="18"/>
-              </w:rPr>
-              <w:t>ROUND(</w:t>
-            </w:r>
-            <w:proofErr w:type="gramStart"/>
-            <w:r>
-              <w:rPr>
-                <w:rFonts w:ascii="Consolas" w:eastAsia="Consolas" w:hAnsi="Consolas" w:cs="Consolas"/>
-                <w:sz w:val="18"/>
-                <w:szCs w:val="18"/>
-              </w:rPr>
-              <w:t>AVG(</w:t>
-            </w:r>
-            <w:proofErr w:type="gramEnd"/>
-            <w:r>
-              <w:rPr>
-                <w:rFonts w:ascii="Consolas" w:eastAsia="Consolas" w:hAnsi="Consolas" w:cs="Consolas"/>
-                <w:sz w:val="18"/>
-                <w:szCs w:val="18"/>
-              </w:rPr>
-              <w:t>col), 2)   -- rounded average</w:t>
+            <w:r>
+              <w:rPr>
+                <w:rFonts w:ascii="Consolas" w:eastAsia="Consolas" w:hAnsi="Consolas" w:cs="Consolas"/>
+                <w:sz w:val="18"/>
+                <w:szCs w:val="18"/>
+              </w:rPr>
+              <w:t>SUM(column)          -- total (numeric)</w:t>
+            </w:r>
+          </w:p>
+          <w:p>
+            <w:r>
+              <w:rPr>
+                <w:rFonts w:ascii="Consolas" w:eastAsia="Consolas" w:hAnsi="Consolas" w:cs="Consolas"/>
+                <w:sz w:val="18"/>
+                <w:szCs w:val="18"/>
+              </w:rPr>
+              <w:t>AVG(column)          -- mean (skips NULLs)</w:t>
+            </w:r>
+          </w:p>
+          <w:p>
+            <w:r>
+              <w:rPr>
+                <w:rFonts w:ascii="Consolas" w:eastAsia="Consolas" w:hAnsi="Consolas" w:cs="Consolas"/>
+                <w:sz w:val="18"/>
+                <w:szCs w:val="18"/>
+              </w:rPr>
+              <w:t>ROUND(AVG(col), 2)   -- rounded average</w:t>
             </w:r>
           </w:p>
           <w:p>
@@ -17521,23 +13839,13 @@
             </w:r>
           </w:p>
           <w:p>
-            <w:proofErr w:type="gramStart"/>
-            <w:r>
-              <w:rPr>
-                <w:rFonts w:ascii="Consolas" w:eastAsia="Consolas" w:hAnsi="Consolas" w:cs="Consolas"/>
-                <w:sz w:val="18"/>
-                <w:szCs w:val="18"/>
-              </w:rPr>
-              <w:t>MIN(</w:t>
-            </w:r>
-            <w:proofErr w:type="gramEnd"/>
-            <w:r>
-              <w:rPr>
-                <w:rFonts w:ascii="Consolas" w:eastAsia="Consolas" w:hAnsi="Consolas" w:cs="Consolas"/>
-                <w:sz w:val="18"/>
-                <w:szCs w:val="18"/>
-              </w:rPr>
-              <w:t>column) -- smallest (</w:t>
+            <w:r>
+              <w:rPr>
+                <w:rFonts w:ascii="Consolas" w:eastAsia="Consolas" w:hAnsi="Consolas" w:cs="Consolas"/>
+                <w:sz w:val="18"/>
+                <w:szCs w:val="18"/>
+              </w:rPr>
+              <w:t>MIN(column) -- smallest (</w:t>
             </w:r>
             <w:proofErr w:type="spellStart"/>
             <w:r>
@@ -17559,23 +13867,13 @@
             </w:r>
           </w:p>
           <w:p>
-            <w:proofErr w:type="gramStart"/>
-            <w:r>
-              <w:rPr>
-                <w:rFonts w:ascii="Consolas" w:eastAsia="Consolas" w:hAnsi="Consolas" w:cs="Consolas"/>
-                <w:sz w:val="18"/>
-                <w:szCs w:val="18"/>
-              </w:rPr>
-              <w:t>MAX(</w:t>
-            </w:r>
-            <w:proofErr w:type="gramEnd"/>
-            <w:r>
-              <w:rPr>
-                <w:rFonts w:ascii="Consolas" w:eastAsia="Consolas" w:hAnsi="Consolas" w:cs="Consolas"/>
-                <w:sz w:val="18"/>
-                <w:szCs w:val="18"/>
-              </w:rPr>
-              <w:t>column) -- largest (</w:t>
+            <w:r>
+              <w:rPr>
+                <w:rFonts w:ascii="Consolas" w:eastAsia="Consolas" w:hAnsi="Consolas" w:cs="Consolas"/>
+                <w:sz w:val="18"/>
+                <w:szCs w:val="18"/>
+              </w:rPr>
+              <w:t>MAX(column) -- largest (</w:t>
             </w:r>
             <w:proofErr w:type="spellStart"/>
             <w:r>
@@ -17635,12 +13933,6 @@
         <w:gridCol w:w="10070"/>
       </w:tblGrid>
       <w:tr>
-        <w:tblPrEx>
-          <w:tblCellMar>
-            <w:top w:w="0" w:type="dxa"/>
-            <w:bottom w:w="0" w:type="dxa"/>
-          </w:tblCellMar>
-        </w:tblPrEx>
         <w:tc>
           <w:tcPr>
             <w:tcW w:w="0" w:type="auto"/>
@@ -17707,25 +13999,7 @@
                 <w:sz w:val="18"/>
                 <w:szCs w:val="18"/>
               </w:rPr>
-              <w:t>DATE_</w:t>
-            </w:r>
-            <w:proofErr w:type="gramStart"/>
-            <w:r>
-              <w:rPr>
-                <w:rFonts w:ascii="Consolas" w:eastAsia="Consolas" w:hAnsi="Consolas" w:cs="Consolas"/>
-                <w:sz w:val="18"/>
-                <w:szCs w:val="18"/>
-              </w:rPr>
-              <w:t>TRUNC(</w:t>
-            </w:r>
-            <w:proofErr w:type="gramEnd"/>
-            <w:r>
-              <w:rPr>
-                <w:rFonts w:ascii="Consolas" w:eastAsia="Consolas" w:hAnsi="Consolas" w:cs="Consolas"/>
-                <w:sz w:val="18"/>
-                <w:szCs w:val="18"/>
-              </w:rPr>
-              <w:t>'month', date) for monthly</w:t>
+              <w:t>DATE_TRUNC('month', date) for monthly</w:t>
             </w:r>
           </w:p>
           <w:p>
@@ -17805,81 +14079,27 @@
                 <w:sz w:val="18"/>
                 <w:szCs w:val="18"/>
               </w:rPr>
-              <w:t>STRING_</w:t>
-            </w:r>
-            <w:proofErr w:type="gramStart"/>
-            <w:r>
-              <w:rPr>
-                <w:rFonts w:ascii="Consolas" w:eastAsia="Consolas" w:hAnsi="Consolas" w:cs="Consolas"/>
-                <w:sz w:val="18"/>
-                <w:szCs w:val="18"/>
-              </w:rPr>
-              <w:t>AGG(</w:t>
-            </w:r>
-            <w:proofErr w:type="gramEnd"/>
-            <w:r>
-              <w:rPr>
-                <w:rFonts w:ascii="Consolas" w:eastAsia="Consolas" w:hAnsi="Consolas" w:cs="Consolas"/>
-                <w:sz w:val="18"/>
-                <w:szCs w:val="18"/>
-              </w:rPr>
-              <w:t>col, ', ' ORDER BY col)</w:t>
-            </w:r>
-          </w:p>
-          <w:p>
-            <w:r>
-              <w:rPr>
-                <w:rFonts w:ascii="Consolas" w:eastAsia="Consolas" w:hAnsi="Consolas" w:cs="Consolas"/>
-                <w:sz w:val="18"/>
-                <w:szCs w:val="18"/>
-              </w:rPr>
-              <w:t>STRING_</w:t>
-            </w:r>
-            <w:proofErr w:type="gramStart"/>
-            <w:r>
-              <w:rPr>
-                <w:rFonts w:ascii="Consolas" w:eastAsia="Consolas" w:hAnsi="Consolas" w:cs="Consolas"/>
-                <w:sz w:val="18"/>
-                <w:szCs w:val="18"/>
-              </w:rPr>
-              <w:t>AGG(</w:t>
-            </w:r>
-            <w:proofErr w:type="gramEnd"/>
-            <w:r>
-              <w:rPr>
-                <w:rFonts w:ascii="Consolas" w:eastAsia="Consolas" w:hAnsi="Consolas" w:cs="Consolas"/>
-                <w:sz w:val="18"/>
-                <w:szCs w:val="18"/>
-              </w:rPr>
-              <w:t>DISTINCT col, ', ')</w:t>
-            </w:r>
-          </w:p>
-          <w:p>
-            <w:r>
-              <w:rPr>
-                <w:rFonts w:ascii="Consolas" w:eastAsia="Consolas" w:hAnsi="Consolas" w:cs="Consolas"/>
-                <w:sz w:val="18"/>
-                <w:szCs w:val="18"/>
-              </w:rPr>
-              <w:t xml:space="preserve">-- cast non-text: </w:t>
-            </w:r>
-            <w:proofErr w:type="gramStart"/>
-            <w:r>
-              <w:rPr>
-                <w:rFonts w:ascii="Consolas" w:eastAsia="Consolas" w:hAnsi="Consolas" w:cs="Consolas"/>
-                <w:sz w:val="18"/>
-                <w:szCs w:val="18"/>
-              </w:rPr>
-              <w:t>id::</w:t>
-            </w:r>
-            <w:proofErr w:type="gramEnd"/>
-            <w:r>
-              <w:rPr>
-                <w:rFonts w:ascii="Consolas" w:eastAsia="Consolas" w:hAnsi="Consolas" w:cs="Consolas"/>
-                <w:sz w:val="18"/>
-                <w:szCs w:val="18"/>
-              </w:rPr>
-              <w:t>TEXT</w:t>
+              <w:t>STRING_AGG(col, ', ' ORDER BY col)</w:t>
+            </w:r>
+          </w:p>
+          <w:p>
+            <w:r>
+              <w:rPr>
+                <w:rFonts w:ascii="Consolas" w:eastAsia="Consolas" w:hAnsi="Consolas" w:cs="Consolas"/>
+                <w:sz w:val="18"/>
+                <w:szCs w:val="18"/>
+              </w:rPr>
+              <w:t>STRING_AGG(DISTINCT col, ', ')</w:t>
+            </w:r>
+          </w:p>
+          <w:p>
+            <w:r>
+              <w:rPr>
+                <w:rFonts w:ascii="Consolas" w:eastAsia="Consolas" w:hAnsi="Consolas" w:cs="Consolas"/>
+                <w:sz w:val="18"/>
+                <w:szCs w:val="18"/>
+              </w:rPr>
+              <w:t>-- cast non-text: id::TEXT</w:t>
             </w:r>
           </w:p>
         </w:tc>
@@ -17924,12 +14144,6 @@
         <w:gridCol w:w="10045"/>
       </w:tblGrid>
       <w:tr>
-        <w:tblPrEx>
-          <w:tblCellMar>
-            <w:top w:w="0" w:type="dxa"/>
-            <w:bottom w:w="0" w:type="dxa"/>
-          </w:tblCellMar>
-        </w:tblPrEx>
         <w:tc>
           <w:tcPr>
             <w:tcW w:w="0" w:type="auto"/>
@@ -17970,12 +14184,10 @@
               <w:t xml:space="preserve">Count total products, average price (ROUND), min and max price from </w:t>
             </w:r>
             <w:proofErr w:type="spellStart"/>
-            <w:proofErr w:type="gramStart"/>
             <w:r>
               <w:t>products.products</w:t>
             </w:r>
             <w:proofErr w:type="spellEnd"/>
-            <w:proofErr w:type="gramEnd"/>
             <w:r>
               <w:t>.</w:t>
             </w:r>
@@ -18151,12 +14363,6 @@
         <w:gridCol w:w="10045"/>
       </w:tblGrid>
       <w:tr>
-        <w:tblPrEx>
-          <w:tblCellMar>
-            <w:top w:w="0" w:type="dxa"/>
-            <w:bottom w:w="0" w:type="dxa"/>
-          </w:tblCellMar>
-        </w:tblPrEx>
         <w:tc>
           <w:tcPr>
             <w:tcW w:w="0" w:type="auto"/>
@@ -18218,12 +14424,6 @@
         </w:tc>
       </w:tr>
       <w:tr>
-        <w:tblPrEx>
-          <w:tblCellMar>
-            <w:top w:w="0" w:type="dxa"/>
-            <w:bottom w:w="0" w:type="dxa"/>
-          </w:tblCellMar>
-        </w:tblPrEx>
         <w:tc>
           <w:tcPr>
             <w:tcW w:w="0" w:type="auto"/>
